--- a/backend/templates/contract_services_small.docx
+++ b/backend/templates/contract_services_small.docx
@@ -200,7 +200,6 @@
           <w:szCs w:val="24"/>
         </w:rPr>
       </w:pPr>
-      <w:commentRangeStart w:id="0"/>
       <w:r>
         <w:rPr>
           <w:b/>
@@ -427,12 +426,10 @@
         </w:rPr>
         <w:t xml:space="preserve"> {{contractor_ogrnip}}),</w:t>
       </w:r>
-      <w:commentRangeEnd w:id="0"/>
       <w:r>
         <w:rPr>
           <w:rStyle w:val="a5"/>
         </w:rPr>
-        <w:commentReference w:id="0"/>
       </w:r>
     </w:p>
     <w:p>
@@ -730,7 +727,6 @@
           <w:highlight w:val="yellow"/>
         </w:rPr>
       </w:pPr>
-      <w:commentRangeStart w:id="1"/>
       <w:r>
         <w:rPr>
           <w:i/>
@@ -786,12 +782,10 @@
         <w:tab/>
         <w:t>1.2. Дата оказания услуг: {{service_deadline_date}}.</w:t>
       </w:r>
-      <w:commentRangeEnd w:id="1"/>
       <w:r>
         <w:rPr>
           <w:rStyle w:val="a5"/>
         </w:rPr>
-        <w:commentReference w:id="1"/>
       </w:r>
     </w:p>
     <w:p>
@@ -864,7 +858,6 @@
           <w:szCs w:val="24"/>
         </w:rPr>
       </w:pPr>
-      <w:commentRangeStart w:id="2"/>
       <w:r>
         <w:rPr>
           <w:i/>
@@ -875,12 +868,10 @@
         </w:rPr>
         <w:t>Исполнитель вправе досрочно оказать Услуги по согласованию с Заказчиком.</w:t>
       </w:r>
-      <w:commentRangeEnd w:id="2"/>
       <w:r>
         <w:rPr>
           <w:rStyle w:val="a5"/>
         </w:rPr>
-        <w:commentReference w:id="2"/>
       </w:r>
     </w:p>
     <w:p>
@@ -1056,7 +1047,6 @@
           <w:szCs w:val="24"/>
         </w:rPr>
       </w:pPr>
-      <w:commentRangeStart w:id="3"/>
       <w:r>
         <w:rPr>
           <w:i/>
@@ -1157,12 +1147,10 @@
         </w:rPr>
         <w:t>по Договору.</w:t>
       </w:r>
-      <w:commentRangeEnd w:id="3"/>
       <w:r>
         <w:rPr>
           <w:rStyle w:val="a5"/>
         </w:rPr>
-        <w:commentReference w:id="3"/>
       </w:r>
     </w:p>
     <w:p>
@@ -1369,7 +1357,6 @@
         </w:rPr>
         <w:t xml:space="preserve"> </w:t>
       </w:r>
-      <w:commentRangeStart w:id="4"/>
       <w:r>
         <w:rPr>
           <w:i/>
@@ -1378,7 +1365,7 @@
           <w:szCs w:val="24"/>
           <w:highlight w:val="yellow"/>
         </w:rPr>
-        <w:t>(в т.ч. третьих лиц, привлеченных Исполнителем)</w:t>
+        <w:t xml:space="preserve">{%- if third_party_involved %}{%- if third_party_involved %}(в т.ч. третьих лиц, привлеченных Исполнителем){%- endif %}{%- endif %}</w:t>
       </w:r>
       <w:r>
         <w:rPr>
@@ -1387,12 +1374,10 @@
         </w:rPr>
         <w:t xml:space="preserve">, </w:t>
       </w:r>
-      <w:commentRangeEnd w:id="4"/>
       <w:r>
         <w:rPr>
           <w:rStyle w:val="a5"/>
         </w:rPr>
-        <w:commentReference w:id="4"/>
       </w:r>
       <w:r>
         <w:rPr>
@@ -3396,7 +3381,7 @@
           <w:sz w:val="24"/>
           <w:szCs w:val="24"/>
         </w:rPr>
-        <w:t>15 (пятнадцати)</w:t>
+        <w:t>{{warranty_period_days}}</w:t>
       </w:r>
       <w:r>
         <w:rPr>
@@ -3988,7 +3973,6 @@
         </w:rPr>
         <w:t xml:space="preserve">{{contract_price_num}} ({{contract_price_words}}) рублей, </w:t>
       </w:r>
-      <w:commentRangeStart w:id="5"/>
       <w:r>
         <w:rPr>
           <w:i/>
@@ -4006,14 +3990,12 @@
           <w:sz w:val="24"/>
           <w:szCs w:val="24"/>
         </w:rPr>
-        <w:t xml:space="preserve">{% if vat_applicable %}{% if vat_rate == 20 %}в том числе НДС 20%% — {{vat_amount_num}} ({{vat_amount_words}}) рублей{% endif %}{% if vat_rate == 5 %}в том числе НДС 5%% — {{vat_amount_num}} ({{vat_amount_words}}) рублей{% endif %}{% else %}НДС не облагается на основании {{vat_exemption_article}} НК РФ{% endif %}</w:t>
-      </w:r>
-      <w:commentRangeEnd w:id="5"/>
+        <w:t xml:space="preserve">{%- if vat_applicable %}{%- if vat_rate == 20 %}в том числе НДС 20%% — {{vat_amount_num}} ({{vat_amount_words}}) рублей{%- endif %}{%- if vat_rate == 10 %}в том числе НДС 10%% — {{vat_amount_num}} ({{vat_amount_words}}) рублей{%- endif %}{%- if vat_rate == 5 %}в том числе НДС 5%% — {{vat_amount_num}} ({{vat_amount_words}}) рублей{%- endif %}{%- else %}НДС не облагается на основании {{vat_exemption_article}} НК РФ{%- endif %}</w:t>
+      </w:r>
       <w:r>
         <w:rPr>
           <w:rStyle w:val="a5"/>
         </w:rPr>
-        <w:commentReference w:id="5"/>
       </w:r>
     </w:p>
     <w:p>
@@ -4041,7 +4023,6 @@
           <w:szCs w:val="24"/>
         </w:rPr>
       </w:pPr>
-      <w:commentRangeStart w:id="6"/>
       <w:r>
         <w:rPr>
           <w:i/>
@@ -4133,12 +4114,10 @@
         </w:rPr>
         <w:t>в соответствующий период/срок.</w:t>
       </w:r>
-      <w:commentRangeEnd w:id="6"/>
       <w:r>
         <w:rPr>
           <w:rStyle w:val="a5"/>
         </w:rPr>
-        <w:commentReference w:id="6"/>
       </w:r>
     </w:p>
     <w:p>
@@ -4166,7 +4145,6 @@
           <w:szCs w:val="24"/>
         </w:rPr>
       </w:pPr>
-      <w:commentRangeStart w:id="7"/>
       <w:r>
         <w:rPr>
           <w:i/>
@@ -4227,12 +4205,10 @@
         </w:rPr>
         <w:t>по ставке, применяемой Исполнителем и/или применимой для Исполнителя в соответствующий период/срок.</w:t>
       </w:r>
-      <w:commentRangeEnd w:id="7"/>
       <w:r>
         <w:rPr>
           <w:rStyle w:val="a5"/>
         </w:rPr>
-        <w:commentReference w:id="7"/>
       </w:r>
     </w:p>
     <w:p>
@@ -4270,7 +4246,6 @@
         </w:rPr>
         <w:t xml:space="preserve">осуществляются без авансирования в безналичной форме путем перечисления денежных средств на расчетный счет Исполнителя за фактически оказанные Услуги течение </w:t>
       </w:r>
-      <w:commentRangeStart w:id="8"/>
       <w:r>
         <w:rPr>
           <w:i/>
@@ -4279,2467 +4254,2422 @@
           <w:szCs w:val="24"/>
           <w:highlight w:val="yellow"/>
         </w:rPr>
-        <w:t>1</w:t>
-      </w:r>
-      <w:r>
+        <w:t xml:space="preserve">{{warranty_period_days}} рабочих дней</w:t>
+      </w:r>
+      <w:r>
+        <w:rPr>
+          <w:sz w:val="24"/>
+          <w:szCs w:val="24"/>
+        </w:rPr>
+        <w:t xml:space="preserve"> </w:t>
+      </w:r>
+      <w:r>
+        <w:rPr>
+          <w:rStyle w:val="a5"/>
+        </w:rPr>
+      </w:r>
+      <w:r>
+        <w:rPr>
+          <w:sz w:val="24"/>
+          <w:szCs w:val="24"/>
+        </w:rPr>
+        <w:t>с даты подписания Заказчиком Акта</w:t>
+      </w:r>
+      <w:r>
+        <w:rPr>
+          <w:sz w:val="24"/>
+          <w:szCs w:val="24"/>
+        </w:rPr>
+        <w:t xml:space="preserve"> </w:t>
+      </w:r>
+      <w:r>
+        <w:rPr>
+          <w:sz w:val="24"/>
+          <w:szCs w:val="24"/>
+        </w:rPr>
+        <w:br/>
+      </w:r>
+      <w:r>
+        <w:rPr>
+          <w:sz w:val="24"/>
+          <w:szCs w:val="24"/>
+        </w:rPr>
+        <w:t>или УПД</w:t>
+      </w:r>
+      <w:r>
+        <w:rPr>
+          <w:sz w:val="24"/>
+          <w:szCs w:val="24"/>
+        </w:rPr>
+        <w:t>, на основании предоставленных Исполнителем счета и счета-фактуры</w:t>
+      </w:r>
+      <w:r>
+        <w:rPr>
+          <w:sz w:val="24"/>
+          <w:szCs w:val="24"/>
+        </w:rPr>
+        <w:t xml:space="preserve"> </w:t>
+      </w:r>
+      <w:r>
+        <w:rPr>
+          <w:sz w:val="24"/>
+          <w:szCs w:val="24"/>
+        </w:rPr>
+        <w:br/>
+      </w:r>
+      <w:r>
+        <w:rPr>
+          <w:sz w:val="24"/>
+          <w:szCs w:val="24"/>
+        </w:rPr>
+        <w:t>(если применимо)</w:t>
+      </w:r>
+      <w:r>
+        <w:rPr>
+          <w:sz w:val="24"/>
+          <w:szCs w:val="24"/>
+        </w:rPr>
+        <w:t xml:space="preserve">. Платеж считается осуществленным с момента списания </w:t>
+      </w:r>
+      <w:r>
+        <w:rPr>
+          <w:sz w:val="24"/>
+          <w:szCs w:val="24"/>
+        </w:rPr>
+        <w:t xml:space="preserve">денежных </w:t>
+      </w:r>
+      <w:r>
+        <w:rPr>
+          <w:sz w:val="24"/>
+          <w:szCs w:val="24"/>
+        </w:rPr>
+        <w:t>средств со счета Заказчика</w:t>
+      </w:r>
+      <w:r>
+        <w:rPr>
+          <w:sz w:val="24"/>
+          <w:szCs w:val="24"/>
+        </w:rPr>
+        <w:t>.</w:t>
+      </w:r>
+    </w:p>
+    <w:p>
+      <w:pPr>
+        <w:spacing w:after="0"/>
+        <w:jc w:val="both"/>
+        <w:rPr>
+          <w:sz w:val="24"/>
+          <w:szCs w:val="24"/>
+        </w:rPr>
+      </w:pPr>
+      <w:r>
+        <w:rPr>
+          <w:sz w:val="24"/>
+          <w:szCs w:val="24"/>
+        </w:rPr>
+        <w:tab/>
+        <w:t>4.3. Цена, указанная в п. 4.1. Договора является твердой и изменению не подлежит.</w:t>
+      </w:r>
+    </w:p>
+    <w:p>
+      <w:pPr>
+        <w:spacing w:after="0"/>
+        <w:jc w:val="both"/>
+        <w:rPr>
+          <w:sz w:val="24"/>
+          <w:szCs w:val="24"/>
+        </w:rPr>
+      </w:pPr>
+      <w:r>
+        <w:rPr>
+          <w:sz w:val="24"/>
+          <w:szCs w:val="24"/>
+        </w:rPr>
+        <w:tab/>
+        <w:t xml:space="preserve">4.4. В </w:t>
+      </w:r>
+      <w:r>
+        <w:rPr>
+          <w:sz w:val="24"/>
+          <w:szCs w:val="24"/>
+        </w:rPr>
+        <w:t xml:space="preserve">случае неисполнения или ненадлежащего выполнения Исполнителем своих обязательств, предусмотренных Договором, Заказчик вправе произвести оплату </w:t>
+      </w:r>
+      <w:r>
+        <w:rPr>
+          <w:sz w:val="24"/>
+          <w:szCs w:val="24"/>
+        </w:rPr>
+        <w:br/>
+      </w:r>
+      <w:r>
+        <w:rPr>
+          <w:sz w:val="24"/>
+          <w:szCs w:val="24"/>
+        </w:rPr>
+        <w:t>по Договору за вычетом соответствующего размера неустойки (штрафа, пени).</w:t>
+      </w:r>
+    </w:p>
+    <w:p>
+      <w:pPr>
+        <w:spacing w:after="0"/>
+        <w:jc w:val="both"/>
         <w:rPr>
           <w:i/>
           <w:iCs/>
           <w:sz w:val="24"/>
           <w:szCs w:val="24"/>
-          <w:highlight w:val="yellow"/>
+        </w:rPr>
+      </w:pPr>
+      <w:r>
+        <w:rPr>
+          <w:sz w:val="24"/>
+          <w:szCs w:val="24"/>
+        </w:rPr>
+        <w:tab/>
+        <w:t xml:space="preserve">4.5. </w:t>
+      </w:r>
+      <w:r>
+        <w:rPr>
+          <w:sz w:val="24"/>
+          <w:szCs w:val="24"/>
+        </w:rPr>
+        <w:t xml:space="preserve">Финансирование </w:t>
+      </w:r>
+      <w:r>
+        <w:rPr>
+          <w:rFonts w:eastAsia="Times New Roman" w:cs="Times New Roman"/>
+          <w:color w:val="000000"/>
+          <w:sz w:val="24"/>
+          <w:szCs w:val="24"/>
+          <w:lang w:eastAsia="ru-RU"/>
+        </w:rPr>
+        <w:t xml:space="preserve">Договора осуществляется в рамках соглашения о предоставлении субсидии, заключенного между ВСКС и Министерством просвещения Российской Федерации № 073-10-2025-088 от </w:t>
+      </w:r>
+      <w:r>
+        <w:rPr>
+          <w:rFonts w:eastAsia="Times New Roman" w:cs="Times New Roman"/>
+          <w:color w:val="000000"/>
+          <w:sz w:val="24"/>
+          <w:szCs w:val="24"/>
+          <w:lang w:eastAsia="ru-RU"/>
+        </w:rPr>
+        <w:t>22</w:t>
+      </w:r>
+      <w:r>
+        <w:rPr>
+          <w:rFonts w:eastAsia="Times New Roman" w:cs="Times New Roman"/>
+          <w:color w:val="000000"/>
+          <w:sz w:val="24"/>
+          <w:szCs w:val="24"/>
+          <w:lang w:eastAsia="ru-RU"/>
+        </w:rPr>
+        <w:t>.0</w:t>
+      </w:r>
+      <w:r>
+        <w:rPr>
+          <w:rFonts w:eastAsia="Times New Roman" w:cs="Times New Roman"/>
+          <w:color w:val="000000"/>
+          <w:sz w:val="24"/>
+          <w:szCs w:val="24"/>
+          <w:lang w:eastAsia="ru-RU"/>
+        </w:rPr>
+        <w:t>4</w:t>
+      </w:r>
+      <w:r>
+        <w:rPr>
+          <w:rFonts w:eastAsia="Times New Roman" w:cs="Times New Roman"/>
+          <w:color w:val="000000"/>
+          <w:sz w:val="24"/>
+          <w:szCs w:val="24"/>
+          <w:lang w:eastAsia="ru-RU"/>
+        </w:rPr>
+        <w:t>.202</w:t>
+      </w:r>
+      <w:r>
+        <w:rPr>
+          <w:rFonts w:eastAsia="Times New Roman" w:cs="Times New Roman"/>
+          <w:color w:val="000000"/>
+          <w:sz w:val="24"/>
+          <w:szCs w:val="24"/>
+          <w:lang w:eastAsia="ru-RU"/>
         </w:rPr>
         <w:t>5</w:t>
       </w:r>
+      <w:r>
+        <w:rPr>
+          <w:rFonts w:eastAsia="Times New Roman" w:cs="Times New Roman"/>
+          <w:color w:val="000000"/>
+          <w:sz w:val="24"/>
+          <w:szCs w:val="24"/>
+          <w:lang w:eastAsia="ru-RU"/>
+        </w:rPr>
+        <w:t xml:space="preserve"> г. В связи с оплатой стоимости настоящего договора за счет средств федеральной субсидии, подрядчик (Исполнитель) дает свое согласие на осуществление главным распорядителем бюджетных средств, предоставившим субсидию (Министерство просвещения Российской Федерации), и органами государственного (муниципального) финансового контроля проверок (в т.ч. в соответствии со статьями 268.1 и 269.2 Бюджетного кодекса Российской Федерации) соблюдения Заказчиком условий, целей и порядка предоставления субсидии</w:t>
+      </w:r>
+      <w:r>
+        <w:rPr>
+          <w:rFonts w:eastAsia="Times New Roman" w:cs="Times New Roman"/>
+          <w:color w:val="000000"/>
+          <w:sz w:val="24"/>
+          <w:szCs w:val="24"/>
+          <w:lang w:eastAsia="ru-RU"/>
+        </w:rPr>
+        <w:t xml:space="preserve">, в том числе в части достижения результатов предоставления </w:t>
+      </w:r>
+      <w:r>
+        <w:rPr>
+          <w:rFonts w:eastAsia="Times New Roman" w:cs="Times New Roman"/>
+          <w:color w:val="000000"/>
+          <w:sz w:val="24"/>
+          <w:szCs w:val="24"/>
+          <w:lang w:eastAsia="ru-RU"/>
+        </w:rPr>
+        <w:t>субсидии</w:t>
+      </w:r>
+      <w:r>
+        <w:rPr>
+          <w:sz w:val="24"/>
+          <w:szCs w:val="24"/>
+        </w:rPr>
+        <w:t>.</w:t>
+      </w:r>
+    </w:p>
+    <w:p>
+      <w:pPr>
+        <w:spacing w:after="0"/>
+        <w:jc w:val="both"/>
+        <w:rPr>
+          <w:sz w:val="24"/>
+          <w:szCs w:val="24"/>
+        </w:rPr>
+      </w:pPr>
       <w:r>
         <w:rPr>
           <w:i/>
           <w:iCs/>
           <w:sz w:val="24"/>
           <w:szCs w:val="24"/>
-          <w:highlight w:val="yellow"/>
-        </w:rPr>
-        <w:t xml:space="preserve"> (</w:t>
-      </w:r>
-      <w:r>
+        </w:rPr>
+        <w:tab/>
+      </w:r>
+      <w:r>
+        <w:rPr>
+          <w:sz w:val="24"/>
+          <w:szCs w:val="24"/>
+        </w:rPr>
+        <w:t xml:space="preserve">{% if subsidy_extra_clause_1 %}{% if subsidy_extra_clause_1 %}4.5.1. В связи с финансированием Договора за счет средств субсидии, установленной п. 4.5. Договора, Подрядчик (Исполнитель) обязуется вести</w:t>
+      </w:r>
+      <w:r>
+        <w:rPr>
+          <w:sz w:val="24"/>
+          <w:szCs w:val="24"/>
+        </w:rPr>
+        <w:t xml:space="preserve"> раздельн</w:t>
+      </w:r>
+      <w:r>
+        <w:rPr>
+          <w:sz w:val="24"/>
+          <w:szCs w:val="24"/>
+        </w:rPr>
+        <w:t>ый</w:t>
+      </w:r>
+      <w:r>
+        <w:rPr>
+          <w:sz w:val="24"/>
+          <w:szCs w:val="24"/>
+        </w:rPr>
+        <w:t xml:space="preserve"> учет расходов, </w:t>
+      </w:r>
+      <w:r>
+        <w:rPr>
+          <w:sz w:val="24"/>
+          <w:szCs w:val="24"/>
+        </w:rPr>
+        <w:br/>
+      </w:r>
+      <w:r>
+        <w:rPr>
+          <w:sz w:val="24"/>
+          <w:szCs w:val="24"/>
+        </w:rPr>
+        <w:t>а также предоставл</w:t>
+      </w:r>
+      <w:r>
+        <w:rPr>
+          <w:sz w:val="24"/>
+          <w:szCs w:val="24"/>
+        </w:rPr>
+        <w:t>ять</w:t>
+      </w:r>
+      <w:r>
+        <w:rPr>
+          <w:sz w:val="24"/>
+          <w:szCs w:val="24"/>
+        </w:rPr>
+        <w:t xml:space="preserve"> по требованию </w:t>
+      </w:r>
+      <w:r>
+        <w:rPr>
+          <w:sz w:val="24"/>
+          <w:szCs w:val="24"/>
+        </w:rPr>
+        <w:t>З</w:t>
+      </w:r>
+      <w:r>
+        <w:rPr>
+          <w:sz w:val="24"/>
+          <w:szCs w:val="24"/>
+        </w:rPr>
+        <w:t>аказчика</w:t>
+      </w:r>
+      <w:r>
+        <w:rPr>
+          <w:sz w:val="24"/>
+          <w:szCs w:val="24"/>
+        </w:rPr>
+        <w:t xml:space="preserve"> и </w:t>
+      </w:r>
+      <w:r>
+        <w:rPr>
+          <w:sz w:val="24"/>
+          <w:szCs w:val="24"/>
+        </w:rPr>
+        <w:t>органов финансового контроля</w:t>
+      </w:r>
+      <w:r>
+        <w:rPr>
+          <w:sz w:val="24"/>
+          <w:szCs w:val="24"/>
+        </w:rPr>
+        <w:t xml:space="preserve"> </w:t>
+      </w:r>
+      <w:r>
+        <w:rPr>
+          <w:sz w:val="24"/>
+          <w:szCs w:val="24"/>
+        </w:rPr>
+        <w:br/>
+      </w:r>
+      <w:r>
+        <w:rPr>
+          <w:sz w:val="24"/>
+          <w:szCs w:val="24"/>
+        </w:rPr>
+        <w:t>(в т.ч. указанных в п. 4.5. Договора)</w:t>
+      </w:r>
+      <w:r>
+        <w:rPr>
+          <w:sz w:val="24"/>
+          <w:szCs w:val="24"/>
+        </w:rPr>
+        <w:t xml:space="preserve"> первичны</w:t>
+      </w:r>
+      <w:r>
+        <w:rPr>
+          <w:sz w:val="24"/>
+          <w:szCs w:val="24"/>
+        </w:rPr>
+        <w:t>е</w:t>
+      </w:r>
+      <w:r>
+        <w:rPr>
+          <w:sz w:val="24"/>
+          <w:szCs w:val="24"/>
+        </w:rPr>
+        <w:t xml:space="preserve"> документ</w:t>
+      </w:r>
+      <w:r>
+        <w:rPr>
+          <w:sz w:val="24"/>
+          <w:szCs w:val="24"/>
+        </w:rPr>
+        <w:t>ы</w:t>
+      </w:r>
+      <w:r>
+        <w:rPr>
+          <w:sz w:val="24"/>
+          <w:szCs w:val="24"/>
+        </w:rPr>
+        <w:t>, подтверждающи</w:t>
+      </w:r>
+      <w:r>
+        <w:rPr>
+          <w:sz w:val="24"/>
+          <w:szCs w:val="24"/>
+        </w:rPr>
+        <w:t>е</w:t>
+      </w:r>
+      <w:r>
+        <w:rPr>
+          <w:sz w:val="24"/>
+          <w:szCs w:val="24"/>
+        </w:rPr>
+        <w:t xml:space="preserve"> фактически понесенные затраты</w:t>
+      </w:r>
+      <w:r>
+        <w:rPr>
+          <w:sz w:val="24"/>
+          <w:szCs w:val="24"/>
+        </w:rPr>
+        <w:t xml:space="preserve">. Обязательства, установленные настоящим пунктом, </w:t>
+      </w:r>
+      <w:r>
+        <w:rPr>
+          <w:sz w:val="24"/>
+          <w:szCs w:val="24"/>
+        </w:rPr>
+        <w:t>ра</w:t>
+      </w:r>
+      <w:r>
+        <w:rPr>
+          <w:sz w:val="24"/>
+          <w:szCs w:val="24"/>
+        </w:rPr>
+        <w:t xml:space="preserve">спространяются также на субподрядчиков (привлеченных Подрядчиком </w:t>
+      </w:r>
+      <w:r>
+        <w:rPr>
+          <w:sz w:val="24"/>
+          <w:szCs w:val="24"/>
+        </w:rPr>
+        <w:t>(</w:t>
+      </w:r>
+      <w:r>
+        <w:rPr>
+          <w:sz w:val="24"/>
+          <w:szCs w:val="24"/>
+        </w:rPr>
+        <w:t>Исполнителем)), вплоть до</w:t>
+      </w:r>
+      <w:r>
+        <w:rPr>
+          <w:sz w:val="24"/>
+          <w:szCs w:val="24"/>
+        </w:rPr>
+        <w:t xml:space="preserve"> последнего уровня</w:t>
+      </w:r>
+      <w:r>
+        <w:rPr>
+          <w:sz w:val="24"/>
+          <w:szCs w:val="24"/>
+        </w:rPr>
+        <w:t xml:space="preserve">.{% endif %}{% endif %}</w:t>
+      </w:r>
+    </w:p>
+    <w:p>
+      <w:pPr>
+        <w:spacing w:after="0"/>
+        <w:jc w:val="both"/>
+        <w:rPr>
+          <w:sz w:val="24"/>
+          <w:szCs w:val="24"/>
+        </w:rPr>
+      </w:pPr>
+      <w:r>
+        <w:rPr>
+          <w:sz w:val="24"/>
+          <w:szCs w:val="24"/>
+        </w:rPr>
+        <w:tab/>
+      </w:r>
+      <w:r>
+        <w:rPr>
+          <w:sz w:val="24"/>
+          <w:szCs w:val="24"/>
+        </w:rPr>
+        <w:t xml:space="preserve">4.6. В случае уменьшения </w:t>
+      </w:r>
+      <w:r>
+        <w:rPr>
+          <w:rFonts w:eastAsia="Times New Roman" w:cs="Times New Roman"/>
+          <w:color w:val="000000"/>
+          <w:sz w:val="24"/>
+          <w:szCs w:val="24"/>
+          <w:lang w:eastAsia="ru-RU"/>
+        </w:rPr>
+        <w:t>Министерств</w:t>
+      </w:r>
+      <w:r>
+        <w:rPr>
+          <w:rFonts w:eastAsia="Times New Roman" w:cs="Times New Roman"/>
+          <w:color w:val="000000"/>
+          <w:sz w:val="24"/>
+          <w:szCs w:val="24"/>
+          <w:lang w:eastAsia="ru-RU"/>
+        </w:rPr>
+        <w:t>у</w:t>
+      </w:r>
+      <w:r>
+        <w:rPr>
+          <w:rFonts w:eastAsia="Times New Roman" w:cs="Times New Roman"/>
+          <w:color w:val="000000"/>
+          <w:sz w:val="24"/>
+          <w:szCs w:val="24"/>
+          <w:lang w:eastAsia="ru-RU"/>
+        </w:rPr>
+        <w:t xml:space="preserve"> просвещения Российской Федерации</w:t>
+      </w:r>
+      <w:r>
+        <w:rPr>
+          <w:rFonts w:eastAsia="Times New Roman" w:cs="Times New Roman"/>
+          <w:color w:val="000000"/>
+          <w:sz w:val="24"/>
+          <w:szCs w:val="24"/>
+          <w:lang w:eastAsia="ru-RU"/>
+        </w:rPr>
+        <w:t xml:space="preserve"> </w:t>
+      </w:r>
+      <w:r>
+        <w:rPr>
+          <w:sz w:val="24"/>
+          <w:szCs w:val="24"/>
+        </w:rPr>
+        <w:t xml:space="preserve">как получателю средств федерального бюджета ранее доведенных лимитов бюджетных обязательств, приводящего к невозможности предоставления Субсидии </w:t>
+      </w:r>
+      <w:r>
+        <w:rPr>
+          <w:sz w:val="24"/>
+          <w:szCs w:val="24"/>
+        </w:rPr>
+        <w:br/>
+      </w:r>
+      <w:r>
+        <w:rPr>
+          <w:sz w:val="24"/>
+          <w:szCs w:val="24"/>
+        </w:rPr>
+        <w:t>для ВСКС в размере, определенным соглашением, указанным в п. 4.5. настоящего Договора, Стороны проводят переговоры по согласованию новых условий настоящего Договора и заключают соответствующее дополнительное соглашение к настоящему Договору, а в случае недостижения Сторонами настоящего Договора таких новых условий, расторгают настоящий Договор.</w:t>
+      </w:r>
+    </w:p>
+    <w:p>
+      <w:pPr>
+        <w:spacing w:after="0"/>
+        <w:jc w:val="center"/>
+        <w:rPr>
+          <w:b/>
+          <w:bCs/>
+          <w:sz w:val="24"/>
+          <w:szCs w:val="24"/>
+        </w:rPr>
+      </w:pPr>
+      <w:r>
+        <w:rPr>
+          <w:b/>
+          <w:bCs/>
+          <w:sz w:val="24"/>
+          <w:szCs w:val="24"/>
+        </w:rPr>
+        <w:t>5. Ответственность Сторон</w:t>
+      </w:r>
+    </w:p>
+    <w:p>
+      <w:pPr>
+        <w:spacing w:after="0"/>
+        <w:ind w:firstLine="708"/>
+        <w:jc w:val="both"/>
+        <w:rPr>
+          <w:sz w:val="24"/>
+          <w:szCs w:val="24"/>
+        </w:rPr>
+      </w:pPr>
+      <w:r>
+        <w:rPr>
+          <w:sz w:val="24"/>
+          <w:szCs w:val="24"/>
+        </w:rPr>
+        <w:t xml:space="preserve">5.1. За </w:t>
+      </w:r>
+      <w:r>
+        <w:rPr>
+          <w:sz w:val="24"/>
+          <w:szCs w:val="24"/>
+        </w:rPr>
+        <w:t>невыполнение или ненадлежащее</w:t>
+      </w:r>
+      <w:r>
+        <w:rPr>
+          <w:sz w:val="24"/>
+          <w:szCs w:val="24"/>
+        </w:rPr>
+        <w:t xml:space="preserve"> </w:t>
+      </w:r>
+      <w:r>
+        <w:rPr>
+          <w:sz w:val="24"/>
+          <w:szCs w:val="24"/>
+        </w:rPr>
+        <w:t xml:space="preserve">выполнение обязательств, предусмотренных настоящим Договором, Стороны несут ответственность в соответствии </w:t>
+      </w:r>
+      <w:r>
+        <w:rPr>
+          <w:sz w:val="24"/>
+          <w:szCs w:val="24"/>
+        </w:rPr>
+        <w:br/>
+      </w:r>
+      <w:r>
+        <w:rPr>
+          <w:sz w:val="24"/>
+          <w:szCs w:val="24"/>
+        </w:rPr>
+        <w:t>с действующим законодательством и Договором</w:t>
+      </w:r>
+      <w:r>
+        <w:rPr>
+          <w:sz w:val="24"/>
+          <w:szCs w:val="24"/>
+        </w:rPr>
+        <w:t>.</w:t>
+      </w:r>
+    </w:p>
+    <w:p>
+      <w:pPr>
+        <w:spacing w:after="0"/>
+        <w:ind w:firstLine="708"/>
+        <w:jc w:val="both"/>
+        <w:rPr>
+          <w:sz w:val="24"/>
+          <w:szCs w:val="24"/>
+        </w:rPr>
+      </w:pPr>
+      <w:r>
+        <w:rPr>
+          <w:sz w:val="24"/>
+          <w:szCs w:val="24"/>
+        </w:rPr>
+        <w:t xml:space="preserve">5.2. В </w:t>
+      </w:r>
+      <w:r>
+        <w:rPr>
+          <w:sz w:val="24"/>
+          <w:szCs w:val="24"/>
+        </w:rPr>
+        <w:t xml:space="preserve">случае просрочки исполнения Заказчиком обязательств по оплате оказанных и принятых Услуг, предусмотренных Договором, Исполнитель вправе потребовать уплаты пени. Пеня начисляется за каждый день просрочки платежа, начиная со дня, следующего после дня истечения срока оплаты, в размере одной трехсотой ключевой ставки Центрального банка Российской Федерации, действующей на дату уплаты пеней, </w:t>
+      </w:r>
+      <w:r>
+        <w:rPr>
+          <w:sz w:val="24"/>
+          <w:szCs w:val="24"/>
+        </w:rPr>
+        <w:br/>
+      </w:r>
+      <w:r>
+        <w:rPr>
+          <w:sz w:val="24"/>
+          <w:szCs w:val="24"/>
+        </w:rPr>
+        <w:t xml:space="preserve">от невыплаченной </w:t>
+      </w:r>
+      <w:r>
+        <w:rPr>
+          <w:sz w:val="24"/>
+          <w:szCs w:val="24"/>
+        </w:rPr>
+        <w:t xml:space="preserve">в срок </w:t>
+      </w:r>
+      <w:r>
+        <w:rPr>
+          <w:sz w:val="24"/>
+          <w:szCs w:val="24"/>
+        </w:rPr>
+        <w:t>суммы</w:t>
+      </w:r>
+      <w:r>
+        <w:rPr>
+          <w:sz w:val="24"/>
+          <w:szCs w:val="24"/>
+        </w:rPr>
+        <w:t xml:space="preserve">, но не более </w:t>
+      </w:r>
+      <w:r>
+        <w:rPr>
+          <w:sz w:val="24"/>
+          <w:szCs w:val="24"/>
+        </w:rPr>
+        <w:t>1</w:t>
+      </w:r>
+      <w:r>
+        <w:rPr>
+          <w:sz w:val="24"/>
+          <w:szCs w:val="24"/>
+        </w:rPr>
+        <w:t xml:space="preserve">% от </w:t>
+      </w:r>
+      <w:r>
+        <w:rPr>
+          <w:sz w:val="24"/>
+          <w:szCs w:val="24"/>
+        </w:rPr>
+        <w:t xml:space="preserve">невыплаченной </w:t>
+      </w:r>
+      <w:r>
+        <w:rPr>
+          <w:sz w:val="24"/>
+          <w:szCs w:val="24"/>
+        </w:rPr>
+        <w:t xml:space="preserve">в срок </w:t>
+      </w:r>
+      <w:r>
+        <w:rPr>
+          <w:sz w:val="24"/>
+          <w:szCs w:val="24"/>
+        </w:rPr>
+        <w:t>суммы</w:t>
+      </w:r>
+      <w:r>
+        <w:rPr>
+          <w:sz w:val="24"/>
+          <w:szCs w:val="24"/>
+        </w:rPr>
+        <w:t xml:space="preserve">. Заказчик </w:t>
+      </w:r>
+      <w:r>
+        <w:rPr>
+          <w:sz w:val="24"/>
+          <w:szCs w:val="24"/>
+        </w:rPr>
+        <w:lastRenderedPageBreak/>
+        <w:t xml:space="preserve">освобождается от уплаты неустойки, если докажет, что просрочка исполнения указанного обязательства произошла </w:t>
+      </w:r>
+      <w:r>
+        <w:rPr>
+          <w:sz w:val="24"/>
+          <w:szCs w:val="24"/>
+        </w:rPr>
+        <w:t xml:space="preserve">не по вине Заказчика, </w:t>
+      </w:r>
+      <w:r>
+        <w:rPr>
+          <w:sz w:val="24"/>
+          <w:szCs w:val="24"/>
+        </w:rPr>
+        <w:t xml:space="preserve">вследствие непреодолимой силы </w:t>
+      </w:r>
+      <w:r>
+        <w:rPr>
+          <w:sz w:val="24"/>
+          <w:szCs w:val="24"/>
+        </w:rPr>
+        <w:br/>
+      </w:r>
+      <w:r>
+        <w:rPr>
+          <w:sz w:val="24"/>
+          <w:szCs w:val="24"/>
+        </w:rPr>
+        <w:t>или по вине Исполнителя</w:t>
+      </w:r>
+      <w:r>
+        <w:rPr>
+          <w:sz w:val="24"/>
+          <w:szCs w:val="24"/>
+        </w:rPr>
+        <w:t>.</w:t>
+      </w:r>
+    </w:p>
+    <w:p>
+      <w:pPr>
+        <w:spacing w:after="0"/>
+        <w:ind w:firstLine="708"/>
+        <w:jc w:val="both"/>
+        <w:rPr>
+          <w:sz w:val="24"/>
+          <w:szCs w:val="24"/>
+        </w:rPr>
+      </w:pPr>
+      <w:r>
+        <w:rPr>
+          <w:sz w:val="24"/>
+          <w:szCs w:val="24"/>
+        </w:rPr>
+        <w:t xml:space="preserve">5.3. В </w:t>
+      </w:r>
+      <w:r>
+        <w:rPr>
+          <w:sz w:val="24"/>
+          <w:szCs w:val="24"/>
+        </w:rPr>
+        <w:t xml:space="preserve">случае просрочки Исполнителем исполнения своих обязательств </w:t>
+      </w:r>
+      <w:r>
+        <w:rPr>
+          <w:sz w:val="24"/>
+          <w:szCs w:val="24"/>
+        </w:rPr>
+        <w:br/>
+      </w:r>
+      <w:r>
+        <w:rPr>
+          <w:sz w:val="24"/>
+          <w:szCs w:val="24"/>
+        </w:rPr>
+        <w:t>по настоящему Договору, Заказчик вправе потребовать от Исполнителя выплаты пени</w:t>
+      </w:r>
+      <w:r>
+        <w:rPr>
+          <w:sz w:val="24"/>
+          <w:szCs w:val="24"/>
+        </w:rPr>
+        <w:t>.</w:t>
+      </w:r>
+    </w:p>
+    <w:p>
+      <w:pPr>
+        <w:spacing w:after="0"/>
+        <w:ind w:firstLine="708"/>
+        <w:jc w:val="both"/>
+        <w:rPr>
+          <w:sz w:val="24"/>
+          <w:szCs w:val="24"/>
+        </w:rPr>
+      </w:pPr>
+      <w:r>
+        <w:rPr>
+          <w:sz w:val="24"/>
+          <w:szCs w:val="24"/>
+        </w:rPr>
+        <w:t xml:space="preserve">Пеня начисляется за каждый день просрочки исполнения обязательства, начиная </w:t>
+      </w:r>
+      <w:r>
+        <w:rPr>
+          <w:sz w:val="24"/>
+          <w:szCs w:val="24"/>
+        </w:rPr>
+        <w:br/>
+      </w:r>
+      <w:r>
+        <w:rPr>
+          <w:sz w:val="24"/>
+          <w:szCs w:val="24"/>
+        </w:rPr>
+        <w:t xml:space="preserve">со дня, следующего после дня истечения срока исполнения, в размере одной </w:t>
+      </w:r>
+      <w:r>
+        <w:rPr>
+          <w:sz w:val="24"/>
+          <w:szCs w:val="24"/>
+        </w:rPr>
+        <w:t>трехсотой ключевой</w:t>
+      </w:r>
+      <w:r>
+        <w:rPr>
+          <w:sz w:val="24"/>
+          <w:szCs w:val="24"/>
+        </w:rPr>
+        <w:t xml:space="preserve"> ставки Центрального банка Российской Федерации, действующей на дату уплаты пеней, от </w:t>
+      </w:r>
+      <w:r>
+        <w:rPr>
+          <w:sz w:val="24"/>
+          <w:szCs w:val="24"/>
+        </w:rPr>
+        <w:t>Ц</w:t>
+      </w:r>
+      <w:r>
+        <w:rPr>
+          <w:sz w:val="24"/>
+          <w:szCs w:val="24"/>
+        </w:rPr>
+        <w:t xml:space="preserve">ены </w:t>
+      </w:r>
+      <w:r>
+        <w:rPr>
+          <w:sz w:val="24"/>
+          <w:szCs w:val="24"/>
+        </w:rPr>
+        <w:t>Д</w:t>
+      </w:r>
+      <w:r>
+        <w:rPr>
+          <w:sz w:val="24"/>
+          <w:szCs w:val="24"/>
+        </w:rPr>
+        <w:t>оговора. Исполнитель освобождается от уплаты неустойки, если докажет, что просрочка исполнения указанного обязательства произошла вследствие непреодолимой силы или по вине Заказчика</w:t>
+      </w:r>
+      <w:r>
+        <w:rPr>
+          <w:sz w:val="24"/>
+          <w:szCs w:val="24"/>
+        </w:rPr>
+        <w:t>.</w:t>
+      </w:r>
+    </w:p>
+    <w:p>
+      <w:pPr>
+        <w:spacing w:after="0"/>
+        <w:ind w:firstLine="708"/>
+        <w:jc w:val="both"/>
+        <w:rPr>
+          <w:sz w:val="24"/>
+          <w:szCs w:val="24"/>
+        </w:rPr>
+      </w:pPr>
+      <w:r>
+        <w:rPr>
+          <w:sz w:val="24"/>
+          <w:szCs w:val="24"/>
+        </w:rPr>
+        <w:t xml:space="preserve">5.4. В </w:t>
+      </w:r>
+      <w:r>
+        <w:rPr>
+          <w:sz w:val="24"/>
+          <w:szCs w:val="24"/>
+        </w:rPr>
+        <w:t xml:space="preserve">случае оказания Исполнителем Услуг ненадлежащего качества </w:t>
+      </w:r>
+      <w:r>
+        <w:rPr>
+          <w:sz w:val="24"/>
+          <w:szCs w:val="24"/>
+        </w:rPr>
+        <w:br/>
+      </w:r>
+      <w:r>
+        <w:rPr>
+          <w:sz w:val="24"/>
+          <w:szCs w:val="24"/>
+        </w:rPr>
+        <w:t>или неисполнения иных обязанностей, предусмотренных настоящим Договором, Заказчик имеет право по своему усмотрению потребовать:</w:t>
+      </w:r>
+    </w:p>
+    <w:p>
+      <w:pPr>
+        <w:spacing w:after="0"/>
+        <w:ind w:firstLine="708"/>
+        <w:jc w:val="both"/>
+        <w:rPr>
+          <w:sz w:val="24"/>
+          <w:szCs w:val="24"/>
+        </w:rPr>
+      </w:pPr>
+      <w:r>
+        <w:rPr>
+          <w:sz w:val="24"/>
+          <w:szCs w:val="24"/>
+        </w:rPr>
+        <w:t xml:space="preserve">— соразмерного уменьшения, установленной за Услуги </w:t>
+      </w:r>
+      <w:r>
+        <w:rPr>
+          <w:sz w:val="24"/>
+          <w:szCs w:val="24"/>
+        </w:rPr>
+        <w:t>ц</w:t>
+      </w:r>
+      <w:r>
+        <w:rPr>
+          <w:sz w:val="24"/>
+          <w:szCs w:val="24"/>
+        </w:rPr>
+        <w:t>ены;</w:t>
+      </w:r>
+    </w:p>
+    <w:p>
+      <w:pPr>
+        <w:spacing w:after="0"/>
+        <w:ind w:firstLine="708"/>
+        <w:jc w:val="both"/>
+        <w:rPr>
+          <w:sz w:val="24"/>
+          <w:szCs w:val="24"/>
+        </w:rPr>
+      </w:pPr>
+      <w:r>
+        <w:rPr>
+          <w:sz w:val="24"/>
+          <w:szCs w:val="24"/>
+        </w:rPr>
+        <w:t>— безвозмездного устранения недостатков в разумный срок;</w:t>
+      </w:r>
+    </w:p>
+    <w:p>
+      <w:pPr>
+        <w:spacing w:after="0"/>
+        <w:ind w:firstLine="708"/>
+        <w:jc w:val="both"/>
+        <w:rPr>
+          <w:sz w:val="24"/>
+          <w:szCs w:val="24"/>
+        </w:rPr>
+      </w:pPr>
+      <w:r>
+        <w:rPr>
+          <w:sz w:val="24"/>
+          <w:szCs w:val="24"/>
+        </w:rPr>
+        <w:t xml:space="preserve">— возмещения своих расходов на устранение недостатков как своими силами, </w:t>
+      </w:r>
+      <w:r>
+        <w:rPr>
+          <w:sz w:val="24"/>
+          <w:szCs w:val="24"/>
+        </w:rPr>
+        <w:br/>
+      </w:r>
+      <w:r>
+        <w:rPr>
+          <w:sz w:val="24"/>
+          <w:szCs w:val="24"/>
+        </w:rPr>
+        <w:t>так и путем привлечения третьих лиц</w:t>
+      </w:r>
+      <w:r>
+        <w:rPr>
+          <w:sz w:val="24"/>
+          <w:szCs w:val="24"/>
+        </w:rPr>
+        <w:t>.</w:t>
+      </w:r>
+    </w:p>
+    <w:p>
+      <w:pPr>
+        <w:spacing w:after="0"/>
+        <w:ind w:firstLine="708"/>
+        <w:jc w:val="both"/>
+        <w:rPr>
+          <w:sz w:val="24"/>
+          <w:szCs w:val="24"/>
+        </w:rPr>
+      </w:pPr>
+      <w:r>
+        <w:rPr>
+          <w:sz w:val="24"/>
+          <w:szCs w:val="24"/>
+        </w:rPr>
+        <w:t xml:space="preserve">5.5. </w:t>
+      </w:r>
+      <w:r>
+        <w:rPr>
+          <w:sz w:val="24"/>
+          <w:szCs w:val="24"/>
+        </w:rPr>
+        <w:t xml:space="preserve">Сторона </w:t>
+      </w:r>
+      <w:r>
+        <w:rPr>
+          <w:sz w:val="24"/>
+          <w:szCs w:val="24"/>
+        </w:rPr>
+        <w:t>освобождается от уплаты неустойки (штрафа, пени), если докажет</w:t>
+      </w:r>
+      <w:r>
+        <w:rPr>
+          <w:sz w:val="24"/>
+          <w:szCs w:val="24"/>
+        </w:rPr>
+        <w:t>,</w:t>
+      </w:r>
+      <w:r>
+        <w:rPr>
+          <w:sz w:val="24"/>
+          <w:szCs w:val="24"/>
+        </w:rPr>
+        <w:t xml:space="preserve"> </w:t>
+      </w:r>
+      <w:r>
+        <w:rPr>
+          <w:sz w:val="24"/>
+          <w:szCs w:val="24"/>
+        </w:rPr>
+        <w:br/>
+      </w:r>
+      <w:r>
+        <w:rPr>
+          <w:sz w:val="24"/>
+          <w:szCs w:val="24"/>
+        </w:rPr>
+        <w:t>что неисполнение или ненадлежащее исполнение обязательства, предусмотренного Договором, произошло вследствие непреодолимой силы или по вине другой Стороны</w:t>
+      </w:r>
+      <w:r>
+        <w:rPr>
+          <w:sz w:val="24"/>
+          <w:szCs w:val="24"/>
+        </w:rPr>
+        <w:t>.</w:t>
+      </w:r>
+    </w:p>
+    <w:p>
+      <w:pPr>
+        <w:spacing w:after="0"/>
+        <w:ind w:firstLine="708"/>
+        <w:jc w:val="both"/>
+        <w:rPr>
+          <w:sz w:val="24"/>
+          <w:szCs w:val="24"/>
+        </w:rPr>
+      </w:pPr>
+      <w:r>
+        <w:rPr>
+          <w:sz w:val="24"/>
+          <w:szCs w:val="24"/>
+        </w:rPr>
+        <w:t xml:space="preserve">5.6. Заказчик </w:t>
+      </w:r>
+      <w:r>
+        <w:rPr>
+          <w:sz w:val="24"/>
+          <w:szCs w:val="24"/>
+        </w:rPr>
+        <w:t>вправе удержать из стоимости Услуг, подлежащей выплате Исполнителю, суммы штрафов и пеней, подлежащих уплате Исполнителем в соответствии с условиями настоящего Договора</w:t>
+      </w:r>
+      <w:r>
+        <w:rPr>
+          <w:sz w:val="24"/>
+          <w:szCs w:val="24"/>
+        </w:rPr>
+        <w:t>.</w:t>
+      </w:r>
+    </w:p>
+    <w:p>
+      <w:pPr>
+        <w:spacing w:after="0"/>
+        <w:ind w:firstLine="708"/>
+        <w:jc w:val="both"/>
+        <w:rPr>
+          <w:sz w:val="24"/>
+          <w:szCs w:val="24"/>
+        </w:rPr>
+      </w:pPr>
+      <w:r>
+        <w:rPr>
+          <w:sz w:val="24"/>
+          <w:szCs w:val="24"/>
+        </w:rPr>
+        <w:t xml:space="preserve">5.7. В </w:t>
+      </w:r>
+      <w:r>
+        <w:rPr>
+          <w:sz w:val="24"/>
+          <w:szCs w:val="24"/>
+        </w:rPr>
+        <w:t xml:space="preserve">случае если в результате некачественного и/или несвоевременного оказания Исполнителем Услуг по настоящему Договору к Заказчику будут предъявлены обоснованные претензии третьими лицами, Исполнитель обязуется самостоятельно </w:t>
+      </w:r>
+      <w:r>
+        <w:rPr>
+          <w:sz w:val="24"/>
+          <w:szCs w:val="24"/>
+        </w:rPr>
+        <w:br/>
+      </w:r>
+      <w:r>
+        <w:rPr>
+          <w:sz w:val="24"/>
+          <w:szCs w:val="24"/>
+        </w:rPr>
+        <w:t xml:space="preserve">и за свой счет урегулировать данные претензии, а в случае возникновения у Заказчика </w:t>
+      </w:r>
+      <w:r>
+        <w:rPr>
+          <w:sz w:val="24"/>
+          <w:szCs w:val="24"/>
+        </w:rPr>
+        <w:br/>
+      </w:r>
+      <w:r>
+        <w:rPr>
+          <w:sz w:val="24"/>
+          <w:szCs w:val="24"/>
+        </w:rPr>
+        <w:t>в связи с предъявлением таких претензий каких-либо убытков - возместить все понесенные последним убытки в полном объеме</w:t>
+      </w:r>
+      <w:r>
+        <w:rPr>
+          <w:sz w:val="24"/>
+          <w:szCs w:val="24"/>
+        </w:rPr>
+        <w:t>.</w:t>
+      </w:r>
+    </w:p>
+    <w:p>
+      <w:pPr>
+        <w:spacing w:after="0"/>
+        <w:ind w:firstLine="708"/>
+        <w:jc w:val="both"/>
+        <w:rPr>
+          <w:sz w:val="24"/>
+          <w:szCs w:val="24"/>
+        </w:rPr>
+      </w:pPr>
+      <w:r>
+        <w:rPr>
+          <w:sz w:val="24"/>
+          <w:szCs w:val="24"/>
+        </w:rPr>
+        <w:t xml:space="preserve">5.8. Исполнитель </w:t>
+      </w:r>
+      <w:r>
+        <w:rPr>
+          <w:sz w:val="24"/>
+          <w:szCs w:val="24"/>
+        </w:rPr>
+        <w:t xml:space="preserve">несет перед Заказчиком ответственность за неисполнение </w:t>
+      </w:r>
+      <w:r>
+        <w:rPr>
+          <w:sz w:val="24"/>
+          <w:szCs w:val="24"/>
+        </w:rPr>
+        <w:br/>
+      </w:r>
+      <w:r>
+        <w:rPr>
+          <w:sz w:val="24"/>
+          <w:szCs w:val="24"/>
+        </w:rPr>
+        <w:t>ил</w:t>
+      </w:r>
+      <w:r>
+        <w:rPr>
+          <w:sz w:val="24"/>
+          <w:szCs w:val="24"/>
+        </w:rPr>
+        <w:t>и</w:t>
+      </w:r>
+      <w:r>
+        <w:rPr>
+          <w:sz w:val="24"/>
+          <w:szCs w:val="24"/>
+        </w:rPr>
+        <w:t xml:space="preserve"> ненадлежащее исполнение обязательств по настоящему Договору, в том числе </w:t>
+      </w:r>
+      <w:r>
+        <w:rPr>
+          <w:sz w:val="24"/>
+          <w:szCs w:val="24"/>
+        </w:rPr>
+        <w:br/>
+      </w:r>
+      <w:r>
+        <w:rPr>
+          <w:sz w:val="24"/>
+          <w:szCs w:val="24"/>
+        </w:rPr>
+        <w:t>за действия третьих лиц, привлеченных Исполнителем к исполнению настоящего Договора</w:t>
+      </w:r>
+      <w:r>
+        <w:rPr>
+          <w:sz w:val="24"/>
+          <w:szCs w:val="24"/>
+        </w:rPr>
+        <w:t>.</w:t>
+      </w:r>
+    </w:p>
+    <w:p>
+      <w:pPr>
+        <w:spacing w:after="0"/>
+        <w:ind w:firstLine="708"/>
+        <w:jc w:val="both"/>
+        <w:rPr>
+          <w:sz w:val="24"/>
+          <w:szCs w:val="24"/>
+        </w:rPr>
+      </w:pPr>
+      <w:r>
+        <w:rPr>
+          <w:sz w:val="24"/>
+          <w:szCs w:val="24"/>
+        </w:rPr>
+        <w:t xml:space="preserve">5.9. Уплата </w:t>
+      </w:r>
+      <w:r>
+        <w:rPr>
+          <w:sz w:val="24"/>
+          <w:szCs w:val="24"/>
+        </w:rPr>
+        <w:t>неустойки (пени, штрафа), а также возмещение убытков не освобождает Стороны от исполнения обязательств, предусмотренных Договором</w:t>
+      </w:r>
+      <w:r>
+        <w:rPr>
+          <w:sz w:val="24"/>
+          <w:szCs w:val="24"/>
+        </w:rPr>
+        <w:t>.</w:t>
+      </w:r>
+    </w:p>
+    <w:p>
+      <w:pPr>
+        <w:spacing w:after="0"/>
+        <w:jc w:val="center"/>
+        <w:rPr>
+          <w:b/>
+          <w:bCs/>
+          <w:sz w:val="24"/>
+          <w:szCs w:val="24"/>
+        </w:rPr>
+      </w:pPr>
+      <w:r>
+        <w:rPr>
+          <w:b/>
+          <w:bCs/>
+          <w:sz w:val="24"/>
+          <w:szCs w:val="24"/>
+        </w:rPr>
+        <w:t>6. Гарантии и заверения</w:t>
+      </w:r>
+    </w:p>
+    <w:p>
+      <w:pPr>
+        <w:spacing w:after="0"/>
+        <w:jc w:val="both"/>
+        <w:rPr>
+          <w:sz w:val="24"/>
+          <w:szCs w:val="24"/>
+        </w:rPr>
+      </w:pPr>
+      <w:r>
+        <w:rPr>
+          <w:sz w:val="24"/>
+          <w:szCs w:val="24"/>
+        </w:rPr>
+        <w:tab/>
+        <w:t xml:space="preserve">6.1. Настоящим </w:t>
+      </w:r>
+      <w:r>
+        <w:rPr>
+          <w:sz w:val="24"/>
+          <w:szCs w:val="24"/>
+        </w:rPr>
+        <w:t>Исполнитель в порядке ст. 431.2 ГК РФ заверяет Заказчика</w:t>
+      </w:r>
+      <w:r>
+        <w:rPr>
+          <w:sz w:val="24"/>
+          <w:szCs w:val="24"/>
+        </w:rPr>
+        <w:t>:</w:t>
+      </w:r>
+    </w:p>
+    <w:p>
+      <w:pPr>
+        <w:spacing w:after="0"/>
+        <w:ind w:firstLine="708"/>
+        <w:jc w:val="both"/>
+        <w:rPr>
+          <w:sz w:val="24"/>
+          <w:szCs w:val="24"/>
+        </w:rPr>
+      </w:pPr>
+      <w:r>
+        <w:rPr>
+          <w:sz w:val="24"/>
+          <w:szCs w:val="24"/>
+        </w:rPr>
+        <w:t>6.1.1.</w:t>
+      </w:r>
+      <w:r>
+        <w:rPr>
+          <w:sz w:val="24"/>
+          <w:szCs w:val="24"/>
+        </w:rPr>
+        <w:t xml:space="preserve"> </w:t>
+      </w:r>
+      <w:r>
+        <w:rPr>
+          <w:sz w:val="24"/>
+          <w:szCs w:val="24"/>
+        </w:rPr>
+        <w:t>П</w:t>
+      </w:r>
+      <w:r>
+        <w:rPr>
+          <w:sz w:val="24"/>
+          <w:szCs w:val="24"/>
+        </w:rPr>
+        <w:t xml:space="preserve">ри заключении и исполнении настоящего Договора не преследует цель неуплаты (неполной   уплаты) и (или) зачета (возврата) суммы налога, обязательства </w:t>
+      </w:r>
+      <w:r>
+        <w:rPr>
+          <w:sz w:val="24"/>
+          <w:szCs w:val="24"/>
+        </w:rPr>
+        <w:br/>
+      </w:r>
+      <w:r>
+        <w:rPr>
+          <w:sz w:val="24"/>
+          <w:szCs w:val="24"/>
+        </w:rPr>
+        <w:t>по настоящему Договору исполняются и будут исполняться лицом, являющимся стороной настоящего Договора и (или) лицом, которому обязательство по исполнению Договора передано в соответствии с условиями настоящего Договора или закона и гарантирует достоверность следующих обстоятельств:</w:t>
+      </w:r>
+    </w:p>
+    <w:p>
+      <w:pPr>
+        <w:spacing w:after="0"/>
+        <w:ind w:firstLine="708"/>
+        <w:jc w:val="both"/>
+        <w:rPr>
+          <w:sz w:val="24"/>
+          <w:szCs w:val="24"/>
+        </w:rPr>
+      </w:pPr>
+      <w:r>
+        <w:rPr>
+          <w:sz w:val="24"/>
+          <w:szCs w:val="24"/>
+        </w:rPr>
+        <w:t>-</w:t>
+      </w:r>
+      <w:r>
+        <w:rPr>
+          <w:sz w:val="24"/>
+          <w:szCs w:val="24"/>
+        </w:rPr>
+        <w:tab/>
+        <w:t xml:space="preserve">Исполнитель не осуществляет и не будет осуществлять в ходе исполнения настоящего Договора уменьшение налоговой базы и (или) суммы подлежащего уплате налога в результате искажения сведений о фактах хозяйственной жизни (совокупности таких фактов), об объектах налогообложения, подлежащих отражению в налоговом </w:t>
+      </w:r>
+      <w:r>
+        <w:rPr>
+          <w:sz w:val="24"/>
+          <w:szCs w:val="24"/>
+        </w:rPr>
+        <w:br/>
+      </w:r>
+      <w:r>
+        <w:rPr>
+          <w:sz w:val="24"/>
+          <w:szCs w:val="24"/>
+        </w:rPr>
+        <w:t>и (или) бухгалтерском учете/ налоговой отчетности, любыми способами;</w:t>
+      </w:r>
+    </w:p>
+    <w:p>
+      <w:pPr>
+        <w:spacing w:after="0"/>
+        <w:ind w:firstLine="708"/>
+        <w:jc w:val="both"/>
+        <w:rPr>
+          <w:sz w:val="24"/>
+          <w:szCs w:val="24"/>
+        </w:rPr>
+      </w:pPr>
+      <w:r>
+        <w:rPr>
+          <w:sz w:val="24"/>
+          <w:szCs w:val="24"/>
+        </w:rPr>
+        <w:t>-</w:t>
+      </w:r>
+      <w:r>
+        <w:rPr>
+          <w:sz w:val="24"/>
+          <w:szCs w:val="24"/>
+        </w:rPr>
+        <w:tab/>
+        <w:t>документы, подлежащие подписанию со стороны Исполнителя в ходе исполнения настоящего Договора (</w:t>
+      </w:r>
+      <w:r>
+        <w:rPr>
+          <w:sz w:val="24"/>
+          <w:szCs w:val="24"/>
+        </w:rPr>
+        <w:t>Акты</w:t>
+      </w:r>
+      <w:r>
+        <w:rPr>
+          <w:sz w:val="24"/>
+          <w:szCs w:val="24"/>
+        </w:rPr>
+        <w:t>,</w:t>
+      </w:r>
+      <w:r>
+        <w:rPr>
+          <w:sz w:val="24"/>
+          <w:szCs w:val="24"/>
+        </w:rPr>
+        <w:t xml:space="preserve"> УПД,</w:t>
+      </w:r>
+      <w:r>
+        <w:rPr>
+          <w:sz w:val="24"/>
+          <w:szCs w:val="24"/>
+        </w:rPr>
+        <w:t xml:space="preserve"> и любые иные финансовые и/или первичные бухгалтерские документы), собственноручно подписываются уполномоченными лицами.</w:t>
+      </w:r>
+    </w:p>
+    <w:p>
+      <w:pPr>
+        <w:spacing w:after="0"/>
+        <w:ind w:firstLine="708"/>
+        <w:jc w:val="both"/>
+        <w:rPr>
+          <w:sz w:val="24"/>
+          <w:szCs w:val="24"/>
+        </w:rPr>
+      </w:pPr>
+      <w:r>
+        <w:rPr>
+          <w:sz w:val="24"/>
+          <w:szCs w:val="24"/>
+        </w:rPr>
+        <w:t xml:space="preserve">6.1.2. </w:t>
+      </w:r>
+      <w:r>
+        <w:rPr>
+          <w:sz w:val="24"/>
+          <w:szCs w:val="24"/>
+        </w:rPr>
+        <w:t xml:space="preserve">При заключении и исполнении настоящего Договора </w:t>
+      </w:r>
+      <w:r>
+        <w:rPr>
+          <w:sz w:val="24"/>
+          <w:szCs w:val="24"/>
+        </w:rPr>
+        <w:t>Исполнитель</w:t>
+      </w:r>
+      <w:r>
+        <w:rPr>
+          <w:sz w:val="24"/>
+          <w:szCs w:val="24"/>
+        </w:rPr>
+        <w:t xml:space="preserve"> не является взаимозависимым (аффилированным) и/или не имеет заинтересованности с другими субъектами предпринимательское деятельности, которые оказывают услуги/поставляю</w:t>
+      </w:r>
+      <w:r>
+        <w:rPr>
+          <w:sz w:val="24"/>
+          <w:szCs w:val="24"/>
+        </w:rPr>
+        <w:t>т</w:t>
+      </w:r>
+      <w:r>
+        <w:rPr>
+          <w:sz w:val="24"/>
+          <w:szCs w:val="24"/>
+        </w:rPr>
+        <w:t xml:space="preserve"> товары </w:t>
+      </w:r>
+      <w:r>
+        <w:rPr>
+          <w:sz w:val="24"/>
+          <w:szCs w:val="24"/>
+        </w:rPr>
+        <w:t>Заказчику.</w:t>
+      </w:r>
+    </w:p>
+    <w:p>
+      <w:pPr>
+        <w:spacing w:after="0"/>
+        <w:ind w:firstLine="708"/>
+        <w:jc w:val="both"/>
+        <w:rPr>
+          <w:sz w:val="24"/>
+          <w:szCs w:val="24"/>
+        </w:rPr>
+      </w:pPr>
+      <w:r>
+        <w:rPr>
+          <w:sz w:val="24"/>
+          <w:szCs w:val="24"/>
+        </w:rPr>
+        <w:lastRenderedPageBreak/>
+        <w:t xml:space="preserve">6.2. </w:t>
+      </w:r>
+      <w:r>
+        <w:rPr>
+          <w:sz w:val="24"/>
+          <w:szCs w:val="24"/>
+        </w:rPr>
+        <w:t>Все предусмотренные настоящим Договором заверения об обстоятельствах Исполнителя имеют существенное значение для Заказчика. При недостоверности данных заверений об обстоятельствах, а равно при ненадлежащем исполнении Исполнителем требований действующего законодательства Р</w:t>
+      </w:r>
+      <w:r>
+        <w:rPr>
+          <w:sz w:val="24"/>
+          <w:szCs w:val="24"/>
+        </w:rPr>
+        <w:t xml:space="preserve">оссийской </w:t>
+      </w:r>
+      <w:r>
+        <w:rPr>
+          <w:sz w:val="24"/>
+          <w:szCs w:val="24"/>
+        </w:rPr>
+        <w:t>Ф</w:t>
+      </w:r>
+      <w:r>
+        <w:rPr>
+          <w:sz w:val="24"/>
+          <w:szCs w:val="24"/>
+        </w:rPr>
+        <w:t>едерации</w:t>
+      </w:r>
+      <w:r>
+        <w:rPr>
+          <w:sz w:val="24"/>
+          <w:szCs w:val="24"/>
+        </w:rPr>
+        <w:t>, в том числе в части своевременного декларирования и уплаты налогов, предоставления достоверной налоговой отчетности</w:t>
+      </w:r>
+      <w:r>
+        <w:rPr>
+          <w:sz w:val="24"/>
+          <w:szCs w:val="24"/>
+        </w:rPr>
+        <w:t>,</w:t>
+      </w:r>
+      <w:r>
+        <w:rPr>
+          <w:sz w:val="24"/>
+          <w:szCs w:val="24"/>
+        </w:rPr>
+        <w:t xml:space="preserve"> совершения иных предусмотренных налоговым законодательством обязанностей</w:t>
+      </w:r>
+      <w:r>
+        <w:rPr>
+          <w:sz w:val="24"/>
+          <w:szCs w:val="24"/>
+        </w:rPr>
+        <w:t>,</w:t>
+      </w:r>
+      <w:r>
+        <w:rPr>
+          <w:sz w:val="24"/>
+          <w:szCs w:val="24"/>
+        </w:rPr>
+        <w:t xml:space="preserve"> Исполнитель обязан в полном объеме возместить Заказчику причиненные убытки, в том числе возникшие в результате отказа налоговыми органами Заказчику </w:t>
+      </w:r>
+      <w:r>
+        <w:rPr>
+          <w:sz w:val="24"/>
+          <w:szCs w:val="24"/>
+        </w:rPr>
+        <w:br/>
+      </w:r>
+      <w:r>
+        <w:rPr>
+          <w:sz w:val="24"/>
+          <w:szCs w:val="24"/>
+        </w:rPr>
+        <w:t>в возмещению причитающихся ему сумм налогов, доначисления налоговыми органами налогов, начисления пеней, наложения штрафов, включая, но не ограничиваясь:</w:t>
+      </w:r>
+    </w:p>
+    <w:p>
+      <w:pPr>
+        <w:spacing w:after="0"/>
+        <w:jc w:val="both"/>
+        <w:rPr>
+          <w:sz w:val="24"/>
+          <w:szCs w:val="24"/>
+        </w:rPr>
+      </w:pPr>
+      <w:r>
+        <w:rPr>
+          <w:sz w:val="24"/>
+          <w:szCs w:val="24"/>
+        </w:rPr>
+        <w:t>-</w:t>
+      </w:r>
+      <w:r>
+        <w:rPr>
+          <w:sz w:val="24"/>
+          <w:szCs w:val="24"/>
+        </w:rPr>
+        <w:tab/>
+        <w:t xml:space="preserve">суммы налогов, пеней и штрафов, подлежащие уплате Заказчиком в бюджетную систему РФ на основании вступивших в силу решений налоговых органов;   </w:t>
+      </w:r>
+    </w:p>
+    <w:p>
+      <w:pPr>
+        <w:spacing w:after="0"/>
+        <w:jc w:val="both"/>
+        <w:rPr>
+          <w:sz w:val="24"/>
+          <w:szCs w:val="24"/>
+        </w:rPr>
+      </w:pPr>
+      <w:r>
+        <w:rPr>
+          <w:sz w:val="24"/>
+          <w:szCs w:val="24"/>
+        </w:rPr>
+        <w:t>-</w:t>
+      </w:r>
+      <w:r>
+        <w:rPr>
+          <w:sz w:val="24"/>
+          <w:szCs w:val="24"/>
+        </w:rPr>
+        <w:tab/>
+      </w:r>
+      <w:r>
+        <w:rPr>
+          <w:sz w:val="24"/>
+          <w:szCs w:val="24"/>
+        </w:rPr>
+        <w:t>суммы НДС, неполученные Заказчиком на основании вступивших в силу решений налоговых органов об отказе в возмещении НДС из бюджета;</w:t>
+      </w:r>
+    </w:p>
+    <w:p>
+      <w:pPr>
+        <w:spacing w:after="0"/>
+        <w:jc w:val="both"/>
+        <w:rPr>
+          <w:sz w:val="24"/>
+          <w:szCs w:val="24"/>
+        </w:rPr>
+      </w:pPr>
+      <w:r>
+        <w:rPr>
+          <w:sz w:val="24"/>
+          <w:szCs w:val="24"/>
+        </w:rPr>
+        <w:t>-</w:t>
+      </w:r>
+      <w:r>
+        <w:rPr>
+          <w:sz w:val="24"/>
+          <w:szCs w:val="24"/>
+        </w:rPr>
+        <w:tab/>
+        <w:t>суммы налогов, пеней и штрафов по требованиям, предъявленным налоговым органом Заказчику в судебном порядке, при условии наличия вступившего в законную силу судебного акта, на основании которого на Заказчика возлагается обязанность уплаты соответствующих сумм</w:t>
+      </w:r>
+      <w:r>
+        <w:rPr>
+          <w:sz w:val="24"/>
+          <w:szCs w:val="24"/>
+        </w:rPr>
+        <w:t>.</w:t>
+      </w:r>
+    </w:p>
+    <w:p>
+      <w:pPr>
+        <w:spacing w:after="0"/>
+        <w:jc w:val="both"/>
+        <w:rPr>
+          <w:sz w:val="24"/>
+          <w:szCs w:val="24"/>
+        </w:rPr>
+      </w:pPr>
+      <w:r>
+        <w:rPr>
+          <w:sz w:val="24"/>
+          <w:szCs w:val="24"/>
+        </w:rPr>
+        <w:tab/>
+        <w:t xml:space="preserve">6.3. Исполнитель также заверяет Заказчика, что обладает всеми </w:t>
+      </w:r>
+      <w:r>
+        <w:rPr>
+          <w:sz w:val="24"/>
+          <w:szCs w:val="24"/>
+        </w:rPr>
+        <w:t>необходим</w:t>
+      </w:r>
+      <w:r>
+        <w:rPr>
+          <w:sz w:val="24"/>
+          <w:szCs w:val="24"/>
+        </w:rPr>
+        <w:t>ыми</w:t>
+      </w:r>
+      <w:r>
+        <w:rPr>
+          <w:sz w:val="24"/>
+          <w:szCs w:val="24"/>
+        </w:rPr>
+        <w:t xml:space="preserve"> согласи</w:t>
+      </w:r>
+      <w:r>
+        <w:rPr>
+          <w:sz w:val="24"/>
+          <w:szCs w:val="24"/>
+        </w:rPr>
+        <w:t>ями</w:t>
+      </w:r>
+      <w:r>
+        <w:rPr>
+          <w:sz w:val="24"/>
+          <w:szCs w:val="24"/>
+        </w:rPr>
+        <w:t xml:space="preserve"> (разрешени</w:t>
+      </w:r>
+      <w:r>
+        <w:rPr>
+          <w:sz w:val="24"/>
+          <w:szCs w:val="24"/>
+        </w:rPr>
+        <w:t>ями</w:t>
+      </w:r>
+      <w:r>
+        <w:rPr>
+          <w:sz w:val="24"/>
+          <w:szCs w:val="24"/>
+        </w:rPr>
+        <w:t xml:space="preserve">) третьих лиц (при их наличии) на использование </w:t>
+      </w:r>
+      <w:r>
+        <w:rPr>
+          <w:sz w:val="24"/>
+          <w:szCs w:val="24"/>
+        </w:rPr>
+        <w:br/>
+      </w:r>
+      <w:r>
+        <w:rPr>
+          <w:sz w:val="24"/>
+          <w:szCs w:val="24"/>
+        </w:rPr>
+        <w:t>(и/или распоряжение)</w:t>
+      </w:r>
+      <w:r>
+        <w:rPr>
+          <w:sz w:val="24"/>
+          <w:szCs w:val="24"/>
+        </w:rPr>
+        <w:t xml:space="preserve">, а также передачу Заказчику (при наличии такого требования </w:t>
+      </w:r>
+      <w:r>
+        <w:rPr>
+          <w:sz w:val="24"/>
+          <w:szCs w:val="24"/>
+        </w:rPr>
+        <w:br/>
+      </w:r>
+      <w:r>
+        <w:rPr>
+          <w:sz w:val="24"/>
+          <w:szCs w:val="24"/>
+        </w:rPr>
+        <w:t>в Техническом задании (Приложение №1)</w:t>
+      </w:r>
+      <w:r>
+        <w:rPr>
+          <w:sz w:val="24"/>
+          <w:szCs w:val="24"/>
+        </w:rPr>
+        <w:t xml:space="preserve"> результатов интеллектуальной деятельности, используемых или создаваемых </w:t>
+      </w:r>
+      <w:r>
+        <w:rPr>
+          <w:sz w:val="24"/>
+          <w:szCs w:val="24"/>
+        </w:rPr>
+        <w:t>при исполнении</w:t>
+      </w:r>
+      <w:r>
+        <w:rPr>
+          <w:sz w:val="24"/>
+          <w:szCs w:val="24"/>
+        </w:rPr>
+        <w:t xml:space="preserve"> настоящего Договора. В случае предъявления к </w:t>
+      </w:r>
+      <w:r>
+        <w:rPr>
+          <w:sz w:val="24"/>
+          <w:szCs w:val="24"/>
+        </w:rPr>
+        <w:t>Заказчику</w:t>
+      </w:r>
+      <w:r>
+        <w:rPr>
+          <w:sz w:val="24"/>
+          <w:szCs w:val="24"/>
+        </w:rPr>
+        <w:t xml:space="preserve"> требований, претензий и исков со стороны третьих лиц </w:t>
+      </w:r>
+      <w:r>
+        <w:rPr>
+          <w:sz w:val="24"/>
+          <w:szCs w:val="24"/>
+        </w:rPr>
+        <w:t>Исполнитель</w:t>
+      </w:r>
+      <w:r>
+        <w:rPr>
+          <w:sz w:val="24"/>
+          <w:szCs w:val="24"/>
+        </w:rPr>
+        <w:t xml:space="preserve"> обязуется разрешить их требования, претензии и иски самостоятельно </w:t>
+      </w:r>
+      <w:r>
+        <w:rPr>
+          <w:sz w:val="24"/>
+          <w:szCs w:val="24"/>
+        </w:rPr>
+        <w:br/>
+      </w:r>
+      <w:r>
+        <w:rPr>
+          <w:sz w:val="24"/>
+          <w:szCs w:val="24"/>
+        </w:rPr>
+        <w:t xml:space="preserve">и за свой счет, в том числе в суде, либо компенсировать </w:t>
+      </w:r>
+      <w:r>
+        <w:rPr>
+          <w:sz w:val="24"/>
+          <w:szCs w:val="24"/>
+        </w:rPr>
+        <w:t>Заказчику</w:t>
+      </w:r>
+      <w:r>
+        <w:rPr>
+          <w:sz w:val="24"/>
+          <w:szCs w:val="24"/>
+        </w:rPr>
+        <w:t xml:space="preserve"> все штрафные санкции, судебные расходы и убытки, связанные с восстановлением нарушенных прав третьих лиц</w:t>
+      </w:r>
+      <w:r>
+        <w:rPr>
+          <w:sz w:val="24"/>
+          <w:szCs w:val="24"/>
+        </w:rPr>
+        <w:t>.</w:t>
+      </w:r>
+    </w:p>
+    <w:p>
+      <w:pPr>
+        <w:spacing w:after="0"/>
+        <w:jc w:val="both"/>
+        <w:rPr>
+          <w:sz w:val="24"/>
+          <w:szCs w:val="24"/>
+        </w:rPr>
+      </w:pPr>
+      <w:r>
+        <w:rPr>
+          <w:sz w:val="24"/>
+          <w:szCs w:val="24"/>
+        </w:rPr>
+        <w:tab/>
+        <w:t xml:space="preserve">6.4. </w:t>
+      </w:r>
+      <w:r>
+        <w:rPr>
+          <w:sz w:val="24"/>
+          <w:szCs w:val="24"/>
+        </w:rPr>
+        <w:t xml:space="preserve">В случае использования и/или создания Исполнителем при оказании Услуг </w:t>
+      </w:r>
+      <w:r>
+        <w:rPr>
+          <w:sz w:val="24"/>
+          <w:szCs w:val="24"/>
+        </w:rPr>
+        <w:br/>
+      </w:r>
+      <w:r>
+        <w:rPr>
+          <w:sz w:val="24"/>
+          <w:szCs w:val="24"/>
+        </w:rPr>
+        <w:t xml:space="preserve">по настоящему Договору результатов интеллектуальной деятельности, Заказчик вправе передавать третьим лицам в части или в целом результаты оказания Услуг, полученные </w:t>
+      </w:r>
+      <w:r>
+        <w:rPr>
+          <w:sz w:val="24"/>
+          <w:szCs w:val="24"/>
+        </w:rPr>
+        <w:br/>
+      </w:r>
+      <w:r>
+        <w:rPr>
+          <w:sz w:val="24"/>
+          <w:szCs w:val="24"/>
+        </w:rPr>
+        <w:t xml:space="preserve">от Исполнителя при реализации настоящего Договора (в т.ч. копии результата Услуг) </w:t>
+      </w:r>
+      <w:r>
+        <w:rPr>
+          <w:sz w:val="24"/>
+          <w:szCs w:val="24"/>
+        </w:rPr>
+        <w:br/>
+      </w:r>
+      <w:r>
+        <w:rPr>
+          <w:sz w:val="24"/>
+          <w:szCs w:val="24"/>
+        </w:rPr>
+        <w:t xml:space="preserve">и права на их использование (в т.ч. распространение, уничтожение и иное) (частично </w:t>
+      </w:r>
+      <w:r>
+        <w:rPr>
+          <w:sz w:val="24"/>
+          <w:szCs w:val="24"/>
+        </w:rPr>
+        <w:br/>
+      </w:r>
+      <w:r>
+        <w:rPr>
+          <w:sz w:val="24"/>
+          <w:szCs w:val="24"/>
+        </w:rPr>
+        <w:t>или в полном объеме) без разрешения Исполнителя</w:t>
+      </w:r>
+      <w:r>
+        <w:rPr>
+          <w:sz w:val="24"/>
+          <w:szCs w:val="24"/>
+        </w:rPr>
+        <w:t>.</w:t>
+      </w:r>
+    </w:p>
+    <w:p>
+      <w:pPr>
+        <w:spacing w:after="0"/>
+        <w:jc w:val="center"/>
+        <w:rPr>
+          <w:b/>
+          <w:bCs/>
+          <w:sz w:val="24"/>
+          <w:szCs w:val="24"/>
+        </w:rPr>
+      </w:pPr>
+      <w:r>
+        <w:rPr>
+          <w:b/>
+          <w:bCs/>
+          <w:sz w:val="24"/>
+          <w:szCs w:val="24"/>
+        </w:rPr>
+        <w:t>7. Обстоятельства непреодолимой силы</w:t>
+      </w:r>
+    </w:p>
+    <w:p>
+      <w:pPr>
+        <w:spacing w:after="0"/>
+        <w:jc w:val="both"/>
+        <w:rPr>
+          <w:sz w:val="24"/>
+          <w:szCs w:val="24"/>
+        </w:rPr>
+      </w:pPr>
+      <w:r>
+        <w:rPr>
+          <w:sz w:val="24"/>
+          <w:szCs w:val="24"/>
+        </w:rPr>
+        <w:tab/>
+        <w:t xml:space="preserve">7.1. Стороны </w:t>
+      </w:r>
+      <w:r>
+        <w:rPr>
+          <w:sz w:val="24"/>
+          <w:szCs w:val="24"/>
+        </w:rPr>
+        <w:t xml:space="preserve">освобождаются от ответственности за неисполнение </w:t>
+      </w:r>
+      <w:r>
+        <w:rPr>
+          <w:sz w:val="24"/>
+          <w:szCs w:val="24"/>
+        </w:rPr>
+        <w:br/>
+      </w:r>
+      <w:r>
+        <w:rPr>
+          <w:sz w:val="24"/>
+          <w:szCs w:val="24"/>
+        </w:rPr>
+        <w:t xml:space="preserve">или ненадлежащее исполнение обязательств по настоящему Договору, если надлежащее исполнение оказалось невозможным вследствие действия непреодолимой силы, то есть чрезвычайных и непредотвратимых при данных </w:t>
+      </w:r>
+      <w:r>
+        <w:rPr>
+          <w:sz w:val="24"/>
+          <w:szCs w:val="24"/>
+        </w:rPr>
+        <w:t>у</w:t>
+      </w:r>
+      <w:r>
+        <w:rPr>
+          <w:sz w:val="24"/>
+          <w:szCs w:val="24"/>
+        </w:rPr>
+        <w:t>словиях обстоятельств, как то стихийные бедствия, пожары, наводнения, землетрясения, военные действия или введение чрезвычайного положения, забастовки, гражданские беспорядки, принятие обязательных для любой из Сторон нормативных правовых актов, изменения в законодательстве Российской Федерации, препятствующие исполнению обязательств по настоящему Договору и не зависящие от воли Сторон</w:t>
+      </w:r>
+      <w:r>
+        <w:rPr>
+          <w:sz w:val="24"/>
+          <w:szCs w:val="24"/>
+        </w:rPr>
+        <w:t>.</w:t>
+      </w:r>
+    </w:p>
+    <w:p>
+      <w:pPr>
+        <w:spacing w:after="0"/>
+        <w:jc w:val="both"/>
+        <w:rPr>
+          <w:sz w:val="24"/>
+          <w:szCs w:val="24"/>
+        </w:rPr>
+      </w:pPr>
+      <w:r>
+        <w:rPr>
+          <w:sz w:val="24"/>
+          <w:szCs w:val="24"/>
+        </w:rPr>
+        <w:tab/>
+        <w:t xml:space="preserve">7.2. Сторона, </w:t>
+      </w:r>
+      <w:r>
+        <w:rPr>
+          <w:sz w:val="24"/>
+          <w:szCs w:val="24"/>
+        </w:rPr>
+        <w:t xml:space="preserve">для которой создалась невозможность исполнения обязательств </w:t>
+      </w:r>
+      <w:r>
+        <w:rPr>
+          <w:sz w:val="24"/>
+          <w:szCs w:val="24"/>
+        </w:rPr>
+        <w:br/>
+      </w:r>
+      <w:r>
+        <w:rPr>
+          <w:sz w:val="24"/>
+          <w:szCs w:val="24"/>
+        </w:rPr>
+        <w:t>по настоящему Договору вследствие обстоятельств непреодолимой силы, должна известить другую Сторону в письменной форме без промедления о наступлении этих обстоятельств</w:t>
+      </w:r>
+      <w:r>
+        <w:rPr>
+          <w:sz w:val="24"/>
+          <w:szCs w:val="24"/>
+        </w:rPr>
+        <w:t>,</w:t>
+      </w:r>
+      <w:r>
+        <w:rPr>
+          <w:sz w:val="24"/>
+          <w:szCs w:val="24"/>
+        </w:rPr>
+        <w:t xml:space="preserve"> но не позднее 5 (Пяти) календарных дней с момента их наступления. Извещение должно содержать данные о наступлении и характере обстоятельств и о возможных </w:t>
+      </w:r>
+      <w:r>
+        <w:rPr>
+          <w:sz w:val="24"/>
+          <w:szCs w:val="24"/>
+        </w:rPr>
+        <w:br/>
+      </w:r>
+      <w:r>
+        <w:rPr>
+          <w:sz w:val="24"/>
+          <w:szCs w:val="24"/>
+        </w:rPr>
+        <w:t>их последствиях. Сторона должна также без промедления, не позднее 5 (Пяти) календарных дней, известить другую Сторону в письменной форме о прекращении этих обстоятельств</w:t>
+      </w:r>
+      <w:r>
+        <w:rPr>
+          <w:sz w:val="24"/>
+          <w:szCs w:val="24"/>
+        </w:rPr>
+        <w:t>.</w:t>
+      </w:r>
+    </w:p>
+    <w:p>
+      <w:pPr>
+        <w:spacing w:after="0"/>
+        <w:jc w:val="both"/>
+        <w:rPr>
+          <w:sz w:val="24"/>
+          <w:szCs w:val="24"/>
+        </w:rPr>
+      </w:pPr>
+      <w:r>
+        <w:rPr>
+          <w:sz w:val="24"/>
+          <w:szCs w:val="24"/>
+        </w:rPr>
+        <w:tab/>
+        <w:t xml:space="preserve">7.3. Обстоятельства, </w:t>
+      </w:r>
+      <w:r>
+        <w:rPr>
+          <w:sz w:val="24"/>
+          <w:szCs w:val="24"/>
+        </w:rPr>
+        <w:t>освобождающие Стороны от ответственности, должны быть удостоверены компетентными органами</w:t>
+      </w:r>
+      <w:r>
+        <w:rPr>
+          <w:sz w:val="24"/>
+          <w:szCs w:val="24"/>
+        </w:rPr>
+        <w:t>.</w:t>
+      </w:r>
+    </w:p>
+    <w:p>
+      <w:pPr>
+        <w:spacing w:after="0"/>
+        <w:jc w:val="both"/>
+        <w:rPr>
+          <w:sz w:val="24"/>
+          <w:szCs w:val="24"/>
+        </w:rPr>
+      </w:pPr>
+      <w:r>
+        <w:rPr>
+          <w:sz w:val="24"/>
+          <w:szCs w:val="24"/>
+        </w:rPr>
+        <w:tab/>
+        <w:t xml:space="preserve">7.4. Сторона </w:t>
+      </w:r>
+      <w:r>
+        <w:rPr>
+          <w:sz w:val="24"/>
+          <w:szCs w:val="24"/>
+        </w:rPr>
+        <w:t xml:space="preserve">вправе потребовать досрочного расторжения Договора по соглашению Сторон в случае, если обстоятельства непреодолимой силы действуют на протяжении более чем 2 (двух) месяцев подряд. При этом в случае такого расторжения Стороны не вправе </w:t>
+      </w:r>
+      <w:r>
+        <w:rPr>
+          <w:sz w:val="24"/>
+          <w:szCs w:val="24"/>
+        </w:rPr>
+        <w:lastRenderedPageBreak/>
+        <w:t xml:space="preserve">требовать возмещения убытков (упущенной выгоды и реального ущерба), причиненного таким расторжением, за исключением оплаты фактически оказанных Исполнителем </w:t>
+      </w:r>
+      <w:r>
+        <w:rPr>
+          <w:sz w:val="24"/>
+          <w:szCs w:val="24"/>
+        </w:rPr>
+        <w:br/>
+      </w:r>
+      <w:r>
+        <w:rPr>
+          <w:sz w:val="24"/>
+          <w:szCs w:val="24"/>
+        </w:rPr>
+        <w:t>и принятых Заказчиком на момент расторжения Услуг</w:t>
+      </w:r>
+      <w:r>
+        <w:rPr>
+          <w:sz w:val="24"/>
+          <w:szCs w:val="24"/>
+        </w:rPr>
+        <w:t>.</w:t>
+      </w:r>
+    </w:p>
+    <w:p>
+      <w:pPr>
+        <w:spacing w:after="0"/>
+        <w:jc w:val="center"/>
+        <w:rPr>
+          <w:b/>
+          <w:bCs/>
+          <w:sz w:val="24"/>
+          <w:szCs w:val="24"/>
+        </w:rPr>
+      </w:pPr>
+      <w:r>
+        <w:rPr>
+          <w:b/>
+          <w:bCs/>
+          <w:sz w:val="24"/>
+          <w:szCs w:val="24"/>
+        </w:rPr>
+        <w:t>8. Срок действия Договора</w:t>
+      </w:r>
+    </w:p>
+    <w:p>
+      <w:pPr>
+        <w:spacing w:after="0"/>
+        <w:ind w:firstLine="708"/>
+        <w:jc w:val="both"/>
         <w:rPr>
           <w:i/>
           <w:iCs/>
           <w:sz w:val="24"/>
           <w:szCs w:val="24"/>
-          <w:highlight w:val="yellow"/>
-        </w:rPr>
-        <w:t>пятнадцати</w:t>
-      </w:r>
-      <w:r>
+        </w:rPr>
+      </w:pPr>
+      <w:r>
+        <w:rPr>
+          <w:sz w:val="24"/>
+          <w:szCs w:val="24"/>
+        </w:rPr>
+        <w:t xml:space="preserve">8.1. Настоящий </w:t>
+      </w:r>
+      <w:r>
+        <w:rPr>
+          <w:sz w:val="24"/>
+          <w:szCs w:val="24"/>
+        </w:rPr>
+        <w:t xml:space="preserve">Договор вступает в силу с момента заключения и действует </w:t>
+      </w:r>
+      <w:r>
+        <w:rPr>
+          <w:sz w:val="24"/>
+          <w:szCs w:val="24"/>
+        </w:rPr>
+        <w:br/>
+      </w:r>
+      <w:r>
+        <w:rPr>
+          <w:sz w:val="24"/>
+          <w:szCs w:val="24"/>
+        </w:rPr>
+        <w:t>до полного исполнения Сторонами принятых на себя обязательств</w:t>
+      </w:r>
+      <w:r>
+        <w:rPr>
+          <w:sz w:val="24"/>
+          <w:szCs w:val="24"/>
+        </w:rPr>
+        <w:t>.</w:t>
+      </w:r>
+    </w:p>
+    <w:p>
+      <w:pPr>
+        <w:spacing w:after="0"/>
+        <w:ind w:firstLine="708"/>
+        <w:jc w:val="both"/>
         <w:rPr>
           <w:i/>
           <w:iCs/>
           <w:sz w:val="24"/>
           <w:szCs w:val="24"/>
-          <w:highlight w:val="yellow"/>
-        </w:rPr>
-        <w:t>) рабочих дней</w:t>
-      </w:r>
-      <w:r>
-        <w:rPr>
-          <w:sz w:val="24"/>
-          <w:szCs w:val="24"/>
-        </w:rPr>
-        <w:t xml:space="preserve"> </w:t>
-      </w:r>
-      <w:commentRangeEnd w:id="8"/>
-      <w:r>
-        <w:rPr>
-          <w:rStyle w:val="a5"/>
-        </w:rPr>
-        <w:commentReference w:id="8"/>
-      </w:r>
-      <w:r>
-        <w:rPr>
-          <w:sz w:val="24"/>
-          <w:szCs w:val="24"/>
-        </w:rPr>
-        <w:t>с даты подписания Заказчиком Акта</w:t>
-      </w:r>
-      <w:r>
-        <w:rPr>
-          <w:sz w:val="24"/>
-          <w:szCs w:val="24"/>
-        </w:rPr>
-        <w:t xml:space="preserve"> </w:t>
-      </w:r>
-      <w:r>
-        <w:rPr>
-          <w:sz w:val="24"/>
-          <w:szCs w:val="24"/>
-        </w:rPr>
-        <w:br/>
-      </w:r>
-      <w:r>
-        <w:rPr>
-          <w:sz w:val="24"/>
-          <w:szCs w:val="24"/>
-        </w:rPr>
-        <w:t>или УПД</w:t>
-      </w:r>
-      <w:r>
-        <w:rPr>
-          <w:sz w:val="24"/>
-          <w:szCs w:val="24"/>
-        </w:rPr>
-        <w:t>, на основании предоставленных Исполнителем счета и счета-фактуры</w:t>
-      </w:r>
-      <w:r>
-        <w:rPr>
-          <w:sz w:val="24"/>
-          <w:szCs w:val="24"/>
-        </w:rPr>
-        <w:t xml:space="preserve"> </w:t>
-      </w:r>
-      <w:r>
-        <w:rPr>
-          <w:sz w:val="24"/>
-          <w:szCs w:val="24"/>
-        </w:rPr>
-        <w:br/>
-      </w:r>
-      <w:r>
-        <w:rPr>
-          <w:sz w:val="24"/>
-          <w:szCs w:val="24"/>
-        </w:rPr>
-        <w:t>(если применимо)</w:t>
-      </w:r>
-      <w:r>
-        <w:rPr>
-          <w:sz w:val="24"/>
-          <w:szCs w:val="24"/>
-        </w:rPr>
-        <w:t xml:space="preserve">. Платеж считается осуществленным с момента списания </w:t>
-      </w:r>
-      <w:r>
-        <w:rPr>
-          <w:sz w:val="24"/>
-          <w:szCs w:val="24"/>
-        </w:rPr>
-        <w:t xml:space="preserve">денежных </w:t>
-      </w:r>
-      <w:r>
-        <w:rPr>
-          <w:sz w:val="24"/>
-          <w:szCs w:val="24"/>
-        </w:rPr>
-        <w:t>средств со счета Заказчика</w:t>
-      </w:r>
-      <w:r>
-        <w:rPr>
-          <w:sz w:val="24"/>
-          <w:szCs w:val="24"/>
-        </w:rPr>
-        <w:t>.</w:t>
-      </w:r>
-    </w:p>
-    <w:p>
-      <w:pPr>
-        <w:spacing w:after="0"/>
-        <w:jc w:val="both"/>
-        <w:rPr>
-          <w:sz w:val="24"/>
-          <w:szCs w:val="24"/>
-        </w:rPr>
-      </w:pPr>
-      <w:r>
-        <w:rPr>
-          <w:sz w:val="24"/>
-          <w:szCs w:val="24"/>
-        </w:rPr>
-        <w:tab/>
-        <w:t>4.3. Цена, указанная в п. 4.1. Договора является твердой и изменению не подлежит.</w:t>
-      </w:r>
-    </w:p>
-    <w:p>
-      <w:pPr>
-        <w:spacing w:after="0"/>
-        <w:jc w:val="both"/>
-        <w:rPr>
-          <w:sz w:val="24"/>
-          <w:szCs w:val="24"/>
-        </w:rPr>
-      </w:pPr>
-      <w:r>
-        <w:rPr>
-          <w:sz w:val="24"/>
-          <w:szCs w:val="24"/>
-        </w:rPr>
-        <w:tab/>
-        <w:t xml:space="preserve">4.4. В </w:t>
-      </w:r>
-      <w:r>
-        <w:rPr>
-          <w:sz w:val="24"/>
-          <w:szCs w:val="24"/>
-        </w:rPr>
-        <w:t xml:space="preserve">случае неисполнения или ненадлежащего выполнения Исполнителем своих обязательств, предусмотренных Договором, Заказчик вправе произвести оплату </w:t>
-      </w:r>
-      <w:r>
-        <w:rPr>
-          <w:sz w:val="24"/>
-          <w:szCs w:val="24"/>
-        </w:rPr>
-        <w:br/>
-      </w:r>
-      <w:r>
-        <w:rPr>
-          <w:sz w:val="24"/>
-          <w:szCs w:val="24"/>
-        </w:rPr>
-        <w:t>по Договору за вычетом соответствующего размера неустойки (штрафа, пени).</w:t>
-      </w:r>
-    </w:p>
-    <w:p>
-      <w:pPr>
-        <w:spacing w:after="0"/>
-        <w:jc w:val="both"/>
+        </w:rPr>
+      </w:pPr>
+      <w:r>
         <w:rPr>
           <w:i/>
           <w:iCs/>
           <w:sz w:val="24"/>
           <w:szCs w:val="24"/>
-        </w:rPr>
-      </w:pPr>
-      <w:r>
-        <w:rPr>
-          <w:sz w:val="24"/>
-          <w:szCs w:val="24"/>
-        </w:rPr>
-        <w:tab/>
-        <w:t xml:space="preserve">4.5. </w:t>
-      </w:r>
-      <w:r>
-        <w:rPr>
-          <w:sz w:val="24"/>
-          <w:szCs w:val="24"/>
-        </w:rPr>
-        <w:t xml:space="preserve">Финансирование </w:t>
-      </w:r>
-      <w:r>
-        <w:rPr>
-          <w:rFonts w:eastAsia="Times New Roman" w:cs="Times New Roman"/>
-          <w:color w:val="000000"/>
-          <w:sz w:val="24"/>
-          <w:szCs w:val="24"/>
-          <w:lang w:eastAsia="ru-RU"/>
-        </w:rPr>
-        <w:t xml:space="preserve">Договора осуществляется в рамках соглашения о предоставлении субсидии, заключенного между ВСКС и Министерством просвещения Российской Федерации № 073-10-2025-088 от </w:t>
-      </w:r>
-      <w:r>
-        <w:rPr>
-          <w:rFonts w:eastAsia="Times New Roman" w:cs="Times New Roman"/>
-          <w:color w:val="000000"/>
-          <w:sz w:val="24"/>
-          <w:szCs w:val="24"/>
-          <w:lang w:eastAsia="ru-RU"/>
-        </w:rPr>
-        <w:t>22</w:t>
-      </w:r>
-      <w:r>
-        <w:rPr>
-          <w:rFonts w:eastAsia="Times New Roman" w:cs="Times New Roman"/>
-          <w:color w:val="000000"/>
-          <w:sz w:val="24"/>
-          <w:szCs w:val="24"/>
-          <w:lang w:eastAsia="ru-RU"/>
-        </w:rPr>
-        <w:t>.0</w:t>
-      </w:r>
-      <w:r>
-        <w:rPr>
-          <w:rFonts w:eastAsia="Times New Roman" w:cs="Times New Roman"/>
-          <w:color w:val="000000"/>
-          <w:sz w:val="24"/>
-          <w:szCs w:val="24"/>
-          <w:lang w:eastAsia="ru-RU"/>
-        </w:rPr>
-        <w:t>4</w:t>
-      </w:r>
-      <w:r>
-        <w:rPr>
-          <w:rFonts w:eastAsia="Times New Roman" w:cs="Times New Roman"/>
-          <w:color w:val="000000"/>
-          <w:sz w:val="24"/>
-          <w:szCs w:val="24"/>
-          <w:lang w:eastAsia="ru-RU"/>
-        </w:rPr>
-        <w:t>.202</w:t>
-      </w:r>
-      <w:r>
-        <w:rPr>
-          <w:rFonts w:eastAsia="Times New Roman" w:cs="Times New Roman"/>
-          <w:color w:val="000000"/>
-          <w:sz w:val="24"/>
-          <w:szCs w:val="24"/>
-          <w:lang w:eastAsia="ru-RU"/>
-        </w:rPr>
-        <w:t>5</w:t>
-      </w:r>
-      <w:r>
-        <w:rPr>
-          <w:rFonts w:eastAsia="Times New Roman" w:cs="Times New Roman"/>
-          <w:color w:val="000000"/>
-          <w:sz w:val="24"/>
-          <w:szCs w:val="24"/>
-          <w:lang w:eastAsia="ru-RU"/>
-        </w:rPr>
-        <w:t xml:space="preserve"> г. В связи с оплатой стоимости настоящего договора за счет средств федеральной субсидии, подрядчик (Исполнитель) дает свое согласие на осуществление главным распорядителем бюджетных средств, предоставившим субсидию (Министерство просвещения Российской Федерации), и органами государственного (муниципального) финансового контроля проверок (в т.ч. в соответствии со статьями 268.1 и 269.2 Бюджетного кодекса Российской Федерации) соблюдения Заказчиком условий, целей и порядка предоставления субсидии</w:t>
-      </w:r>
-      <w:r>
-        <w:rPr>
-          <w:rFonts w:eastAsia="Times New Roman" w:cs="Times New Roman"/>
-          <w:color w:val="000000"/>
-          <w:sz w:val="24"/>
-          <w:szCs w:val="24"/>
-          <w:lang w:eastAsia="ru-RU"/>
-        </w:rPr>
-        <w:t xml:space="preserve">, в том числе в части достижения результатов предоставления </w:t>
-      </w:r>
-      <w:r>
-        <w:rPr>
-          <w:rFonts w:eastAsia="Times New Roman" w:cs="Times New Roman"/>
-          <w:color w:val="000000"/>
-          <w:sz w:val="24"/>
-          <w:szCs w:val="24"/>
-          <w:lang w:eastAsia="ru-RU"/>
-        </w:rPr>
-        <w:t>субсидии</w:t>
-      </w:r>
-      <w:r>
-        <w:rPr>
-          <w:sz w:val="24"/>
-          <w:szCs w:val="24"/>
-        </w:rPr>
-        <w:t>.</w:t>
-      </w:r>
-    </w:p>
-    <w:p>
-      <w:pPr>
-        <w:spacing w:after="0"/>
-        <w:jc w:val="both"/>
-        <w:rPr>
-          <w:sz w:val="24"/>
-          <w:szCs w:val="24"/>
-        </w:rPr>
-      </w:pPr>
+          <w:highlight w:val="yellow"/>
+        </w:rPr>
+        <w:t xml:space="preserve">{% if is_retroactive %}{% if is_retroactive %}Стороны</w:t>
+      </w:r>
       <w:r>
         <w:rPr>
           <w:i/>
           <w:iCs/>
           <w:sz w:val="24"/>
           <w:szCs w:val="24"/>
-        </w:rPr>
-        <w:tab/>
-      </w:r>
-      <w:r>
-        <w:rPr>
-          <w:sz w:val="24"/>
-          <w:szCs w:val="24"/>
-        </w:rPr>
-        <w:t>4.5.1. В связи с финансированием Договора за счет средств субсидии, установленной п. 4.5. Договора, Подрядчик (Исполнитель) обязуется вести</w:t>
-      </w:r>
-      <w:r>
-        <w:rPr>
-          <w:sz w:val="24"/>
-          <w:szCs w:val="24"/>
-        </w:rPr>
-        <w:t xml:space="preserve"> раздельн</w:t>
-      </w:r>
-      <w:r>
-        <w:rPr>
-          <w:sz w:val="24"/>
-          <w:szCs w:val="24"/>
-        </w:rPr>
-        <w:t>ый</w:t>
-      </w:r>
-      <w:r>
-        <w:rPr>
-          <w:sz w:val="24"/>
-          <w:szCs w:val="24"/>
-        </w:rPr>
-        <w:t xml:space="preserve"> учет расходов, </w:t>
-      </w:r>
-      <w:r>
-        <w:rPr>
-          <w:sz w:val="24"/>
-          <w:szCs w:val="24"/>
-        </w:rPr>
-        <w:br/>
-      </w:r>
-      <w:r>
-        <w:rPr>
-          <w:sz w:val="24"/>
-          <w:szCs w:val="24"/>
-        </w:rPr>
-        <w:t>а также предоставл</w:t>
-      </w:r>
-      <w:r>
-        <w:rPr>
-          <w:sz w:val="24"/>
-          <w:szCs w:val="24"/>
-        </w:rPr>
-        <w:t>ять</w:t>
-      </w:r>
-      <w:r>
-        <w:rPr>
-          <w:sz w:val="24"/>
-          <w:szCs w:val="24"/>
-        </w:rPr>
-        <w:t xml:space="preserve"> по требованию </w:t>
-      </w:r>
-      <w:r>
-        <w:rPr>
-          <w:sz w:val="24"/>
-          <w:szCs w:val="24"/>
-        </w:rPr>
-        <w:t>З</w:t>
-      </w:r>
-      <w:r>
-        <w:rPr>
-          <w:sz w:val="24"/>
-          <w:szCs w:val="24"/>
-        </w:rPr>
-        <w:t>аказчика</w:t>
-      </w:r>
-      <w:r>
-        <w:rPr>
-          <w:sz w:val="24"/>
-          <w:szCs w:val="24"/>
-        </w:rPr>
-        <w:t xml:space="preserve"> и </w:t>
-      </w:r>
-      <w:r>
-        <w:rPr>
-          <w:sz w:val="24"/>
-          <w:szCs w:val="24"/>
-        </w:rPr>
-        <w:t>органов финансового контроля</w:t>
-      </w:r>
-      <w:r>
-        <w:rPr>
-          <w:sz w:val="24"/>
-          <w:szCs w:val="24"/>
-        </w:rPr>
-        <w:t xml:space="preserve"> </w:t>
-      </w:r>
-      <w:r>
-        <w:rPr>
-          <w:sz w:val="24"/>
-          <w:szCs w:val="24"/>
-        </w:rPr>
-        <w:br/>
-      </w:r>
-      <w:r>
-        <w:rPr>
-          <w:sz w:val="24"/>
-          <w:szCs w:val="24"/>
-        </w:rPr>
-        <w:t>(в т.ч. указанных в п. 4.5. Договора)</w:t>
-      </w:r>
-      <w:r>
-        <w:rPr>
-          <w:sz w:val="24"/>
-          <w:szCs w:val="24"/>
-        </w:rPr>
-        <w:t xml:space="preserve"> первичны</w:t>
-      </w:r>
-      <w:r>
-        <w:rPr>
-          <w:sz w:val="24"/>
-          <w:szCs w:val="24"/>
-        </w:rPr>
-        <w:t>е</w:t>
-      </w:r>
-      <w:r>
-        <w:rPr>
-          <w:sz w:val="24"/>
-          <w:szCs w:val="24"/>
-        </w:rPr>
-        <w:t xml:space="preserve"> документ</w:t>
-      </w:r>
-      <w:r>
-        <w:rPr>
-          <w:sz w:val="24"/>
-          <w:szCs w:val="24"/>
-        </w:rPr>
-        <w:t>ы</w:t>
-      </w:r>
-      <w:r>
-        <w:rPr>
-          <w:sz w:val="24"/>
-          <w:szCs w:val="24"/>
-        </w:rPr>
-        <w:t>, подтверждающи</w:t>
-      </w:r>
-      <w:r>
-        <w:rPr>
-          <w:sz w:val="24"/>
-          <w:szCs w:val="24"/>
-        </w:rPr>
-        <w:t>е</w:t>
-      </w:r>
-      <w:r>
-        <w:rPr>
-          <w:sz w:val="24"/>
-          <w:szCs w:val="24"/>
-        </w:rPr>
-        <w:t xml:space="preserve"> фактически понесенные затраты</w:t>
-      </w:r>
-      <w:r>
-        <w:rPr>
-          <w:sz w:val="24"/>
-          <w:szCs w:val="24"/>
-        </w:rPr>
-        <w:t xml:space="preserve">. Обязательства, установленные настоящим пунктом, </w:t>
-      </w:r>
-      <w:r>
-        <w:rPr>
-          <w:sz w:val="24"/>
-          <w:szCs w:val="24"/>
-        </w:rPr>
-        <w:t>ра</w:t>
-      </w:r>
-      <w:r>
-        <w:rPr>
-          <w:sz w:val="24"/>
-          <w:szCs w:val="24"/>
-        </w:rPr>
-        <w:t xml:space="preserve">спространяются также на субподрядчиков (привлеченных Подрядчиком </w:t>
-      </w:r>
-      <w:r>
-        <w:rPr>
-          <w:sz w:val="24"/>
-          <w:szCs w:val="24"/>
-        </w:rPr>
-        <w:t>(</w:t>
-      </w:r>
-      <w:r>
-        <w:rPr>
-          <w:sz w:val="24"/>
-          <w:szCs w:val="24"/>
-        </w:rPr>
-        <w:t>Исполнителем)), вплоть до</w:t>
-      </w:r>
-      <w:r>
-        <w:rPr>
-          <w:sz w:val="24"/>
-          <w:szCs w:val="24"/>
-        </w:rPr>
-        <w:t xml:space="preserve"> последнего уровня</w:t>
-      </w:r>
-      <w:r>
-        <w:rPr>
-          <w:sz w:val="24"/>
-          <w:szCs w:val="24"/>
-        </w:rPr>
-        <w:t>.</w:t>
-      </w:r>
-    </w:p>
-    <w:p>
-      <w:pPr>
-        <w:spacing w:after="0"/>
-        <w:jc w:val="both"/>
-        <w:rPr>
-          <w:sz w:val="24"/>
-          <w:szCs w:val="24"/>
-        </w:rPr>
-      </w:pPr>
-      <w:r>
-        <w:rPr>
-          <w:sz w:val="24"/>
-          <w:szCs w:val="24"/>
-        </w:rPr>
-        <w:tab/>
-      </w:r>
-      <w:r>
-        <w:rPr>
-          <w:sz w:val="24"/>
-          <w:szCs w:val="24"/>
-        </w:rPr>
-        <w:t xml:space="preserve">4.6. В случае уменьшения </w:t>
-      </w:r>
-      <w:r>
-        <w:rPr>
-          <w:rFonts w:eastAsia="Times New Roman" w:cs="Times New Roman"/>
-          <w:color w:val="000000"/>
-          <w:sz w:val="24"/>
-          <w:szCs w:val="24"/>
-          <w:lang w:eastAsia="ru-RU"/>
-        </w:rPr>
-        <w:t>Министерств</w:t>
-      </w:r>
-      <w:r>
-        <w:rPr>
-          <w:rFonts w:eastAsia="Times New Roman" w:cs="Times New Roman"/>
-          <w:color w:val="000000"/>
-          <w:sz w:val="24"/>
-          <w:szCs w:val="24"/>
-          <w:lang w:eastAsia="ru-RU"/>
-        </w:rPr>
-        <w:t>у</w:t>
-      </w:r>
-      <w:r>
-        <w:rPr>
-          <w:rFonts w:eastAsia="Times New Roman" w:cs="Times New Roman"/>
-          <w:color w:val="000000"/>
-          <w:sz w:val="24"/>
-          <w:szCs w:val="24"/>
-          <w:lang w:eastAsia="ru-RU"/>
-        </w:rPr>
-        <w:t xml:space="preserve"> просвещения Российской Федерации</w:t>
-      </w:r>
-      <w:r>
-        <w:rPr>
-          <w:rFonts w:eastAsia="Times New Roman" w:cs="Times New Roman"/>
-          <w:color w:val="000000"/>
-          <w:sz w:val="24"/>
-          <w:szCs w:val="24"/>
-          <w:lang w:eastAsia="ru-RU"/>
-        </w:rPr>
-        <w:t xml:space="preserve"> </w:t>
-      </w:r>
-      <w:r>
-        <w:rPr>
-          <w:sz w:val="24"/>
-          <w:szCs w:val="24"/>
-        </w:rPr>
-        <w:t xml:space="preserve">как получателю средств федерального бюджета ранее доведенных лимитов бюджетных обязательств, приводящего к невозможности предоставления Субсидии </w:t>
-      </w:r>
-      <w:r>
-        <w:rPr>
-          <w:sz w:val="24"/>
-          <w:szCs w:val="24"/>
-        </w:rPr>
-        <w:br/>
-      </w:r>
-      <w:r>
-        <w:rPr>
-          <w:sz w:val="24"/>
-          <w:szCs w:val="24"/>
-        </w:rPr>
-        <w:t>для ВСКС в размере, определенным соглашением, указанным в п. 4.5. настоящего Договора, Стороны проводят переговоры по согласованию новых условий настоящего Договора и заключают соответствующее дополнительное соглашение к настоящему Договору, а в случае недостижения Сторонами настоящего Договора таких новых условий, расторгают настоящий Договор.</w:t>
-      </w:r>
-    </w:p>
-    <w:p>
-      <w:pPr>
-        <w:spacing w:after="0"/>
-        <w:jc w:val="center"/>
-        <w:rPr>
-          <w:b/>
-          <w:bCs/>
-          <w:sz w:val="24"/>
-          <w:szCs w:val="24"/>
-        </w:rPr>
-      </w:pPr>
-      <w:r>
-        <w:rPr>
-          <w:b/>
-          <w:bCs/>
-          <w:sz w:val="24"/>
-          <w:szCs w:val="24"/>
-        </w:rPr>
-        <w:t>5. Ответственность Сторон</w:t>
-      </w:r>
-    </w:p>
-    <w:p>
-      <w:pPr>
-        <w:spacing w:after="0"/>
-        <w:ind w:firstLine="708"/>
-        <w:jc w:val="both"/>
-        <w:rPr>
-          <w:sz w:val="24"/>
-          <w:szCs w:val="24"/>
-        </w:rPr>
-      </w:pPr>
-      <w:r>
-        <w:rPr>
-          <w:sz w:val="24"/>
-          <w:szCs w:val="24"/>
-        </w:rPr>
-        <w:t xml:space="preserve">5.1. За </w:t>
-      </w:r>
-      <w:r>
-        <w:rPr>
-          <w:sz w:val="24"/>
-          <w:szCs w:val="24"/>
-        </w:rPr>
-        <w:t>невыполнение или ненадлежащее</w:t>
-      </w:r>
-      <w:r>
-        <w:rPr>
-          <w:sz w:val="24"/>
-          <w:szCs w:val="24"/>
-        </w:rPr>
-        <w:t xml:space="preserve"> </w:t>
-      </w:r>
-      <w:r>
-        <w:rPr>
-          <w:sz w:val="24"/>
-          <w:szCs w:val="24"/>
-        </w:rPr>
-        <w:t xml:space="preserve">выполнение обязательств, предусмотренных настоящим Договором, Стороны несут ответственность в соответствии </w:t>
-      </w:r>
-      <w:r>
-        <w:rPr>
-          <w:sz w:val="24"/>
-          <w:szCs w:val="24"/>
-        </w:rPr>
-        <w:br/>
-      </w:r>
-      <w:r>
-        <w:rPr>
-          <w:sz w:val="24"/>
-          <w:szCs w:val="24"/>
-        </w:rPr>
-        <w:t>с действующим законодательством и Договором</w:t>
-      </w:r>
-      <w:r>
-        <w:rPr>
-          <w:sz w:val="24"/>
-          <w:szCs w:val="24"/>
-        </w:rPr>
-        <w:t>.</w:t>
-      </w:r>
-    </w:p>
-    <w:p>
-      <w:pPr>
-        <w:spacing w:after="0"/>
-        <w:ind w:firstLine="708"/>
-        <w:jc w:val="both"/>
-        <w:rPr>
-          <w:sz w:val="24"/>
-          <w:szCs w:val="24"/>
-        </w:rPr>
-      </w:pPr>
-      <w:r>
-        <w:rPr>
-          <w:sz w:val="24"/>
-          <w:szCs w:val="24"/>
-        </w:rPr>
-        <w:t xml:space="preserve">5.2. В </w:t>
-      </w:r>
-      <w:r>
-        <w:rPr>
-          <w:sz w:val="24"/>
-          <w:szCs w:val="24"/>
-        </w:rPr>
-        <w:t xml:space="preserve">случае просрочки исполнения Заказчиком обязательств по оплате оказанных и принятых Услуг, предусмотренных Договором, Исполнитель вправе потребовать уплаты пени. Пеня начисляется за каждый день просрочки платежа, начиная со дня, следующего после дня истечения срока оплаты, в размере одной трехсотой ключевой ставки Центрального банка Российской Федерации, действующей на дату уплаты пеней, </w:t>
-      </w:r>
-      <w:r>
-        <w:rPr>
-          <w:sz w:val="24"/>
-          <w:szCs w:val="24"/>
-        </w:rPr>
-        <w:br/>
-      </w:r>
-      <w:r>
-        <w:rPr>
-          <w:sz w:val="24"/>
-          <w:szCs w:val="24"/>
-        </w:rPr>
-        <w:t xml:space="preserve">от невыплаченной </w:t>
-      </w:r>
-      <w:r>
-        <w:rPr>
-          <w:sz w:val="24"/>
-          <w:szCs w:val="24"/>
-        </w:rPr>
-        <w:t xml:space="preserve">в срок </w:t>
-      </w:r>
-      <w:r>
-        <w:rPr>
-          <w:sz w:val="24"/>
-          <w:szCs w:val="24"/>
-        </w:rPr>
-        <w:t>суммы</w:t>
-      </w:r>
-      <w:r>
-        <w:rPr>
-          <w:sz w:val="24"/>
-          <w:szCs w:val="24"/>
-        </w:rPr>
-        <w:t xml:space="preserve">, но не более </w:t>
-      </w:r>
-      <w:r>
-        <w:rPr>
-          <w:sz w:val="24"/>
-          <w:szCs w:val="24"/>
-        </w:rPr>
-        <w:t>1</w:t>
-      </w:r>
-      <w:r>
-        <w:rPr>
-          <w:sz w:val="24"/>
-          <w:szCs w:val="24"/>
-        </w:rPr>
-        <w:t xml:space="preserve">% от </w:t>
-      </w:r>
-      <w:r>
-        <w:rPr>
-          <w:sz w:val="24"/>
-          <w:szCs w:val="24"/>
-        </w:rPr>
-        <w:t xml:space="preserve">невыплаченной </w:t>
-      </w:r>
-      <w:r>
-        <w:rPr>
-          <w:sz w:val="24"/>
-          <w:szCs w:val="24"/>
-        </w:rPr>
-        <w:t xml:space="preserve">в срок </w:t>
-      </w:r>
-      <w:r>
-        <w:rPr>
-          <w:sz w:val="24"/>
-          <w:szCs w:val="24"/>
-        </w:rPr>
-        <w:t>суммы</w:t>
-      </w:r>
-      <w:r>
-        <w:rPr>
-          <w:sz w:val="24"/>
-          <w:szCs w:val="24"/>
-        </w:rPr>
-        <w:t xml:space="preserve">. Заказчик </w:t>
-      </w:r>
-      <w:r>
-        <w:rPr>
-          <w:sz w:val="24"/>
-          <w:szCs w:val="24"/>
-        </w:rPr>
-        <w:lastRenderedPageBreak/>
-        <w:t xml:space="preserve">освобождается от уплаты неустойки, если докажет, что просрочка исполнения указанного обязательства произошла </w:t>
-      </w:r>
-      <w:r>
-        <w:rPr>
-          <w:sz w:val="24"/>
-          <w:szCs w:val="24"/>
-        </w:rPr>
-        <w:t xml:space="preserve">не по вине Заказчика, </w:t>
-      </w:r>
-      <w:r>
-        <w:rPr>
-          <w:sz w:val="24"/>
-          <w:szCs w:val="24"/>
-        </w:rPr>
-        <w:t xml:space="preserve">вследствие непреодолимой силы </w:t>
-      </w:r>
-      <w:r>
-        <w:rPr>
-          <w:sz w:val="24"/>
-          <w:szCs w:val="24"/>
-        </w:rPr>
-        <w:br/>
-      </w:r>
-      <w:r>
-        <w:rPr>
-          <w:sz w:val="24"/>
-          <w:szCs w:val="24"/>
-        </w:rPr>
-        <w:t>или по вине Исполнителя</w:t>
-      </w:r>
-      <w:r>
-        <w:rPr>
-          <w:sz w:val="24"/>
-          <w:szCs w:val="24"/>
-        </w:rPr>
-        <w:t>.</w:t>
-      </w:r>
-    </w:p>
-    <w:p>
-      <w:pPr>
-        <w:spacing w:after="0"/>
-        <w:ind w:firstLine="708"/>
-        <w:jc w:val="both"/>
-        <w:rPr>
-          <w:sz w:val="24"/>
-          <w:szCs w:val="24"/>
-        </w:rPr>
-      </w:pPr>
-      <w:r>
-        <w:rPr>
-          <w:sz w:val="24"/>
-          <w:szCs w:val="24"/>
-        </w:rPr>
-        <w:t xml:space="preserve">5.3. В </w:t>
-      </w:r>
-      <w:r>
-        <w:rPr>
-          <w:sz w:val="24"/>
-          <w:szCs w:val="24"/>
-        </w:rPr>
-        <w:t xml:space="preserve">случае просрочки Исполнителем исполнения своих обязательств </w:t>
-      </w:r>
-      <w:r>
-        <w:rPr>
-          <w:sz w:val="24"/>
-          <w:szCs w:val="24"/>
-        </w:rPr>
-        <w:br/>
-      </w:r>
-      <w:r>
-        <w:rPr>
-          <w:sz w:val="24"/>
-          <w:szCs w:val="24"/>
-        </w:rPr>
-        <w:t>по настоящему Договору, Заказчик вправе потребовать от Исполнителя выплаты пени</w:t>
-      </w:r>
-      <w:r>
-        <w:rPr>
-          <w:sz w:val="24"/>
-          <w:szCs w:val="24"/>
-        </w:rPr>
-        <w:t>.</w:t>
-      </w:r>
-    </w:p>
-    <w:p>
-      <w:pPr>
-        <w:spacing w:after="0"/>
-        <w:ind w:firstLine="708"/>
-        <w:jc w:val="both"/>
-        <w:rPr>
-          <w:sz w:val="24"/>
-          <w:szCs w:val="24"/>
-        </w:rPr>
-      </w:pPr>
-      <w:r>
-        <w:rPr>
-          <w:sz w:val="24"/>
-          <w:szCs w:val="24"/>
-        </w:rPr>
-        <w:t xml:space="preserve">Пеня начисляется за каждый день просрочки исполнения обязательства, начиная </w:t>
-      </w:r>
-      <w:r>
-        <w:rPr>
-          <w:sz w:val="24"/>
-          <w:szCs w:val="24"/>
-        </w:rPr>
-        <w:br/>
-      </w:r>
-      <w:r>
-        <w:rPr>
-          <w:sz w:val="24"/>
-          <w:szCs w:val="24"/>
-        </w:rPr>
-        <w:t xml:space="preserve">со дня, следующего после дня истечения срока исполнения, в размере одной </w:t>
-      </w:r>
-      <w:r>
-        <w:rPr>
-          <w:sz w:val="24"/>
-          <w:szCs w:val="24"/>
-        </w:rPr>
-        <w:t>трехсотой ключевой</w:t>
-      </w:r>
-      <w:r>
-        <w:rPr>
-          <w:sz w:val="24"/>
-          <w:szCs w:val="24"/>
-        </w:rPr>
-        <w:t xml:space="preserve"> ставки Центрального банка Российской Федерации, действующей на дату уплаты пеней, от </w:t>
-      </w:r>
-      <w:r>
-        <w:rPr>
-          <w:sz w:val="24"/>
-          <w:szCs w:val="24"/>
-        </w:rPr>
-        <w:t>Ц</w:t>
-      </w:r>
-      <w:r>
-        <w:rPr>
-          <w:sz w:val="24"/>
-          <w:szCs w:val="24"/>
-        </w:rPr>
-        <w:t xml:space="preserve">ены </w:t>
-      </w:r>
-      <w:r>
-        <w:rPr>
-          <w:sz w:val="24"/>
-          <w:szCs w:val="24"/>
-        </w:rPr>
-        <w:t>Д</w:t>
-      </w:r>
-      <w:r>
-        <w:rPr>
-          <w:sz w:val="24"/>
-          <w:szCs w:val="24"/>
-        </w:rPr>
-        <w:t>оговора. Исполнитель освобождается от уплаты неустойки, если докажет, что просрочка исполнения указанного обязательства произошла вследствие непреодолимой силы или по вине Заказчика</w:t>
-      </w:r>
-      <w:r>
-        <w:rPr>
-          <w:sz w:val="24"/>
-          <w:szCs w:val="24"/>
-        </w:rPr>
-        <w:t>.</w:t>
-      </w:r>
-    </w:p>
-    <w:p>
-      <w:pPr>
-        <w:spacing w:after="0"/>
-        <w:ind w:firstLine="708"/>
-        <w:jc w:val="both"/>
-        <w:rPr>
-          <w:sz w:val="24"/>
-          <w:szCs w:val="24"/>
-        </w:rPr>
-      </w:pPr>
-      <w:r>
-        <w:rPr>
-          <w:sz w:val="24"/>
-          <w:szCs w:val="24"/>
-        </w:rPr>
-        <w:t xml:space="preserve">5.4. В </w:t>
-      </w:r>
-      <w:r>
-        <w:rPr>
-          <w:sz w:val="24"/>
-          <w:szCs w:val="24"/>
-        </w:rPr>
-        <w:t xml:space="preserve">случае оказания Исполнителем Услуг ненадлежащего качества </w:t>
-      </w:r>
-      <w:r>
-        <w:rPr>
-          <w:sz w:val="24"/>
-          <w:szCs w:val="24"/>
-        </w:rPr>
-        <w:br/>
-      </w:r>
-      <w:r>
-        <w:rPr>
-          <w:sz w:val="24"/>
-          <w:szCs w:val="24"/>
-        </w:rPr>
-        <w:t>или неисполнения иных обязанностей, предусмотренных настоящим Договором, Заказчик имеет право по своему усмотрению потребовать:</w:t>
-      </w:r>
-    </w:p>
-    <w:p>
-      <w:pPr>
-        <w:spacing w:after="0"/>
-        <w:ind w:firstLine="708"/>
-        <w:jc w:val="both"/>
-        <w:rPr>
-          <w:sz w:val="24"/>
-          <w:szCs w:val="24"/>
-        </w:rPr>
-      </w:pPr>
-      <w:r>
-        <w:rPr>
-          <w:sz w:val="24"/>
-          <w:szCs w:val="24"/>
-        </w:rPr>
-        <w:t xml:space="preserve">— соразмерного уменьшения, установленной за Услуги </w:t>
-      </w:r>
-      <w:r>
-        <w:rPr>
-          <w:sz w:val="24"/>
-          <w:szCs w:val="24"/>
-        </w:rPr>
-        <w:t>ц</w:t>
-      </w:r>
-      <w:r>
-        <w:rPr>
-          <w:sz w:val="24"/>
-          <w:szCs w:val="24"/>
-        </w:rPr>
-        <w:t>ены;</w:t>
-      </w:r>
-    </w:p>
-    <w:p>
-      <w:pPr>
-        <w:spacing w:after="0"/>
-        <w:ind w:firstLine="708"/>
-        <w:jc w:val="both"/>
-        <w:rPr>
-          <w:sz w:val="24"/>
-          <w:szCs w:val="24"/>
-        </w:rPr>
-      </w:pPr>
-      <w:r>
-        <w:rPr>
-          <w:sz w:val="24"/>
-          <w:szCs w:val="24"/>
-        </w:rPr>
-        <w:t>— безвозмездного устранения недостатков в разумный срок;</w:t>
-      </w:r>
-    </w:p>
-    <w:p>
-      <w:pPr>
-        <w:spacing w:after="0"/>
-        <w:ind w:firstLine="708"/>
-        <w:jc w:val="both"/>
-        <w:rPr>
-          <w:sz w:val="24"/>
-          <w:szCs w:val="24"/>
-        </w:rPr>
-      </w:pPr>
-      <w:r>
-        <w:rPr>
-          <w:sz w:val="24"/>
-          <w:szCs w:val="24"/>
-        </w:rPr>
-        <w:t xml:space="preserve">— возмещения своих расходов на устранение недостатков как своими силами, </w:t>
-      </w:r>
-      <w:r>
-        <w:rPr>
-          <w:sz w:val="24"/>
-          <w:szCs w:val="24"/>
-        </w:rPr>
-        <w:br/>
-      </w:r>
-      <w:r>
-        <w:rPr>
-          <w:sz w:val="24"/>
-          <w:szCs w:val="24"/>
-        </w:rPr>
-        <w:t>так и путем привлечения третьих лиц</w:t>
-      </w:r>
-      <w:r>
-        <w:rPr>
-          <w:sz w:val="24"/>
-          <w:szCs w:val="24"/>
-        </w:rPr>
-        <w:t>.</w:t>
-      </w:r>
-    </w:p>
-    <w:p>
-      <w:pPr>
-        <w:spacing w:after="0"/>
-        <w:ind w:firstLine="708"/>
-        <w:jc w:val="both"/>
-        <w:rPr>
-          <w:sz w:val="24"/>
-          <w:szCs w:val="24"/>
-        </w:rPr>
-      </w:pPr>
-      <w:r>
-        <w:rPr>
-          <w:sz w:val="24"/>
-          <w:szCs w:val="24"/>
-        </w:rPr>
-        <w:t xml:space="preserve">5.5. </w:t>
-      </w:r>
-      <w:r>
-        <w:rPr>
-          <w:sz w:val="24"/>
-          <w:szCs w:val="24"/>
-        </w:rPr>
-        <w:t xml:space="preserve">Сторона </w:t>
-      </w:r>
-      <w:r>
-        <w:rPr>
-          <w:sz w:val="24"/>
-          <w:szCs w:val="24"/>
-        </w:rPr>
-        <w:t>освобождается от уплаты неустойки (штрафа, пени), если докажет</w:t>
-      </w:r>
-      <w:r>
-        <w:rPr>
-          <w:sz w:val="24"/>
-          <w:szCs w:val="24"/>
-        </w:rPr>
-        <w:t>,</w:t>
-      </w:r>
-      <w:r>
-        <w:rPr>
-          <w:sz w:val="24"/>
-          <w:szCs w:val="24"/>
-        </w:rPr>
-        <w:t xml:space="preserve"> </w:t>
-      </w:r>
-      <w:r>
-        <w:rPr>
-          <w:sz w:val="24"/>
-          <w:szCs w:val="24"/>
-        </w:rPr>
-        <w:br/>
-      </w:r>
-      <w:r>
-        <w:rPr>
-          <w:sz w:val="24"/>
-          <w:szCs w:val="24"/>
-        </w:rPr>
-        <w:t>что неисполнение или ненадлежащее исполнение обязательства, предусмотренного Договором, произошло вследствие непреодолимой силы или по вине другой Стороны</w:t>
-      </w:r>
-      <w:r>
-        <w:rPr>
-          <w:sz w:val="24"/>
-          <w:szCs w:val="24"/>
-        </w:rPr>
-        <w:t>.</w:t>
-      </w:r>
-    </w:p>
-    <w:p>
-      <w:pPr>
-        <w:spacing w:after="0"/>
-        <w:ind w:firstLine="708"/>
-        <w:jc w:val="both"/>
-        <w:rPr>
-          <w:sz w:val="24"/>
-          <w:szCs w:val="24"/>
-        </w:rPr>
-      </w:pPr>
-      <w:r>
-        <w:rPr>
-          <w:sz w:val="24"/>
-          <w:szCs w:val="24"/>
-        </w:rPr>
-        <w:t xml:space="preserve">5.6. Заказчик </w:t>
-      </w:r>
-      <w:r>
-        <w:rPr>
-          <w:sz w:val="24"/>
-          <w:szCs w:val="24"/>
-        </w:rPr>
-        <w:t>вправе удержать из стоимости Услуг, подлежащей выплате Исполнителю, суммы штрафов и пеней, подлежащих уплате Исполнителем в соответствии с условиями настоящего Договора</w:t>
-      </w:r>
-      <w:r>
-        <w:rPr>
-          <w:sz w:val="24"/>
-          <w:szCs w:val="24"/>
-        </w:rPr>
-        <w:t>.</w:t>
-      </w:r>
-    </w:p>
-    <w:p>
-      <w:pPr>
-        <w:spacing w:after="0"/>
-        <w:ind w:firstLine="708"/>
-        <w:jc w:val="both"/>
-        <w:rPr>
-          <w:sz w:val="24"/>
-          <w:szCs w:val="24"/>
-        </w:rPr>
-      </w:pPr>
-      <w:r>
-        <w:rPr>
-          <w:sz w:val="24"/>
-          <w:szCs w:val="24"/>
-        </w:rPr>
-        <w:t xml:space="preserve">5.7. В </w:t>
-      </w:r>
-      <w:r>
-        <w:rPr>
-          <w:sz w:val="24"/>
-          <w:szCs w:val="24"/>
-        </w:rPr>
-        <w:t xml:space="preserve">случае если в результате некачественного и/или несвоевременного оказания Исполнителем Услуг по настоящему Договору к Заказчику будут предъявлены обоснованные претензии третьими лицами, Исполнитель обязуется самостоятельно </w:t>
-      </w:r>
-      <w:r>
-        <w:rPr>
-          <w:sz w:val="24"/>
-          <w:szCs w:val="24"/>
-        </w:rPr>
-        <w:br/>
-      </w:r>
-      <w:r>
-        <w:rPr>
-          <w:sz w:val="24"/>
-          <w:szCs w:val="24"/>
-        </w:rPr>
-        <w:t xml:space="preserve">и за свой счет урегулировать данные претензии, а в случае возникновения у Заказчика </w:t>
-      </w:r>
-      <w:r>
-        <w:rPr>
-          <w:sz w:val="24"/>
-          <w:szCs w:val="24"/>
-        </w:rPr>
-        <w:br/>
-      </w:r>
-      <w:r>
-        <w:rPr>
-          <w:sz w:val="24"/>
-          <w:szCs w:val="24"/>
-        </w:rPr>
-        <w:t>в связи с предъявлением таких претензий каких-либо убытков - возместить все понесенные последним убытки в полном объеме</w:t>
-      </w:r>
-      <w:r>
-        <w:rPr>
-          <w:sz w:val="24"/>
-          <w:szCs w:val="24"/>
-        </w:rPr>
-        <w:t>.</w:t>
-      </w:r>
-    </w:p>
-    <w:p>
-      <w:pPr>
-        <w:spacing w:after="0"/>
-        <w:ind w:firstLine="708"/>
-        <w:jc w:val="both"/>
-        <w:rPr>
-          <w:sz w:val="24"/>
-          <w:szCs w:val="24"/>
-        </w:rPr>
-      </w:pPr>
-      <w:r>
-        <w:rPr>
-          <w:sz w:val="24"/>
-          <w:szCs w:val="24"/>
-        </w:rPr>
-        <w:t xml:space="preserve">5.8. Исполнитель </w:t>
-      </w:r>
-      <w:r>
-        <w:rPr>
-          <w:sz w:val="24"/>
-          <w:szCs w:val="24"/>
-        </w:rPr>
-        <w:t xml:space="preserve">несет перед Заказчиком ответственность за неисполнение </w:t>
-      </w:r>
-      <w:r>
-        <w:rPr>
-          <w:sz w:val="24"/>
-          <w:szCs w:val="24"/>
-        </w:rPr>
-        <w:br/>
-      </w:r>
-      <w:r>
-        <w:rPr>
-          <w:sz w:val="24"/>
-          <w:szCs w:val="24"/>
-        </w:rPr>
-        <w:t>ил</w:t>
-      </w:r>
-      <w:r>
-        <w:rPr>
-          <w:sz w:val="24"/>
-          <w:szCs w:val="24"/>
-        </w:rPr>
-        <w:t>и</w:t>
-      </w:r>
-      <w:r>
-        <w:rPr>
-          <w:sz w:val="24"/>
-          <w:szCs w:val="24"/>
-        </w:rPr>
-        <w:t xml:space="preserve"> ненадлежащее исполнение обязательств по настоящему Договору, в том числе </w:t>
-      </w:r>
-      <w:r>
-        <w:rPr>
-          <w:sz w:val="24"/>
-          <w:szCs w:val="24"/>
-        </w:rPr>
-        <w:br/>
-      </w:r>
-      <w:r>
-        <w:rPr>
-          <w:sz w:val="24"/>
-          <w:szCs w:val="24"/>
-        </w:rPr>
-        <w:t>за действия третьих лиц, привлеченных Исполнителем к исполнению настоящего Договора</w:t>
-      </w:r>
-      <w:r>
-        <w:rPr>
-          <w:sz w:val="24"/>
-          <w:szCs w:val="24"/>
-        </w:rPr>
-        <w:t>.</w:t>
-      </w:r>
-    </w:p>
-    <w:p>
-      <w:pPr>
-        <w:spacing w:after="0"/>
-        <w:ind w:firstLine="708"/>
-        <w:jc w:val="both"/>
-        <w:rPr>
-          <w:sz w:val="24"/>
-          <w:szCs w:val="24"/>
-        </w:rPr>
-      </w:pPr>
-      <w:r>
-        <w:rPr>
-          <w:sz w:val="24"/>
-          <w:szCs w:val="24"/>
-        </w:rPr>
-        <w:t xml:space="preserve">5.9. Уплата </w:t>
-      </w:r>
-      <w:r>
-        <w:rPr>
-          <w:sz w:val="24"/>
-          <w:szCs w:val="24"/>
-        </w:rPr>
-        <w:t>неустойки (пени, штрафа), а также возмещение убытков не освобождает Стороны от исполнения обязательств, предусмотренных Договором</w:t>
-      </w:r>
-      <w:r>
-        <w:rPr>
-          <w:sz w:val="24"/>
-          <w:szCs w:val="24"/>
-        </w:rPr>
-        <w:t>.</w:t>
-      </w:r>
-    </w:p>
-    <w:p>
-      <w:pPr>
-        <w:spacing w:after="0"/>
-        <w:jc w:val="center"/>
-        <w:rPr>
-          <w:b/>
-          <w:bCs/>
-          <w:sz w:val="24"/>
-          <w:szCs w:val="24"/>
-        </w:rPr>
-      </w:pPr>
-      <w:r>
-        <w:rPr>
-          <w:b/>
-          <w:bCs/>
-          <w:sz w:val="24"/>
-          <w:szCs w:val="24"/>
-        </w:rPr>
-        <w:t>6. Гарантии и заверения</w:t>
-      </w:r>
-    </w:p>
-    <w:p>
-      <w:pPr>
-        <w:spacing w:after="0"/>
-        <w:jc w:val="both"/>
-        <w:rPr>
-          <w:sz w:val="24"/>
-          <w:szCs w:val="24"/>
-        </w:rPr>
-      </w:pPr>
-      <w:r>
-        <w:rPr>
-          <w:sz w:val="24"/>
-          <w:szCs w:val="24"/>
-        </w:rPr>
-        <w:tab/>
-        <w:t xml:space="preserve">6.1. Настоящим </w:t>
-      </w:r>
-      <w:r>
-        <w:rPr>
-          <w:sz w:val="24"/>
-          <w:szCs w:val="24"/>
-        </w:rPr>
-        <w:t>Исполнитель в порядке ст. 431.2 ГК РФ заверяет Заказчика</w:t>
-      </w:r>
-      <w:r>
-        <w:rPr>
-          <w:sz w:val="24"/>
-          <w:szCs w:val="24"/>
-        </w:rPr>
-        <w:t>:</w:t>
-      </w:r>
-    </w:p>
-    <w:p>
-      <w:pPr>
-        <w:spacing w:after="0"/>
-        <w:ind w:firstLine="708"/>
-        <w:jc w:val="both"/>
-        <w:rPr>
-          <w:sz w:val="24"/>
-          <w:szCs w:val="24"/>
-        </w:rPr>
-      </w:pPr>
-      <w:r>
-        <w:rPr>
-          <w:sz w:val="24"/>
-          <w:szCs w:val="24"/>
-        </w:rPr>
-        <w:t>6.1.1.</w:t>
-      </w:r>
-      <w:r>
-        <w:rPr>
-          <w:sz w:val="24"/>
-          <w:szCs w:val="24"/>
-        </w:rPr>
-        <w:t xml:space="preserve"> </w:t>
-      </w:r>
-      <w:r>
-        <w:rPr>
-          <w:sz w:val="24"/>
-          <w:szCs w:val="24"/>
-        </w:rPr>
-        <w:t>П</w:t>
-      </w:r>
-      <w:r>
-        <w:rPr>
-          <w:sz w:val="24"/>
-          <w:szCs w:val="24"/>
-        </w:rPr>
-        <w:t xml:space="preserve">ри заключении и исполнении настоящего Договора не преследует цель неуплаты (неполной   уплаты) и (или) зачета (возврата) суммы налога, обязательства </w:t>
-      </w:r>
-      <w:r>
-        <w:rPr>
-          <w:sz w:val="24"/>
-          <w:szCs w:val="24"/>
-        </w:rPr>
-        <w:br/>
-      </w:r>
-      <w:r>
-        <w:rPr>
-          <w:sz w:val="24"/>
-          <w:szCs w:val="24"/>
-        </w:rPr>
-        <w:t>по настоящему Договору исполняются и будут исполняться лицом, являющимся стороной настоящего Договора и (или) лицом, которому обязательство по исполнению Договора передано в соответствии с условиями настоящего Договора или закона и гарантирует достоверность следующих обстоятельств:</w:t>
-      </w:r>
-    </w:p>
-    <w:p>
-      <w:pPr>
-        <w:spacing w:after="0"/>
-        <w:ind w:firstLine="708"/>
-        <w:jc w:val="both"/>
-        <w:rPr>
-          <w:sz w:val="24"/>
-          <w:szCs w:val="24"/>
-        </w:rPr>
-      </w:pPr>
-      <w:r>
-        <w:rPr>
-          <w:sz w:val="24"/>
-          <w:szCs w:val="24"/>
-        </w:rPr>
-        <w:t>-</w:t>
-      </w:r>
-      <w:r>
-        <w:rPr>
-          <w:sz w:val="24"/>
-          <w:szCs w:val="24"/>
-        </w:rPr>
-        <w:tab/>
-        <w:t xml:space="preserve">Исполнитель не осуществляет и не будет осуществлять в ходе исполнения настоящего Договора уменьшение налоговой базы и (или) суммы подлежащего уплате налога в результате искажения сведений о фактах хозяйственной жизни (совокупности таких фактов), об объектах налогообложения, подлежащих отражению в налоговом </w:t>
-      </w:r>
-      <w:r>
-        <w:rPr>
-          <w:sz w:val="24"/>
-          <w:szCs w:val="24"/>
-        </w:rPr>
-        <w:br/>
-      </w:r>
-      <w:r>
-        <w:rPr>
-          <w:sz w:val="24"/>
-          <w:szCs w:val="24"/>
-        </w:rPr>
-        <w:t>и (или) бухгалтерском учете/ налоговой отчетности, любыми способами;</w:t>
-      </w:r>
-    </w:p>
-    <w:p>
-      <w:pPr>
-        <w:spacing w:after="0"/>
-        <w:ind w:firstLine="708"/>
-        <w:jc w:val="both"/>
-        <w:rPr>
-          <w:sz w:val="24"/>
-          <w:szCs w:val="24"/>
-        </w:rPr>
-      </w:pPr>
-      <w:r>
-        <w:rPr>
-          <w:sz w:val="24"/>
-          <w:szCs w:val="24"/>
-        </w:rPr>
-        <w:t>-</w:t>
-      </w:r>
-      <w:r>
-        <w:rPr>
-          <w:sz w:val="24"/>
-          <w:szCs w:val="24"/>
-        </w:rPr>
-        <w:tab/>
-        <w:t>документы, подлежащие подписанию со стороны Исполнителя в ходе исполнения настоящего Договора (</w:t>
-      </w:r>
-      <w:r>
-        <w:rPr>
-          <w:sz w:val="24"/>
-          <w:szCs w:val="24"/>
-        </w:rPr>
-        <w:t>Акты</w:t>
-      </w:r>
-      <w:r>
-        <w:rPr>
-          <w:sz w:val="24"/>
-          <w:szCs w:val="24"/>
-        </w:rPr>
-        <w:t>,</w:t>
-      </w:r>
-      <w:r>
-        <w:rPr>
-          <w:sz w:val="24"/>
-          <w:szCs w:val="24"/>
-        </w:rPr>
-        <w:t xml:space="preserve"> УПД,</w:t>
-      </w:r>
-      <w:r>
-        <w:rPr>
-          <w:sz w:val="24"/>
-          <w:szCs w:val="24"/>
-        </w:rPr>
-        <w:t xml:space="preserve"> и любые иные финансовые и/или первичные бухгалтерские документы), собственноручно подписываются уполномоченными лицами.</w:t>
-      </w:r>
-    </w:p>
-    <w:p>
-      <w:pPr>
-        <w:spacing w:after="0"/>
-        <w:ind w:firstLine="708"/>
-        <w:jc w:val="both"/>
-        <w:rPr>
-          <w:sz w:val="24"/>
-          <w:szCs w:val="24"/>
-        </w:rPr>
-      </w:pPr>
-      <w:r>
-        <w:rPr>
-          <w:sz w:val="24"/>
-          <w:szCs w:val="24"/>
-        </w:rPr>
-        <w:t xml:space="preserve">6.1.2. </w:t>
-      </w:r>
-      <w:r>
-        <w:rPr>
-          <w:sz w:val="24"/>
-          <w:szCs w:val="24"/>
-        </w:rPr>
-        <w:t xml:space="preserve">При заключении и исполнении настоящего Договора </w:t>
-      </w:r>
-      <w:r>
-        <w:rPr>
-          <w:sz w:val="24"/>
-          <w:szCs w:val="24"/>
-        </w:rPr>
-        <w:t>Исполнитель</w:t>
-      </w:r>
-      <w:r>
-        <w:rPr>
-          <w:sz w:val="24"/>
-          <w:szCs w:val="24"/>
-        </w:rPr>
-        <w:t xml:space="preserve"> не является взаимозависимым (аффилированным) и/или не имеет заинтересованности с другими субъектами предпринимательское деятельности, которые оказывают услуги/поставляю</w:t>
-      </w:r>
-      <w:r>
-        <w:rPr>
-          <w:sz w:val="24"/>
-          <w:szCs w:val="24"/>
-        </w:rPr>
-        <w:t>т</w:t>
-      </w:r>
-      <w:r>
-        <w:rPr>
-          <w:sz w:val="24"/>
-          <w:szCs w:val="24"/>
-        </w:rPr>
-        <w:t xml:space="preserve"> товары </w:t>
-      </w:r>
-      <w:r>
-        <w:rPr>
-          <w:sz w:val="24"/>
-          <w:szCs w:val="24"/>
-        </w:rPr>
-        <w:t>Заказчику.</w:t>
-      </w:r>
-    </w:p>
-    <w:p>
-      <w:pPr>
-        <w:spacing w:after="0"/>
-        <w:ind w:firstLine="708"/>
-        <w:jc w:val="both"/>
-        <w:rPr>
-          <w:sz w:val="24"/>
-          <w:szCs w:val="24"/>
-        </w:rPr>
-      </w:pPr>
-      <w:r>
-        <w:rPr>
-          <w:sz w:val="24"/>
-          <w:szCs w:val="24"/>
-        </w:rPr>
-        <w:lastRenderedPageBreak/>
-        <w:t xml:space="preserve">6.2. </w:t>
-      </w:r>
-      <w:r>
-        <w:rPr>
-          <w:sz w:val="24"/>
-          <w:szCs w:val="24"/>
-        </w:rPr>
-        <w:t>Все предусмотренные настоящим Договором заверения об обстоятельствах Исполнителя имеют существенное значение для Заказчика. При недостоверности данных заверений об обстоятельствах, а равно при ненадлежащем исполнении Исполнителем требований действующего законодательства Р</w:t>
-      </w:r>
-      <w:r>
-        <w:rPr>
-          <w:sz w:val="24"/>
-          <w:szCs w:val="24"/>
-        </w:rPr>
-        <w:t xml:space="preserve">оссийской </w:t>
-      </w:r>
-      <w:r>
-        <w:rPr>
-          <w:sz w:val="24"/>
-          <w:szCs w:val="24"/>
-        </w:rPr>
-        <w:t>Ф</w:t>
-      </w:r>
-      <w:r>
-        <w:rPr>
-          <w:sz w:val="24"/>
-          <w:szCs w:val="24"/>
-        </w:rPr>
-        <w:t>едерации</w:t>
-      </w:r>
-      <w:r>
-        <w:rPr>
-          <w:sz w:val="24"/>
-          <w:szCs w:val="24"/>
-        </w:rPr>
-        <w:t>, в том числе в части своевременного декларирования и уплаты налогов, предоставления достоверной налоговой отчетности</w:t>
-      </w:r>
-      <w:r>
-        <w:rPr>
-          <w:sz w:val="24"/>
-          <w:szCs w:val="24"/>
-        </w:rPr>
-        <w:t>,</w:t>
-      </w:r>
-      <w:r>
-        <w:rPr>
-          <w:sz w:val="24"/>
-          <w:szCs w:val="24"/>
-        </w:rPr>
-        <w:t xml:space="preserve"> совершения иных предусмотренных налоговым законодательством обязанностей</w:t>
-      </w:r>
-      <w:r>
-        <w:rPr>
-          <w:sz w:val="24"/>
-          <w:szCs w:val="24"/>
-        </w:rPr>
-        <w:t>,</w:t>
-      </w:r>
-      <w:r>
-        <w:rPr>
-          <w:sz w:val="24"/>
-          <w:szCs w:val="24"/>
-        </w:rPr>
-        <w:t xml:space="preserve"> Исполнитель обязан в полном объеме возместить Заказчику причиненные убытки, в том числе возникшие в результате отказа налоговыми органами Заказчику </w:t>
-      </w:r>
-      <w:r>
-        <w:rPr>
-          <w:sz w:val="24"/>
-          <w:szCs w:val="24"/>
-        </w:rPr>
-        <w:br/>
-      </w:r>
-      <w:r>
-        <w:rPr>
-          <w:sz w:val="24"/>
-          <w:szCs w:val="24"/>
-        </w:rPr>
-        <w:t>в возмещению причитающихся ему сумм налогов, доначисления налоговыми органами налогов, начисления пеней, наложения штрафов, включая, но не ограничиваясь:</w:t>
-      </w:r>
-    </w:p>
-    <w:p>
-      <w:pPr>
-        <w:spacing w:after="0"/>
-        <w:jc w:val="both"/>
-        <w:rPr>
-          <w:sz w:val="24"/>
-          <w:szCs w:val="24"/>
-        </w:rPr>
-      </w:pPr>
-      <w:r>
-        <w:rPr>
-          <w:sz w:val="24"/>
-          <w:szCs w:val="24"/>
-        </w:rPr>
-        <w:t>-</w:t>
-      </w:r>
-      <w:r>
-        <w:rPr>
-          <w:sz w:val="24"/>
-          <w:szCs w:val="24"/>
-        </w:rPr>
-        <w:tab/>
-        <w:t xml:space="preserve">суммы налогов, пеней и штрафов, подлежащие уплате Заказчиком в бюджетную систему РФ на основании вступивших в силу решений налоговых органов;   </w:t>
-      </w:r>
-    </w:p>
-    <w:p>
-      <w:pPr>
-        <w:spacing w:after="0"/>
-        <w:jc w:val="both"/>
-        <w:rPr>
-          <w:sz w:val="24"/>
-          <w:szCs w:val="24"/>
-        </w:rPr>
-      </w:pPr>
-      <w:r>
-        <w:rPr>
-          <w:sz w:val="24"/>
-          <w:szCs w:val="24"/>
-        </w:rPr>
-        <w:t>-</w:t>
-      </w:r>
-      <w:r>
-        <w:rPr>
-          <w:sz w:val="24"/>
-          <w:szCs w:val="24"/>
-        </w:rPr>
-        <w:tab/>
-      </w:r>
-      <w:r>
-        <w:rPr>
-          <w:sz w:val="24"/>
-          <w:szCs w:val="24"/>
-        </w:rPr>
-        <w:t>суммы НДС, неполученные Заказчиком на основании вступивших в силу решений налоговых органов об отказе в возмещении НДС из бюджета;</w:t>
-      </w:r>
-    </w:p>
-    <w:p>
-      <w:pPr>
-        <w:spacing w:after="0"/>
-        <w:jc w:val="both"/>
-        <w:rPr>
-          <w:sz w:val="24"/>
-          <w:szCs w:val="24"/>
-        </w:rPr>
-      </w:pPr>
-      <w:r>
-        <w:rPr>
-          <w:sz w:val="24"/>
-          <w:szCs w:val="24"/>
-        </w:rPr>
-        <w:t>-</w:t>
-      </w:r>
-      <w:r>
-        <w:rPr>
-          <w:sz w:val="24"/>
-          <w:szCs w:val="24"/>
-        </w:rPr>
-        <w:tab/>
-        <w:t>суммы налогов, пеней и штрафов по требованиям, предъявленным налоговым органом Заказчику в судебном порядке, при условии наличия вступившего в законную силу судебного акта, на основании которого на Заказчика возлагается обязанность уплаты соответствующих сумм</w:t>
-      </w:r>
-      <w:r>
-        <w:rPr>
-          <w:sz w:val="24"/>
-          <w:szCs w:val="24"/>
-        </w:rPr>
-        <w:t>.</w:t>
-      </w:r>
-    </w:p>
-    <w:p>
-      <w:pPr>
-        <w:spacing w:after="0"/>
-        <w:jc w:val="both"/>
-        <w:rPr>
-          <w:sz w:val="24"/>
-          <w:szCs w:val="24"/>
-        </w:rPr>
-      </w:pPr>
-      <w:r>
-        <w:rPr>
-          <w:sz w:val="24"/>
-          <w:szCs w:val="24"/>
-        </w:rPr>
-        <w:tab/>
-        <w:t xml:space="preserve">6.3. Исполнитель также заверяет Заказчика, что обладает всеми </w:t>
-      </w:r>
-      <w:r>
-        <w:rPr>
-          <w:sz w:val="24"/>
-          <w:szCs w:val="24"/>
-        </w:rPr>
-        <w:t>необходим</w:t>
-      </w:r>
-      <w:r>
-        <w:rPr>
-          <w:sz w:val="24"/>
-          <w:szCs w:val="24"/>
-        </w:rPr>
-        <w:t>ыми</w:t>
-      </w:r>
-      <w:r>
-        <w:rPr>
-          <w:sz w:val="24"/>
-          <w:szCs w:val="24"/>
-        </w:rPr>
-        <w:t xml:space="preserve"> согласи</w:t>
-      </w:r>
-      <w:r>
-        <w:rPr>
-          <w:sz w:val="24"/>
-          <w:szCs w:val="24"/>
-        </w:rPr>
-        <w:t>ями</w:t>
-      </w:r>
-      <w:r>
-        <w:rPr>
-          <w:sz w:val="24"/>
-          <w:szCs w:val="24"/>
-        </w:rPr>
-        <w:t xml:space="preserve"> (разрешени</w:t>
-      </w:r>
-      <w:r>
-        <w:rPr>
-          <w:sz w:val="24"/>
-          <w:szCs w:val="24"/>
-        </w:rPr>
-        <w:t>ями</w:t>
-      </w:r>
-      <w:r>
-        <w:rPr>
-          <w:sz w:val="24"/>
-          <w:szCs w:val="24"/>
-        </w:rPr>
-        <w:t xml:space="preserve">) третьих лиц (при их наличии) на использование </w:t>
-      </w:r>
-      <w:r>
-        <w:rPr>
-          <w:sz w:val="24"/>
-          <w:szCs w:val="24"/>
-        </w:rPr>
-        <w:br/>
-      </w:r>
-      <w:r>
-        <w:rPr>
-          <w:sz w:val="24"/>
-          <w:szCs w:val="24"/>
-        </w:rPr>
-        <w:t>(и/или распоряжение)</w:t>
-      </w:r>
-      <w:r>
-        <w:rPr>
-          <w:sz w:val="24"/>
-          <w:szCs w:val="24"/>
-        </w:rPr>
-        <w:t xml:space="preserve">, а также передачу Заказчику (при наличии такого требования </w:t>
-      </w:r>
-      <w:r>
-        <w:rPr>
-          <w:sz w:val="24"/>
-          <w:szCs w:val="24"/>
-        </w:rPr>
-        <w:br/>
-      </w:r>
-      <w:r>
-        <w:rPr>
-          <w:sz w:val="24"/>
-          <w:szCs w:val="24"/>
-        </w:rPr>
-        <w:t>в Техническом задании (Приложение №1)</w:t>
-      </w:r>
-      <w:r>
-        <w:rPr>
-          <w:sz w:val="24"/>
-          <w:szCs w:val="24"/>
-        </w:rPr>
-        <w:t xml:space="preserve"> результатов интеллектуальной деятельности, используемых или создаваемых </w:t>
-      </w:r>
-      <w:r>
-        <w:rPr>
-          <w:sz w:val="24"/>
-          <w:szCs w:val="24"/>
-        </w:rPr>
-        <w:t>при исполнении</w:t>
-      </w:r>
-      <w:r>
-        <w:rPr>
-          <w:sz w:val="24"/>
-          <w:szCs w:val="24"/>
-        </w:rPr>
-        <w:t xml:space="preserve"> настоящего Договора. В случае предъявления к </w:t>
-      </w:r>
-      <w:r>
-        <w:rPr>
-          <w:sz w:val="24"/>
-          <w:szCs w:val="24"/>
-        </w:rPr>
-        <w:t>Заказчику</w:t>
-      </w:r>
-      <w:r>
-        <w:rPr>
-          <w:sz w:val="24"/>
-          <w:szCs w:val="24"/>
-        </w:rPr>
-        <w:t xml:space="preserve"> требований, претензий и исков со стороны третьих лиц </w:t>
-      </w:r>
-      <w:r>
-        <w:rPr>
-          <w:sz w:val="24"/>
-          <w:szCs w:val="24"/>
-        </w:rPr>
-        <w:t>Исполнитель</w:t>
-      </w:r>
-      <w:r>
-        <w:rPr>
-          <w:sz w:val="24"/>
-          <w:szCs w:val="24"/>
-        </w:rPr>
-        <w:t xml:space="preserve"> обязуется разрешить их требования, претензии и иски самостоятельно </w:t>
-      </w:r>
-      <w:r>
-        <w:rPr>
-          <w:sz w:val="24"/>
-          <w:szCs w:val="24"/>
-        </w:rPr>
-        <w:br/>
-      </w:r>
-      <w:r>
-        <w:rPr>
-          <w:sz w:val="24"/>
-          <w:szCs w:val="24"/>
-        </w:rPr>
-        <w:t xml:space="preserve">и за свой счет, в том числе в суде, либо компенсировать </w:t>
-      </w:r>
-      <w:r>
-        <w:rPr>
-          <w:sz w:val="24"/>
-          <w:szCs w:val="24"/>
-        </w:rPr>
-        <w:t>Заказчику</w:t>
-      </w:r>
-      <w:r>
-        <w:rPr>
-          <w:sz w:val="24"/>
-          <w:szCs w:val="24"/>
-        </w:rPr>
-        <w:t xml:space="preserve"> все штрафные санкции, судебные расходы и убытки, связанные с восстановлением нарушенных прав третьих лиц</w:t>
-      </w:r>
-      <w:r>
-        <w:rPr>
-          <w:sz w:val="24"/>
-          <w:szCs w:val="24"/>
-        </w:rPr>
-        <w:t>.</w:t>
-      </w:r>
-    </w:p>
-    <w:p>
-      <w:pPr>
-        <w:spacing w:after="0"/>
-        <w:jc w:val="both"/>
-        <w:rPr>
-          <w:sz w:val="24"/>
-          <w:szCs w:val="24"/>
-        </w:rPr>
-      </w:pPr>
-      <w:r>
-        <w:rPr>
-          <w:sz w:val="24"/>
-          <w:szCs w:val="24"/>
-        </w:rPr>
-        <w:tab/>
-        <w:t xml:space="preserve">6.4. </w:t>
-      </w:r>
-      <w:r>
-        <w:rPr>
-          <w:sz w:val="24"/>
-          <w:szCs w:val="24"/>
-        </w:rPr>
-        <w:t xml:space="preserve">В случае использования и/или создания Исполнителем при оказании Услуг </w:t>
-      </w:r>
-      <w:r>
-        <w:rPr>
-          <w:sz w:val="24"/>
-          <w:szCs w:val="24"/>
-        </w:rPr>
-        <w:br/>
-      </w:r>
-      <w:r>
-        <w:rPr>
-          <w:sz w:val="24"/>
-          <w:szCs w:val="24"/>
-        </w:rPr>
-        <w:t xml:space="preserve">по настоящему Договору результатов интеллектуальной деятельности, Заказчик вправе передавать третьим лицам в части или в целом результаты оказания Услуг, полученные </w:t>
-      </w:r>
-      <w:r>
-        <w:rPr>
-          <w:sz w:val="24"/>
-          <w:szCs w:val="24"/>
-        </w:rPr>
-        <w:br/>
-      </w:r>
-      <w:r>
-        <w:rPr>
-          <w:sz w:val="24"/>
-          <w:szCs w:val="24"/>
-        </w:rPr>
-        <w:t xml:space="preserve">от Исполнителя при реализации настоящего Договора (в т.ч. копии результата Услуг) </w:t>
-      </w:r>
-      <w:r>
-        <w:rPr>
-          <w:sz w:val="24"/>
-          <w:szCs w:val="24"/>
-        </w:rPr>
-        <w:br/>
-      </w:r>
-      <w:r>
-        <w:rPr>
-          <w:sz w:val="24"/>
-          <w:szCs w:val="24"/>
-        </w:rPr>
-        <w:t xml:space="preserve">и права на их использование (в т.ч. распространение, уничтожение и иное) (частично </w:t>
-      </w:r>
-      <w:r>
-        <w:rPr>
-          <w:sz w:val="24"/>
-          <w:szCs w:val="24"/>
-        </w:rPr>
-        <w:br/>
-      </w:r>
-      <w:r>
-        <w:rPr>
-          <w:sz w:val="24"/>
-          <w:szCs w:val="24"/>
-        </w:rPr>
-        <w:t>или в полном объеме) без разрешения Исполнителя</w:t>
-      </w:r>
-      <w:r>
-        <w:rPr>
-          <w:sz w:val="24"/>
-          <w:szCs w:val="24"/>
-        </w:rPr>
-        <w:t>.</w:t>
-      </w:r>
-    </w:p>
-    <w:p>
-      <w:pPr>
-        <w:spacing w:after="0"/>
-        <w:jc w:val="center"/>
-        <w:rPr>
-          <w:b/>
-          <w:bCs/>
-          <w:sz w:val="24"/>
-          <w:szCs w:val="24"/>
-        </w:rPr>
-      </w:pPr>
-      <w:r>
-        <w:rPr>
-          <w:b/>
-          <w:bCs/>
-          <w:sz w:val="24"/>
-          <w:szCs w:val="24"/>
-        </w:rPr>
-        <w:t>7. Обстоятельства непреодолимой силы</w:t>
-      </w:r>
-    </w:p>
-    <w:p>
-      <w:pPr>
-        <w:spacing w:after="0"/>
-        <w:jc w:val="both"/>
-        <w:rPr>
-          <w:sz w:val="24"/>
-          <w:szCs w:val="24"/>
-        </w:rPr>
-      </w:pPr>
-      <w:r>
-        <w:rPr>
-          <w:sz w:val="24"/>
-          <w:szCs w:val="24"/>
-        </w:rPr>
-        <w:tab/>
-        <w:t xml:space="preserve">7.1. Стороны </w:t>
-      </w:r>
-      <w:r>
-        <w:rPr>
-          <w:sz w:val="24"/>
-          <w:szCs w:val="24"/>
-        </w:rPr>
-        <w:t xml:space="preserve">освобождаются от ответственности за неисполнение </w:t>
-      </w:r>
-      <w:r>
-        <w:rPr>
-          <w:sz w:val="24"/>
-          <w:szCs w:val="24"/>
-        </w:rPr>
-        <w:br/>
-      </w:r>
-      <w:r>
-        <w:rPr>
-          <w:sz w:val="24"/>
-          <w:szCs w:val="24"/>
-        </w:rPr>
-        <w:t xml:space="preserve">или ненадлежащее исполнение обязательств по настоящему Договору, если надлежащее исполнение оказалось невозможным вследствие действия непреодолимой силы, то есть чрезвычайных и непредотвратимых при данных </w:t>
-      </w:r>
-      <w:r>
-        <w:rPr>
-          <w:sz w:val="24"/>
-          <w:szCs w:val="24"/>
-        </w:rPr>
-        <w:t>у</w:t>
-      </w:r>
-      <w:r>
-        <w:rPr>
-          <w:sz w:val="24"/>
-          <w:szCs w:val="24"/>
-        </w:rPr>
-        <w:t>словиях обстоятельств, как то стихийные бедствия, пожары, наводнения, землетрясения, военные действия или введение чрезвычайного положения, забастовки, гражданские беспорядки, принятие обязательных для любой из Сторон нормативных правовых актов, изменения в законодательстве Российской Федерации, препятствующие исполнению обязательств по настоящему Договору и не зависящие от воли Сторон</w:t>
-      </w:r>
-      <w:r>
-        <w:rPr>
-          <w:sz w:val="24"/>
-          <w:szCs w:val="24"/>
-        </w:rPr>
-        <w:t>.</w:t>
-      </w:r>
-    </w:p>
-    <w:p>
-      <w:pPr>
-        <w:spacing w:after="0"/>
-        <w:jc w:val="both"/>
-        <w:rPr>
-          <w:sz w:val="24"/>
-          <w:szCs w:val="24"/>
-        </w:rPr>
-      </w:pPr>
-      <w:r>
-        <w:rPr>
-          <w:sz w:val="24"/>
-          <w:szCs w:val="24"/>
-        </w:rPr>
-        <w:tab/>
-        <w:t xml:space="preserve">7.2. Сторона, </w:t>
-      </w:r>
-      <w:r>
-        <w:rPr>
-          <w:sz w:val="24"/>
-          <w:szCs w:val="24"/>
-        </w:rPr>
-        <w:t xml:space="preserve">для которой создалась невозможность исполнения обязательств </w:t>
-      </w:r>
-      <w:r>
-        <w:rPr>
-          <w:sz w:val="24"/>
-          <w:szCs w:val="24"/>
-        </w:rPr>
-        <w:br/>
-      </w:r>
-      <w:r>
-        <w:rPr>
-          <w:sz w:val="24"/>
-          <w:szCs w:val="24"/>
-        </w:rPr>
-        <w:t>по настоящему Договору вследствие обстоятельств непреодолимой силы, должна известить другую Сторону в письменной форме без промедления о наступлении этих обстоятельств</w:t>
-      </w:r>
-      <w:r>
-        <w:rPr>
-          <w:sz w:val="24"/>
-          <w:szCs w:val="24"/>
-        </w:rPr>
-        <w:t>,</w:t>
-      </w:r>
-      <w:r>
-        <w:rPr>
-          <w:sz w:val="24"/>
-          <w:szCs w:val="24"/>
-        </w:rPr>
-        <w:t xml:space="preserve"> но не позднее 5 (Пяти) календарных дней с момента их наступления. Извещение должно содержать данные о наступлении и характере обстоятельств и о возможных </w:t>
-      </w:r>
-      <w:r>
-        <w:rPr>
-          <w:sz w:val="24"/>
-          <w:szCs w:val="24"/>
-        </w:rPr>
-        <w:br/>
-      </w:r>
-      <w:r>
-        <w:rPr>
-          <w:sz w:val="24"/>
-          <w:szCs w:val="24"/>
-        </w:rPr>
-        <w:t>их последствиях. Сторона должна также без промедления, не позднее 5 (Пяти) календарных дней, известить другую Сторону в письменной форме о прекращении этих обстоятельств</w:t>
-      </w:r>
-      <w:r>
-        <w:rPr>
-          <w:sz w:val="24"/>
-          <w:szCs w:val="24"/>
-        </w:rPr>
-        <w:t>.</w:t>
-      </w:r>
-    </w:p>
-    <w:p>
-      <w:pPr>
-        <w:spacing w:after="0"/>
-        <w:jc w:val="both"/>
-        <w:rPr>
-          <w:sz w:val="24"/>
-          <w:szCs w:val="24"/>
-        </w:rPr>
-      </w:pPr>
-      <w:r>
-        <w:rPr>
-          <w:sz w:val="24"/>
-          <w:szCs w:val="24"/>
-        </w:rPr>
-        <w:tab/>
-        <w:t xml:space="preserve">7.3. Обстоятельства, </w:t>
-      </w:r>
-      <w:r>
-        <w:rPr>
-          <w:sz w:val="24"/>
-          <w:szCs w:val="24"/>
-        </w:rPr>
-        <w:t>освобождающие Стороны от ответственности, должны быть удостоверены компетентными органами</w:t>
-      </w:r>
-      <w:r>
-        <w:rPr>
-          <w:sz w:val="24"/>
-          <w:szCs w:val="24"/>
-        </w:rPr>
-        <w:t>.</w:t>
-      </w:r>
-    </w:p>
-    <w:p>
-      <w:pPr>
-        <w:spacing w:after="0"/>
-        <w:jc w:val="both"/>
-        <w:rPr>
-          <w:sz w:val="24"/>
-          <w:szCs w:val="24"/>
-        </w:rPr>
-      </w:pPr>
-      <w:r>
-        <w:rPr>
-          <w:sz w:val="24"/>
-          <w:szCs w:val="24"/>
-        </w:rPr>
-        <w:tab/>
-        <w:t xml:space="preserve">7.4. Сторона </w:t>
-      </w:r>
-      <w:r>
-        <w:rPr>
-          <w:sz w:val="24"/>
-          <w:szCs w:val="24"/>
-        </w:rPr>
-        <w:t xml:space="preserve">вправе потребовать досрочного расторжения Договора по соглашению Сторон в случае, если обстоятельства непреодолимой силы действуют на протяжении более чем 2 (двух) месяцев подряд. При этом в случае такого расторжения Стороны не вправе </w:t>
-      </w:r>
-      <w:r>
-        <w:rPr>
-          <w:sz w:val="24"/>
-          <w:szCs w:val="24"/>
-        </w:rPr>
-        <w:lastRenderedPageBreak/>
-        <w:t xml:space="preserve">требовать возмещения убытков (упущенной выгоды и реального ущерба), причиненного таким расторжением, за исключением оплаты фактически оказанных Исполнителем </w:t>
-      </w:r>
-      <w:r>
-        <w:rPr>
-          <w:sz w:val="24"/>
-          <w:szCs w:val="24"/>
-        </w:rPr>
-        <w:br/>
-      </w:r>
-      <w:r>
-        <w:rPr>
-          <w:sz w:val="24"/>
-          <w:szCs w:val="24"/>
-        </w:rPr>
-        <w:t>и принятых Заказчиком на момент расторжения Услуг</w:t>
-      </w:r>
-      <w:r>
-        <w:rPr>
-          <w:sz w:val="24"/>
-          <w:szCs w:val="24"/>
-        </w:rPr>
-        <w:t>.</w:t>
-      </w:r>
-    </w:p>
-    <w:p>
-      <w:pPr>
-        <w:spacing w:after="0"/>
-        <w:jc w:val="center"/>
-        <w:rPr>
-          <w:b/>
-          <w:bCs/>
-          <w:sz w:val="24"/>
-          <w:szCs w:val="24"/>
-        </w:rPr>
-      </w:pPr>
-      <w:r>
-        <w:rPr>
-          <w:b/>
-          <w:bCs/>
-          <w:sz w:val="24"/>
-          <w:szCs w:val="24"/>
-        </w:rPr>
-        <w:t>8. Срок действия Договора</w:t>
-      </w:r>
-    </w:p>
-    <w:p>
-      <w:pPr>
-        <w:spacing w:after="0"/>
-        <w:ind w:firstLine="708"/>
-        <w:jc w:val="both"/>
+          <w:highlight w:val="yellow"/>
+        </w:rPr>
+        <w:t>, в порядке п. 2 ст. 425 ГК РФ</w:t>
+      </w:r>
+      <w:r>
         <w:rPr>
           <w:i/>
           <w:iCs/>
           <w:sz w:val="24"/>
           <w:szCs w:val="24"/>
-        </w:rPr>
-      </w:pPr>
-      <w:r>
-        <w:rPr>
-          <w:sz w:val="24"/>
-          <w:szCs w:val="24"/>
-        </w:rPr>
-        <w:t xml:space="preserve">8.1. Настоящий </w:t>
-      </w:r>
-      <w:r>
-        <w:rPr>
-          <w:sz w:val="24"/>
-          <w:szCs w:val="24"/>
-        </w:rPr>
-        <w:t xml:space="preserve">Договор вступает в силу с момента заключения и действует </w:t>
-      </w:r>
-      <w:r>
-        <w:rPr>
-          <w:sz w:val="24"/>
-          <w:szCs w:val="24"/>
-        </w:rPr>
-        <w:br/>
-      </w:r>
-      <w:r>
-        <w:rPr>
-          <w:sz w:val="24"/>
-          <w:szCs w:val="24"/>
-        </w:rPr>
-        <w:t>до полного исполнения Сторонами принятых на себя обязательств</w:t>
-      </w:r>
-      <w:r>
-        <w:rPr>
-          <w:sz w:val="24"/>
-          <w:szCs w:val="24"/>
-        </w:rPr>
-        <w:t>.</w:t>
-      </w:r>
-    </w:p>
-    <w:p>
-      <w:pPr>
-        <w:spacing w:after="0"/>
-        <w:ind w:firstLine="708"/>
-        <w:jc w:val="both"/>
+          <w:highlight w:val="yellow"/>
+        </w:rPr>
+        <w:t xml:space="preserve"> договорились, что условия настоящего Договора применяются к отношениям Сторон, возникшим с даты начала оказания Услуг, указанной в п. 1.2 настоящего Договора</w:t>
+      </w:r>
+      <w:r>
         <w:rPr>
           <w:i/>
           <w:iCs/>
           <w:sz w:val="24"/>
           <w:szCs w:val="24"/>
         </w:rPr>
-      </w:pPr>
-      <w:commentRangeStart w:id="9"/>
-      <w:r>
-        <w:rPr>
-          <w:i/>
-          <w:iCs/>
-          <w:sz w:val="24"/>
-          <w:szCs w:val="24"/>
-          <w:highlight w:val="yellow"/>
-        </w:rPr>
-        <w:t>Стороны</w:t>
-      </w:r>
-      <w:r>
-        <w:rPr>
-          <w:i/>
-          <w:iCs/>
-          <w:sz w:val="24"/>
-          <w:szCs w:val="24"/>
-          <w:highlight w:val="yellow"/>
-        </w:rPr>
-        <w:t>, в порядке п. 2 ст. 425 ГК РФ</w:t>
-      </w:r>
-      <w:r>
-        <w:rPr>
-          <w:i/>
-          <w:iCs/>
-          <w:sz w:val="24"/>
-          <w:szCs w:val="24"/>
-          <w:highlight w:val="yellow"/>
-        </w:rPr>
-        <w:t xml:space="preserve"> договорились, что условия настоящего Договора применяются к отношениям Сторон, возникшим с даты начала оказания Услуг, указанной в п. 1.2 настоящего Договора</w:t>
-      </w:r>
-      <w:r>
-        <w:rPr>
-          <w:i/>
-          <w:iCs/>
-          <w:sz w:val="24"/>
-          <w:szCs w:val="24"/>
-        </w:rPr>
-        <w:t>.</w:t>
-      </w:r>
-      <w:commentRangeEnd w:id="9"/>
+        <w:t xml:space="preserve">.{% endif %}{% endif %}</w:t>
+      </w:r>
       <w:r>
         <w:rPr>
           <w:rStyle w:val="a5"/>
         </w:rPr>
-        <w:commentReference w:id="9"/>
       </w:r>
     </w:p>
     <w:p>
@@ -8480,7 +8410,7 @@
                 <w:sz w:val="24"/>
                 <w:szCs w:val="24"/>
               </w:rPr>
-              <w:t xml:space="preserve">ВСКС </w:t>
+              <w:t xml:space="preserve">{{customer_full_name}}</w:t>
             </w:r>
           </w:p>
           <w:p>
@@ -8495,7 +8425,7 @@
                 <w:sz w:val="24"/>
                 <w:szCs w:val="24"/>
               </w:rPr>
-              <w:t>Адрес местонахождения: 119454, г. Москва, пр-т Вернадского, д.78, стр.8, этаж цокольный, помещение I, комната 4</w:t>
+              <w:t xml:space="preserve">Адрес местонахождения: {{customer_address}}78, стр.8, этаж цокольный, помещение I, комната 4</w:t>
             </w:r>
             <w:r>
               <w:rPr>
@@ -8590,7 +8520,7 @@
                 <w:sz w:val="24"/>
                 <w:szCs w:val="24"/>
               </w:rPr>
-              <w:t>УФК ПО Г. МОСКВЕ (ВСКС)</w:t>
+              <w:t>{{customer_bank_name}}</w:t>
             </w:r>
           </w:p>
           <w:p>
@@ -8605,7 +8535,7 @@
                 <w:sz w:val="24"/>
                 <w:szCs w:val="24"/>
               </w:rPr>
-              <w:t>Лицевой счет 711К0232001</w:t>
+              <w:t xml:space="preserve">Лицевой счёт: {{customer_personal_account}}</w:t>
             </w:r>
           </w:p>
           <w:p>
@@ -8620,7 +8550,7 @@
                 <w:sz w:val="24"/>
                 <w:szCs w:val="24"/>
               </w:rPr>
-              <w:t>Казначейский счет: 03215643000000017301</w:t>
+              <w:t xml:space="preserve">Казначейский счёт: {{customer_settlement_account}}</w:t>
             </w:r>
           </w:p>
           <w:p>
@@ -8635,7 +8565,7 @@
                 <w:sz w:val="24"/>
                 <w:szCs w:val="24"/>
               </w:rPr>
-              <w:t>ГУ БАНКА РОССИИ ПО ЦФО//УФК ПО Г. МОСКВЕ, г Москва</w:t>
+              <w:t>{{customer_bank_name}}</w:t>
             </w:r>
           </w:p>
           <w:p>
@@ -8650,7 +8580,7 @@
                 <w:sz w:val="24"/>
                 <w:szCs w:val="24"/>
               </w:rPr>
-              <w:t>БИК ТОФК 004525988</w:t>
+              <w:t xml:space="preserve">БИК: {{customer_bik}}</w:t>
             </w:r>
           </w:p>
           <w:p>
@@ -8665,7 +8595,7 @@
                 <w:sz w:val="24"/>
                 <w:szCs w:val="24"/>
               </w:rPr>
-              <w:t>Единый казначейский счет: 40102810545370000003</w:t>
+              <w:t xml:space="preserve">Корреспондентский счёт: {{customer_correspondent_account}}</w:t>
             </w:r>
           </w:p>
           <w:p>
@@ -8680,7 +8610,7 @@
                 <w:sz w:val="24"/>
                 <w:szCs w:val="24"/>
               </w:rPr>
-              <w:t>ОКПО 17777419</w:t>
+              <w:t xml:space="preserve">ОГРН {{customer_ogrn}}</w:t>
             </w:r>
           </w:p>
           <w:p>
@@ -8735,7 +8665,6 @@
               </w:rPr>
               <w:t xml:space="preserve"> </w:t>
             </w:r>
-            <w:commentRangeStart w:id="10"/>
             <w:r>
               <w:rPr>
                 <w:sz w:val="24"/>
@@ -8743,12 +8672,10 @@
               </w:rPr>
               <w:t>{{customer_email}}</w:t>
             </w:r>
-            <w:commentRangeEnd w:id="10"/>
             <w:r>
               <w:rPr>
                 <w:rStyle w:val="a5"/>
               </w:rPr>
-              <w:commentReference w:id="10"/>
             </w:r>
           </w:p>
           <w:p>
@@ -8771,7 +8698,7 @@
                 <w:sz w:val="24"/>
                 <w:szCs w:val="24"/>
               </w:rPr>
-              <w:t>Президент</w:t>
+              <w:t>{{customer_signatory_position}}</w:t>
             </w:r>
           </w:p>
           <w:p>
@@ -8900,7 +8827,6 @@
                 <w:highlight w:val="yellow"/>
               </w:rPr>
             </w:pPr>
-            <w:commentRangeStart w:id="11"/>
             <w:r>
               <w:rPr>
                 <w:i/>
@@ -8931,14 +8857,12 @@
               </w:rPr>
               <w:t>ОГРН</w:t>
             </w:r>
-            <w:commentRangeEnd w:id="11"/>
             <w:r>
               <w:rPr>
                 <w:rStyle w:val="a5"/>
                 <w:i/>
                 <w:iCs/>
               </w:rPr>
-              <w:commentReference w:id="11"/>
             </w:r>
           </w:p>
           <w:p>
@@ -8959,7 +8883,6 @@
                 <w:highlight w:val="yellow"/>
               </w:rPr>
             </w:pPr>
-            <w:commentRangeStart w:id="12"/>
             <w:r>
               <w:rPr>
                 <w:i/>
@@ -8990,12 +8913,10 @@
               </w:rPr>
               <w:t>ОГРНИП</w:t>
             </w:r>
-            <w:commentRangeEnd w:id="12"/>
             <w:r>
               <w:rPr>
                 <w:rStyle w:val="a5"/>
               </w:rPr>
-              <w:commentReference w:id="12"/>
             </w:r>
           </w:p>
           <w:p>
@@ -9145,7 +9066,6 @@
                 <w:szCs w:val="24"/>
               </w:rPr>
             </w:pPr>
-            <w:commentRangeStart w:id="13"/>
             <w:r>
               <w:rPr>
                 <w:i/>
@@ -9154,14 +9074,12 @@
                 <w:szCs w:val="24"/>
                 <w:highlight w:val="yellow"/>
               </w:rPr>
-              <w:t>Должность / Индивидуальный предприниматель</w:t>
+              <w:t xml:space="preserve">{% if contractor_org_type == 'ИП' %}Индивидуальный предприниматель{% else %}{{contractor_signatory_position}}{% endif %}</w:t>
             </w:r>
-            <w:commentRangeEnd w:id="13"/>
             <w:r>
               <w:rPr>
                 <w:rStyle w:val="a5"/>
               </w:rPr>
-              <w:commentReference w:id="13"/>
             </w:r>
           </w:p>
           <w:p>
@@ -9176,7 +9094,7 @@
                 <w:sz w:val="24"/>
                 <w:szCs w:val="24"/>
               </w:rPr>
-              <w:t>___{{contractor_signatory_line}}</w:t>
+              <w:t>{{contractor_signatory_line}}</w:t>
             </w:r>
           </w:p>
           <w:p>
@@ -9864,7 +9782,7 @@
                 <w:sz w:val="24"/>
                 <w:szCs w:val="24"/>
               </w:rPr>
-              <w:t>ВСКС</w:t>
+              <w:t>{{customer_full_name}}</w:t>
             </w:r>
           </w:p>
           <w:p>
@@ -9887,7 +9805,7 @@
                 <w:sz w:val="24"/>
                 <w:szCs w:val="24"/>
               </w:rPr>
-              <w:t>Президент</w:t>
+              <w:t>{{customer_signatory_position}}</w:t>
             </w:r>
           </w:p>
           <w:p>
@@ -9997,7 +9915,6 @@
                 <w:szCs w:val="24"/>
               </w:rPr>
             </w:pPr>
-            <w:commentRangeStart w:id="14"/>
             <w:r>
               <w:rPr>
                 <w:i/>
@@ -10006,14 +9923,12 @@
                 <w:szCs w:val="24"/>
                 <w:highlight w:val="yellow"/>
               </w:rPr>
-              <w:t>Должность / Индивидуальный предприниматель</w:t>
+              <w:t xml:space="preserve">{% if contractor_org_type == 'ИП' %}Индивидуальный предприниматель{% else %}{{contractor_signatory_position}}{% endif %}</w:t>
             </w:r>
-            <w:commentRangeEnd w:id="14"/>
             <w:r>
               <w:rPr>
                 <w:rStyle w:val="a5"/>
               </w:rPr>
-              <w:commentReference w:id="14"/>
             </w:r>
           </w:p>
           <w:p>
@@ -10917,332 +10832,6 @@
 </w:document>
 </file>
 
-<file path=word/comments.xml><?xml version="1.0" encoding="utf-8"?>
-<w:comments xmlns:wpc="http://schemas.microsoft.com/office/word/2010/wordprocessingCanvas" xmlns:cx="http://schemas.microsoft.com/office/drawing/2014/chartex" xmlns:cx1="http://schemas.microsoft.com/office/drawing/2015/9/8/chartex" xmlns:cx2="http://schemas.microsoft.com/office/drawing/2015/10/21/chartex" xmlns:cx3="http://schemas.microsoft.com/office/drawing/2016/5/9/chartex" xmlns:cx4="http://schemas.microsoft.com/office/drawing/2016/5/10/chartex" xmlns:cx5="http://schemas.microsoft.com/office/drawing/2016/5/11/chartex" xmlns:cx6="http://schemas.microsoft.com/office/drawing/2016/5/12/chartex" xmlns:cx7="http://schemas.microsoft.com/office/drawing/2016/5/13/chartex" xmlns:cx8="http://schemas.microsoft.com/office/drawing/2016/5/14/chartex" xmlns:mc="http://schemas.openxmlformats.org/markup-compatibility/2006" xmlns:aink="http://schemas.microsoft.com/office/drawing/2016/ink" xmlns:am3d="http://schemas.microsoft.com/office/drawing/2017/model3d" xmlns:o="urn:schemas-microsoft-com:office:office" xmlns:r="http://schemas.openxmlformats.org/officeDocument/2006/relationships" xmlns:m="http://schemas.openxmlformats.org/officeDocument/2006/math" xmlns:v="urn:schemas-microsoft-com:vml" xmlns:wp14="http://schemas.microsoft.com/office/word/2010/wordprocessingDrawing" xmlns:wp="http://schemas.openxmlformats.org/drawingml/2006/wordprocessingDrawing" xmlns:w10="urn:schemas-microsoft-com:office:word" xmlns:w="http://schemas.openxmlformats.org/wordprocessingml/2006/main" xmlns:w14="http://schemas.microsoft.com/office/word/2010/wordml" xmlns:w15="http://schemas.microsoft.com/office/word/2012/wordml" xmlns:w16cex="http://schemas.microsoft.com/office/word/2018/wordml/cex" xmlns:w16cid="http://schemas.microsoft.com/office/word/2016/wordml/cid" xmlns:w16="http://schemas.microsoft.com/office/word/2018/wordml" xmlns:w16sdtdh="http://schemas.microsoft.com/office/word/2020/wordml/sdtdatahash" xmlns:w16se="http://schemas.microsoft.com/office/word/2015/wordml/symex" xmlns:wpg="http://schemas.microsoft.com/office/word/2010/wordprocessingGroup" xmlns:wpi="http://schemas.microsoft.com/office/word/2010/wordprocessingInk" xmlns:wne="http://schemas.microsoft.com/office/word/2006/wordml" xmlns:wps="http://schemas.microsoft.com/office/word/2010/wordprocessingShape" mc:Ignorable="w14 w15 w16se w16cid w16 w16cex w16sdtdh wp14">
-  <w:comment w:id="0" w:author="Александр А. Борисов" w:date="2023-11-23T11:49:00Z" w:initials="ААБ">
-    <w:p>
-      <w:pPr>
-        <w:pStyle w:val="a6"/>
-      </w:pPr>
-      <w:r>
-        <w:rPr>
-          <w:rStyle w:val="a5"/>
-        </w:rPr>
-        <w:annotationRef/>
-      </w:r>
-      <w:r>
-        <w:t>Необходимо выбрать соответствующее значение</w:t>
-      </w:r>
-    </w:p>
-  </w:comment>
-  <w:comment w:id="1" w:author="Александр А. Борисов" w:date="2025-02-04T09:45:00Z" w:initials="ААБ">
-    <w:p>
-      <w:pPr>
-        <w:pStyle w:val="a6"/>
-      </w:pPr>
-      <w:r>
-        <w:rPr>
-          <w:rStyle w:val="a5"/>
-        </w:rPr>
-        <w:annotationRef/>
-      </w:r>
-      <w:r>
-        <w:t>Необходимо выбрать соответствующие значения</w:t>
-      </w:r>
-    </w:p>
-  </w:comment>
-  <w:comment w:id="2" w:author="Александр А. Борисов" w:date="2025-02-04T09:46:00Z" w:initials="ААБ">
-    <w:p>
-      <w:pPr>
-        <w:pStyle w:val="a6"/>
-      </w:pPr>
-      <w:r>
-        <w:rPr>
-          <w:rStyle w:val="a5"/>
-        </w:rPr>
-        <w:annotationRef/>
-      </w:r>
-      <w:r>
-        <w:t>В случае необходимости исключить.</w:t>
-      </w:r>
-    </w:p>
-  </w:comment>
-  <w:comment w:id="3" w:author="Александр А. Борисов" w:date="2025-02-04T09:41:00Z" w:initials="ААБ">
-    <w:p>
-      <w:pPr>
-        <w:pStyle w:val="a6"/>
-      </w:pPr>
-      <w:r>
-        <w:rPr>
-          <w:rStyle w:val="a5"/>
-        </w:rPr>
-        <w:annotationRef/>
-      </w:r>
-      <w:r>
-        <w:t>Данный абзац подлежит исключению в случае применения в предыдущем абзаце условий о не привлечении третьих лиц.</w:t>
-      </w:r>
-    </w:p>
-  </w:comment>
-  <w:comment w:id="4" w:author="Александр А. Борисов" w:date="2025-02-04T09:46:00Z" w:initials="ААБ">
-    <w:p>
-      <w:pPr>
-        <w:pStyle w:val="a6"/>
-      </w:pPr>
-      <w:r>
-        <w:rPr>
-          <w:rStyle w:val="a5"/>
-        </w:rPr>
-        <w:annotationRef/>
-      </w:r>
-      <w:r>
-        <w:t>Данное условие подлежит исключению в случае указания в п. 1.4. условий о не привлечении третьих лиц.</w:t>
-      </w:r>
-    </w:p>
-    <w:p>
-      <w:pPr>
-        <w:pStyle w:val="a6"/>
-      </w:pPr>
-    </w:p>
-  </w:comment>
-  <w:comment w:id="5" w:author="Александр А. Борисов" w:date="2025-01-09T12:35:00Z" w:initials="ААБ">
-    <w:p>
-      <w:pPr>
-        <w:pStyle w:val="a6"/>
-      </w:pPr>
-      <w:r>
-        <w:rPr>
-          <w:rStyle w:val="a5"/>
-        </w:rPr>
-        <w:annotationRef/>
-      </w:r>
-      <w:r>
-        <w:t>Необходимо выбрать соответствующее значение</w:t>
-      </w:r>
-    </w:p>
-  </w:comment>
-  <w:comment w:id="6" w:author="Александр А. Борисов" w:date="2025-01-09T12:33:00Z" w:initials="ААБ">
-    <w:p>
-      <w:pPr>
-        <w:pStyle w:val="a6"/>
-      </w:pPr>
-      <w:r>
-        <w:rPr>
-          <w:rStyle w:val="a5"/>
-        </w:rPr>
-        <w:annotationRef/>
-      </w:r>
-      <w:r>
-        <w:t>Применяется только в случае, когда изначально НДС отсутствует и в п. 4.1. указано без НДС</w:t>
-      </w:r>
-    </w:p>
-  </w:comment>
-  <w:comment w:id="7" w:author="Александр А. Борисов" w:date="2025-01-09T12:33:00Z" w:initials="ААБ">
-    <w:p>
-      <w:pPr>
-        <w:pStyle w:val="a6"/>
-      </w:pPr>
-      <w:r>
-        <w:rPr>
-          <w:rStyle w:val="a5"/>
-        </w:rPr>
-        <w:annotationRef/>
-      </w:r>
-      <w:r>
-        <w:t xml:space="preserve">Применяется только в случае, когда изначально НДС </w:t>
-      </w:r>
-      <w:r>
-        <w:t xml:space="preserve">менее 20% </w:t>
-      </w:r>
-      <w:r>
-        <w:t>в п. 4.1.</w:t>
-      </w:r>
-    </w:p>
-  </w:comment>
-  <w:comment w:id="8" w:author="Александр А. Борисов" w:date="2025-02-25T09:55:00Z" w:initials="ААБ">
-    <w:p>
-      <w:pPr>
-        <w:pStyle w:val="a6"/>
-      </w:pPr>
-      <w:r>
-        <w:rPr>
-          <w:rStyle w:val="a5"/>
-        </w:rPr>
-        <w:annotationRef/>
-      </w:r>
-      <w:r>
-        <w:t>Устанавливать менее указанного срока не рекомендуется</w:t>
-      </w:r>
-    </w:p>
-  </w:comment>
-  <w:comment w:id="9" w:author="Александр А. Борисов" w:date="2023-11-28T14:51:00Z" w:initials="ААБ">
-    <w:p>
-      <w:pPr>
-        <w:pStyle w:val="a6"/>
-      </w:pPr>
-      <w:r>
-        <w:rPr>
-          <w:rStyle w:val="a5"/>
-        </w:rPr>
-        <w:annotationRef/>
-      </w:r>
-      <w:r>
-        <w:t>Данное условие применяется только в случае, когда в п.1.2. Договора устанавливаются конкретные даты с «___» ____20 __г. по «__» _____ 20 __ г., а также договор заключается уже после начала срока оказания услуг.</w:t>
-      </w:r>
-    </w:p>
-  </w:comment>
-  <w:comment w:id="10" w:author="Александр А. Борисов" w:date="2025-02-04T09:50:00Z" w:initials="ААБ">
-    <w:p>
-      <w:pPr>
-        <w:pStyle w:val="a6"/>
-      </w:pPr>
-      <w:r>
-        <w:rPr>
-          <w:rStyle w:val="a5"/>
-        </w:rPr>
-        <w:annotationRef/>
-      </w:r>
-      <w:r>
-        <w:t xml:space="preserve">Необходимо внести соответствующий адрес </w:t>
-      </w:r>
-      <w:proofErr w:type="spellStart"/>
-      <w:r>
-        <w:t>эл.почты</w:t>
-      </w:r>
-      <w:proofErr w:type="spellEnd"/>
-    </w:p>
-    <w:p>
-      <w:pPr>
-        <w:pStyle w:val="a6"/>
-      </w:pPr>
-    </w:p>
-  </w:comment>
-  <w:comment w:id="11" w:author="Александр А. Борисов" w:date="2023-11-09T10:01:00Z" w:initials="ААБ">
-    <w:p>
-      <w:pPr>
-        <w:pStyle w:val="a6"/>
-      </w:pPr>
-      <w:r>
-        <w:rPr>
-          <w:rStyle w:val="a5"/>
-        </w:rPr>
-        <w:annotationRef/>
-      </w:r>
-      <w:r>
-        <w:t>Для юридических лиц</w:t>
-      </w:r>
-    </w:p>
-  </w:comment>
-  <w:comment w:id="12" w:author="Александр А. Борисов" w:date="2023-11-09T10:01:00Z" w:initials="ААБ">
-    <w:p>
-      <w:pPr>
-        <w:pStyle w:val="a6"/>
-      </w:pPr>
-      <w:r>
-        <w:rPr>
-          <w:rStyle w:val="a5"/>
-        </w:rPr>
-        <w:annotationRef/>
-      </w:r>
-      <w:r>
-        <w:t>Для индивидуальных предпринимателей</w:t>
-      </w:r>
-    </w:p>
-  </w:comment>
-  <w:comment w:id="13" w:author="Александр А. Борисов" w:date="2023-11-09T10:02:00Z" w:initials="ААБ">
-    <w:p>
-      <w:pPr>
-        <w:pStyle w:val="a6"/>
-      </w:pPr>
-      <w:r>
-        <w:rPr>
-          <w:rStyle w:val="a5"/>
-        </w:rPr>
-        <w:annotationRef/>
-      </w:r>
-      <w:r>
-        <w:t>Необходимо выбрать</w:t>
-      </w:r>
-    </w:p>
-  </w:comment>
-  <w:comment w:id="14" w:author="Александр А. Борисов" w:date="2023-11-09T10:02:00Z" w:initials="ААБ">
-    <w:p>
-      <w:pPr>
-        <w:pStyle w:val="a6"/>
-      </w:pPr>
-      <w:r>
-        <w:rPr>
-          <w:rStyle w:val="a5"/>
-        </w:rPr>
-        <w:annotationRef/>
-      </w:r>
-      <w:r>
-        <w:t>Необходимо выбрать</w:t>
-      </w:r>
-    </w:p>
-  </w:comment>
-</w:comments>
-</file>
-
-<file path=word/commentsExtended.xml><?xml version="1.0" encoding="utf-8"?>
-<w15:commentsEx xmlns:wpc="http://schemas.microsoft.com/office/word/2010/wordprocessingCanvas" xmlns:cx="http://schemas.microsoft.com/office/drawing/2014/chartex" xmlns:cx1="http://schemas.microsoft.com/office/drawing/2015/9/8/chartex" xmlns:cx2="http://schemas.microsoft.com/office/drawing/2015/10/21/chartex" xmlns:cx3="http://schemas.microsoft.com/office/drawing/2016/5/9/chartex" xmlns:cx4="http://schemas.microsoft.com/office/drawing/2016/5/10/chartex" xmlns:cx5="http://schemas.microsoft.com/office/drawing/2016/5/11/chartex" xmlns:cx6="http://schemas.microsoft.com/office/drawing/2016/5/12/chartex" xmlns:cx7="http://schemas.microsoft.com/office/drawing/2016/5/13/chartex" xmlns:cx8="http://schemas.microsoft.com/office/drawing/2016/5/14/chartex" xmlns:mc="http://schemas.openxmlformats.org/markup-compatibility/2006" xmlns:aink="http://schemas.microsoft.com/office/drawing/2016/ink" xmlns:am3d="http://schemas.microsoft.com/office/drawing/2017/model3d" xmlns:o="urn:schemas-microsoft-com:office:office" xmlns:r="http://schemas.openxmlformats.org/officeDocument/2006/relationships" xmlns:m="http://schemas.openxmlformats.org/officeDocument/2006/math" xmlns:v="urn:schemas-microsoft-com:vml" xmlns:wp14="http://schemas.microsoft.com/office/word/2010/wordprocessingDrawing" xmlns:wp="http://schemas.openxmlformats.org/drawingml/2006/wordprocessingDrawing" xmlns:w10="urn:schemas-microsoft-com:office:word" xmlns:w="http://schemas.openxmlformats.org/wordprocessingml/2006/main" xmlns:w14="http://schemas.microsoft.com/office/word/2010/wordml" xmlns:w15="http://schemas.microsoft.com/office/word/2012/wordml" xmlns:w16cex="http://schemas.microsoft.com/office/word/2018/wordml/cex" xmlns:w16cid="http://schemas.microsoft.com/office/word/2016/wordml/cid" xmlns:w16="http://schemas.microsoft.com/office/word/2018/wordml" xmlns:w16sdtdh="http://schemas.microsoft.com/office/word/2020/wordml/sdtdatahash" xmlns:w16se="http://schemas.microsoft.com/office/word/2015/wordml/symex" xmlns:wpg="http://schemas.microsoft.com/office/word/2010/wordprocessingGroup" xmlns:wpi="http://schemas.microsoft.com/office/word/2010/wordprocessingInk" xmlns:wne="http://schemas.microsoft.com/office/word/2006/wordml" xmlns:wps="http://schemas.microsoft.com/office/word/2010/wordprocessingShape" mc:Ignorable="w14 w15 w16se w16cid w16 w16cex w16sdtdh wp14">
-  <w15:commentEx w15:paraId="5A03A7BD" w15:done="0"/>
-  <w15:commentEx w15:paraId="5142AEF3" w15:done="0"/>
-  <w15:commentEx w15:paraId="66AFDF7E" w15:done="0"/>
-  <w15:commentEx w15:paraId="0BEE5D60" w15:done="0"/>
-  <w15:commentEx w15:paraId="47FB88A5" w15:done="0"/>
-  <w15:commentEx w15:paraId="55654007" w15:done="0"/>
-  <w15:commentEx w15:paraId="12107B55" w15:done="0"/>
-  <w15:commentEx w15:paraId="2D41DB53" w15:done="0"/>
-  <w15:commentEx w15:paraId="38B4F08F" w15:done="0"/>
-  <w15:commentEx w15:paraId="4E8FC5D9" w15:done="0"/>
-  <w15:commentEx w15:paraId="1557A2C6" w15:done="0"/>
-  <w15:commentEx w15:paraId="5B572671" w15:done="0"/>
-  <w15:commentEx w15:paraId="0A1977A0" w15:done="0"/>
-  <w15:commentEx w15:paraId="32728F62" w15:done="0"/>
-  <w15:commentEx w15:paraId="6C48F540" w15:done="0"/>
-</w15:commentsEx>
-</file>
-
-<file path=word/commentsExtensible.xml><?xml version="1.0" encoding="utf-8"?>
-<w16cex:commentsExtensible xmlns:wpc="http://schemas.microsoft.com/office/word/2010/wordprocessingCanvas" xmlns:cx="http://schemas.microsoft.com/office/drawing/2014/chartex" xmlns:cx1="http://schemas.microsoft.com/office/drawing/2015/9/8/chartex" xmlns:cx2="http://schemas.microsoft.com/office/drawing/2015/10/21/chartex" xmlns:cx3="http://schemas.microsoft.com/office/drawing/2016/5/9/chartex" xmlns:cx4="http://schemas.microsoft.com/office/drawing/2016/5/10/chartex" xmlns:cx5="http://schemas.microsoft.com/office/drawing/2016/5/11/chartex" xmlns:cx6="http://schemas.microsoft.com/office/drawing/2016/5/12/chartex" xmlns:cx7="http://schemas.microsoft.com/office/drawing/2016/5/13/chartex" xmlns:cx8="http://schemas.microsoft.com/office/drawing/2016/5/14/chartex" xmlns:mc="http://schemas.openxmlformats.org/markup-compatibility/2006" xmlns:aink="http://schemas.microsoft.com/office/drawing/2016/ink" xmlns:am3d="http://schemas.microsoft.com/office/drawing/2017/model3d" xmlns:o="urn:schemas-microsoft-com:office:office" xmlns:r="http://schemas.openxmlformats.org/officeDocument/2006/relationships" xmlns:m="http://schemas.openxmlformats.org/officeDocument/2006/math" xmlns:v="urn:schemas-microsoft-com:vml" xmlns:wp14="http://schemas.microsoft.com/office/word/2010/wordprocessingDrawing" xmlns:wp="http://schemas.openxmlformats.org/drawingml/2006/wordprocessingDrawing" xmlns:w10="urn:schemas-microsoft-com:office:word" xmlns:w="http://schemas.openxmlformats.org/wordprocessingml/2006/main" xmlns:w14="http://schemas.microsoft.com/office/word/2010/wordml" xmlns:w15="http://schemas.microsoft.com/office/word/2012/wordml" xmlns:w16cex="http://schemas.microsoft.com/office/word/2018/wordml/cex" xmlns:w16cid="http://schemas.microsoft.com/office/word/2016/wordml/cid" xmlns:w16="http://schemas.microsoft.com/office/word/2018/wordml" xmlns:w16sdtdh="http://schemas.microsoft.com/office/word/2020/wordml/sdtdatahash" xmlns:w16se="http://schemas.microsoft.com/office/word/2015/wordml/symex" xmlns:wpg="http://schemas.microsoft.com/office/word/2010/wordprocessingGroup" xmlns:wpi="http://schemas.microsoft.com/office/word/2010/wordprocessingInk" xmlns:wne="http://schemas.microsoft.com/office/word/2006/wordml" xmlns:wps="http://schemas.microsoft.com/office/word/2010/wordprocessingShape" mc:Ignorable="w14 w15 w16se w16cid w16 w16cex w16sdtdh wp14">
-  <w16cex:commentExtensible w16cex:durableId="6618B097" w16cex:dateUtc="2023-11-23T08:49:00Z"/>
-  <w16cex:commentExtensible w16cex:durableId="2B4C6055" w16cex:dateUtc="2025-02-04T06:45:00Z"/>
-  <w16cex:commentExtensible w16cex:durableId="2B4C6070" w16cex:dateUtc="2025-02-04T06:46:00Z"/>
-  <w16cex:commentExtensible w16cex:durableId="2B4C5F5A" w16cex:dateUtc="2025-02-04T06:41:00Z"/>
-  <w16cex:commentExtensible w16cex:durableId="2B4C6090" w16cex:dateUtc="2025-02-04T06:46:00Z"/>
-  <w16cex:commentExtensible w16cex:durableId="2B2A4105" w16cex:dateUtc="2025-01-09T09:35:00Z"/>
-  <w16cex:commentExtensible w16cex:durableId="2B2A40A3" w16cex:dateUtc="2025-01-09T09:33:00Z"/>
-  <w16cex:commentExtensible w16cex:durableId="2BFD028B" w16cex:dateUtc="2025-01-09T09:33:00Z"/>
-  <w16cex:commentExtensible w16cex:durableId="2B681227" w16cex:dateUtc="2025-02-25T06:55:00Z"/>
-  <w16cex:commentExtensible w16cex:durableId="366A5E0D" w16cex:dateUtc="2023-11-28T11:51:00Z"/>
-  <w16cex:commentExtensible w16cex:durableId="2B4C614F" w16cex:dateUtc="2025-02-04T06:50:00Z"/>
-  <w16cex:commentExtensible w16cex:durableId="592D9360" w16cex:dateUtc="2023-11-09T07:01:00Z"/>
-  <w16cex:commentExtensible w16cex:durableId="087CD466" w16cex:dateUtc="2023-11-09T07:01:00Z"/>
-  <w16cex:commentExtensible w16cex:durableId="7474ACBB" w16cex:dateUtc="2023-11-09T07:02:00Z"/>
-  <w16cex:commentExtensible w16cex:durableId="0378338C" w16cex:dateUtc="2023-11-09T07:02:00Z"/>
-</w16cex:commentsExtensible>
-</file>
-
-<file path=word/commentsIds.xml><?xml version="1.0" encoding="utf-8"?>
-<w16cid:commentsIds xmlns:wpc="http://schemas.microsoft.com/office/word/2010/wordprocessingCanvas" xmlns:cx="http://schemas.microsoft.com/office/drawing/2014/chartex" xmlns:cx1="http://schemas.microsoft.com/office/drawing/2015/9/8/chartex" xmlns:cx2="http://schemas.microsoft.com/office/drawing/2015/10/21/chartex" xmlns:cx3="http://schemas.microsoft.com/office/drawing/2016/5/9/chartex" xmlns:cx4="http://schemas.microsoft.com/office/drawing/2016/5/10/chartex" xmlns:cx5="http://schemas.microsoft.com/office/drawing/2016/5/11/chartex" xmlns:cx6="http://schemas.microsoft.com/office/drawing/2016/5/12/chartex" xmlns:cx7="http://schemas.microsoft.com/office/drawing/2016/5/13/chartex" xmlns:cx8="http://schemas.microsoft.com/office/drawing/2016/5/14/chartex" xmlns:mc="http://schemas.openxmlformats.org/markup-compatibility/2006" xmlns:aink="http://schemas.microsoft.com/office/drawing/2016/ink" xmlns:am3d="http://schemas.microsoft.com/office/drawing/2017/model3d" xmlns:o="urn:schemas-microsoft-com:office:office" xmlns:r="http://schemas.openxmlformats.org/officeDocument/2006/relationships" xmlns:m="http://schemas.openxmlformats.org/officeDocument/2006/math" xmlns:v="urn:schemas-microsoft-com:vml" xmlns:wp14="http://schemas.microsoft.com/office/word/2010/wordprocessingDrawing" xmlns:wp="http://schemas.openxmlformats.org/drawingml/2006/wordprocessingDrawing" xmlns:w10="urn:schemas-microsoft-com:office:word" xmlns:w="http://schemas.openxmlformats.org/wordprocessingml/2006/main" xmlns:w14="http://schemas.microsoft.com/office/word/2010/wordml" xmlns:w15="http://schemas.microsoft.com/office/word/2012/wordml" xmlns:w16cex="http://schemas.microsoft.com/office/word/2018/wordml/cex" xmlns:w16cid="http://schemas.microsoft.com/office/word/2016/wordml/cid" xmlns:w16="http://schemas.microsoft.com/office/word/2018/wordml" xmlns:w16sdtdh="http://schemas.microsoft.com/office/word/2020/wordml/sdtdatahash" xmlns:w16se="http://schemas.microsoft.com/office/word/2015/wordml/symex" xmlns:wpg="http://schemas.microsoft.com/office/word/2010/wordprocessingGroup" xmlns:wpi="http://schemas.microsoft.com/office/word/2010/wordprocessingInk" xmlns:wne="http://schemas.microsoft.com/office/word/2006/wordml" xmlns:wps="http://schemas.microsoft.com/office/word/2010/wordprocessingShape" mc:Ignorable="w14 w15 w16se w16cid w16 w16cex w16sdtdh wp14">
-  <w16cid:commentId w16cid:paraId="5A03A7BD" w16cid:durableId="6618B097"/>
-  <w16cid:commentId w16cid:paraId="5142AEF3" w16cid:durableId="2B4C6055"/>
-  <w16cid:commentId w16cid:paraId="66AFDF7E" w16cid:durableId="2B4C6070"/>
-  <w16cid:commentId w16cid:paraId="0BEE5D60" w16cid:durableId="2B4C5F5A"/>
-  <w16cid:commentId w16cid:paraId="47FB88A5" w16cid:durableId="2B4C6090"/>
-  <w16cid:commentId w16cid:paraId="55654007" w16cid:durableId="2B2A4105"/>
-  <w16cid:commentId w16cid:paraId="12107B55" w16cid:durableId="2B2A40A3"/>
-  <w16cid:commentId w16cid:paraId="2D41DB53" w16cid:durableId="2BFD028B"/>
-  <w16cid:commentId w16cid:paraId="38B4F08F" w16cid:durableId="2B681227"/>
-  <w16cid:commentId w16cid:paraId="4E8FC5D9" w16cid:durableId="366A5E0D"/>
-  <w16cid:commentId w16cid:paraId="1557A2C6" w16cid:durableId="2B4C614F"/>
-  <w16cid:commentId w16cid:paraId="5B572671" w16cid:durableId="592D9360"/>
-  <w16cid:commentId w16cid:paraId="0A1977A0" w16cid:durableId="087CD466"/>
-  <w16cid:commentId w16cid:paraId="32728F62" w16cid:durableId="7474ACBB"/>
-  <w16cid:commentId w16cid:paraId="6C48F540" w16cid:durableId="0378338C"/>
-</w16cid:commentsIds>
-</file>
-
 <file path=word/numbering.xml><?xml version="1.0" encoding="utf-8"?>
 <w:numbering xmlns:wpc="http://schemas.microsoft.com/office/word/2010/wordprocessingCanvas" xmlns:cx="http://schemas.microsoft.com/office/drawing/2014/chartex" xmlns:cx1="http://schemas.microsoft.com/office/drawing/2015/9/8/chartex" xmlns:cx2="http://schemas.microsoft.com/office/drawing/2015/10/21/chartex" xmlns:cx3="http://schemas.microsoft.com/office/drawing/2016/5/9/chartex" xmlns:cx4="http://schemas.microsoft.com/office/drawing/2016/5/10/chartex" xmlns:cx5="http://schemas.microsoft.com/office/drawing/2016/5/11/chartex" xmlns:cx6="http://schemas.microsoft.com/office/drawing/2016/5/12/chartex" xmlns:cx7="http://schemas.microsoft.com/office/drawing/2016/5/13/chartex" xmlns:cx8="http://schemas.microsoft.com/office/drawing/2016/5/14/chartex" xmlns:mc="http://schemas.openxmlformats.org/markup-compatibility/2006" xmlns:aink="http://schemas.microsoft.com/office/drawing/2016/ink" xmlns:am3d="http://schemas.microsoft.com/office/drawing/2017/model3d" xmlns:o="urn:schemas-microsoft-com:office:office" xmlns:r="http://schemas.openxmlformats.org/officeDocument/2006/relationships" xmlns:m="http://schemas.openxmlformats.org/officeDocument/2006/math" xmlns:v="urn:schemas-microsoft-com:vml" xmlns:wp14="http://schemas.microsoft.com/office/word/2010/wordprocessingDrawing" xmlns:wp="http://schemas.openxmlformats.org/drawingml/2006/wordprocessingDrawing" xmlns:w10="urn:schemas-microsoft-com:office:word" xmlns:w="http://schemas.openxmlformats.org/wordprocessingml/2006/main" xmlns:w14="http://schemas.microsoft.com/office/word/2010/wordml" xmlns:w15="http://schemas.microsoft.com/office/word/2012/wordml" xmlns:w16cex="http://schemas.microsoft.com/office/word/2018/wordml/cex" xmlns:w16cid="http://schemas.microsoft.com/office/word/2016/wordml/cid" xmlns:w16="http://schemas.microsoft.com/office/word/2018/wordml" xmlns:w16sdtdh="http://schemas.microsoft.com/office/word/2020/wordml/sdtdatahash" xmlns:w16se="http://schemas.microsoft.com/office/word/2015/wordml/symex" xmlns:wpg="http://schemas.microsoft.com/office/word/2010/wordprocessingGroup" xmlns:wpi="http://schemas.microsoft.com/office/word/2010/wordprocessingInk" xmlns:wne="http://schemas.microsoft.com/office/word/2006/wordml" xmlns:wps="http://schemas.microsoft.com/office/word/2010/wordprocessingShape" mc:Ignorable="w14 w15 w16se w16cid w16 w16cex w16sdtdh wp14">
   <w:abstractNum w:abstractNumId="0" w15:restartNumberingAfterBreak="0">
@@ -12077,14 +11666,6 @@
     <w:abstractNumId w:val="2"/>
   </w:num>
 </w:numbering>
-</file>
-
-<file path=word/people.xml><?xml version="1.0" encoding="utf-8"?>
-<w15:people xmlns:wpc="http://schemas.microsoft.com/office/word/2010/wordprocessingCanvas" xmlns:cx="http://schemas.microsoft.com/office/drawing/2014/chartex" xmlns:cx1="http://schemas.microsoft.com/office/drawing/2015/9/8/chartex" xmlns:cx2="http://schemas.microsoft.com/office/drawing/2015/10/21/chartex" xmlns:cx3="http://schemas.microsoft.com/office/drawing/2016/5/9/chartex" xmlns:cx4="http://schemas.microsoft.com/office/drawing/2016/5/10/chartex" xmlns:cx5="http://schemas.microsoft.com/office/drawing/2016/5/11/chartex" xmlns:cx6="http://schemas.microsoft.com/office/drawing/2016/5/12/chartex" xmlns:cx7="http://schemas.microsoft.com/office/drawing/2016/5/13/chartex" xmlns:cx8="http://schemas.microsoft.com/office/drawing/2016/5/14/chartex" xmlns:mc="http://schemas.openxmlformats.org/markup-compatibility/2006" xmlns:aink="http://schemas.microsoft.com/office/drawing/2016/ink" xmlns:am3d="http://schemas.microsoft.com/office/drawing/2017/model3d" xmlns:o="urn:schemas-microsoft-com:office:office" xmlns:r="http://schemas.openxmlformats.org/officeDocument/2006/relationships" xmlns:m="http://schemas.openxmlformats.org/officeDocument/2006/math" xmlns:v="urn:schemas-microsoft-com:vml" xmlns:wp14="http://schemas.microsoft.com/office/word/2010/wordprocessingDrawing" xmlns:wp="http://schemas.openxmlformats.org/drawingml/2006/wordprocessingDrawing" xmlns:w10="urn:schemas-microsoft-com:office:word" xmlns:w="http://schemas.openxmlformats.org/wordprocessingml/2006/main" xmlns:w14="http://schemas.microsoft.com/office/word/2010/wordml" xmlns:w15="http://schemas.microsoft.com/office/word/2012/wordml" xmlns:w16cex="http://schemas.microsoft.com/office/word/2018/wordml/cex" xmlns:w16cid="http://schemas.microsoft.com/office/word/2016/wordml/cid" xmlns:w16="http://schemas.microsoft.com/office/word/2018/wordml" xmlns:w16sdtdh="http://schemas.microsoft.com/office/word/2020/wordml/sdtdatahash" xmlns:w16se="http://schemas.microsoft.com/office/word/2015/wordml/symex" xmlns:wpg="http://schemas.microsoft.com/office/word/2010/wordprocessingGroup" xmlns:wpi="http://schemas.microsoft.com/office/word/2010/wordprocessingInk" xmlns:wne="http://schemas.microsoft.com/office/word/2006/wordml" xmlns:wps="http://schemas.microsoft.com/office/word/2010/wordprocessingShape" mc:Ignorable="w14 w15 w16se w16cid w16 w16cex w16sdtdh wp14">
-  <w15:person w15:author="Александр А. Борисов">
-    <w15:presenceInfo w15:providerId="AD" w15:userId="S-1-5-21-2472377535-3900209669-135479564-1555"/>
-  </w15:person>
-</w15:people>
 </file>
 
 <file path=word/styles.xml><?xml version="1.0" encoding="utf-8"?>
